--- a/examples/劝学/劝学_说课稿.docx
+++ b/examples/劝学/劝学_说课稿.docx
@@ -641,7 +641,7 @@
           <w:rFonts w:ascii="微软雅黑" w:eastAsia="微软雅黑" w:hAnsi="微软雅黑" w:cs="微软雅黑" w:hint="eastAsia"/>
           <w:lang w:eastAsia="zh-CN"/>
         </w:rPr>
-        <w:t>（与教学点一一对应）：</w:t>
+        <w:t>（三条各落一个不同的素养维度，与教学点一一对应，文字与母本一致）：</w:t>
       </w:r>
     </w:p>
     <w:p>
@@ -657,9 +657,87 @@
       <w:r>
         <w:rPr>
           <w:rFonts w:ascii="微软雅黑" w:eastAsia="微软雅黑" w:hAnsi="微软雅黑" w:cs="微软雅黑" w:hint="eastAsia"/>
+          <w:b/>
           <w:lang w:eastAsia="zh-CN"/>
         </w:rPr>
-        <w:t>学生能指出「于」「而」两字在文中的不同用法（「取之于蓝」表来源／「青于蓝」表比较／「而青于蓝」表转折），并由这一层读出「青于蓝」说的不是「变青了」，而是「比来源更青」；能说出「輮使之然也」中「然」所指代的内容。</w:t>
+        <w:t>语言建构与运用</w:t>
+      </w:r>
+      <w:r>
+        <w:rPr>
+          <w:rFonts w:ascii="微软雅黑" w:eastAsia="微软雅黑" w:hAnsi="微软雅黑" w:cs="微软雅黑" w:hint="eastAsia"/>
+          <w:lang w:eastAsia="zh-CN"/>
+        </w:rPr>
+        <w:t>｜学生能指出「于」「而」两字在文中的不同用法</w:t>
+      </w:r>
+      <w:r>
+        <w:t>——</w:t>
+      </w:r>
+      <w:r>
+        <w:rPr>
+          <w:rFonts w:ascii="微软雅黑" w:eastAsia="微软雅黑" w:hAnsi="微软雅黑" w:cs="微软雅黑" w:hint="eastAsia"/>
+          <w:lang w:eastAsia="zh-CN"/>
+        </w:rPr>
+        <w:t>「取之</w:t>
+      </w:r>
+      <w:r>
+        <w:rPr>
+          <w:rFonts w:ascii="微软雅黑" w:eastAsia="微软雅黑" w:hAnsi="微软雅黑" w:cs="微软雅黑" w:hint="eastAsia"/>
+          <w:b/>
+          <w:lang w:eastAsia="zh-CN"/>
+        </w:rPr>
+        <w:t>于</w:t>
+      </w:r>
+      <w:r>
+        <w:rPr>
+          <w:rFonts w:ascii="微软雅黑" w:eastAsia="微软雅黑" w:hAnsi="微软雅黑" w:cs="微软雅黑" w:hint="eastAsia"/>
+          <w:lang w:eastAsia="zh-CN"/>
+        </w:rPr>
+        <w:t>蓝」（表来源）与「青</w:t>
+      </w:r>
+      <w:r>
+        <w:rPr>
+          <w:rFonts w:ascii="微软雅黑" w:eastAsia="微软雅黑" w:hAnsi="微软雅黑" w:cs="微软雅黑" w:hint="eastAsia"/>
+          <w:b/>
+          <w:lang w:eastAsia="zh-CN"/>
+        </w:rPr>
+        <w:t>于</w:t>
+      </w:r>
+      <w:r>
+        <w:rPr>
+          <w:rFonts w:ascii="微软雅黑" w:eastAsia="微软雅黑" w:hAnsi="微软雅黑" w:cs="微软雅黑" w:hint="eastAsia"/>
+          <w:lang w:eastAsia="zh-CN"/>
+        </w:rPr>
+        <w:t>蓝」（表比较）、「而青于蓝」（表转折），并</w:t>
+      </w:r>
+      <w:r>
+        <w:rPr>
+          <w:rFonts w:ascii="微软雅黑" w:eastAsia="微软雅黑" w:hAnsi="微软雅黑" w:cs="微软雅黑" w:hint="eastAsia"/>
+          <w:b/>
+          <w:lang w:eastAsia="zh-CN"/>
+        </w:rPr>
+        <w:t>由这一层读出</w:t>
+      </w:r>
+      <w:r>
+        <w:rPr>
+          <w:rFonts w:ascii="微软雅黑" w:eastAsia="微软雅黑" w:hAnsi="微软雅黑" w:cs="微软雅黑" w:hint="eastAsia"/>
+          <w:lang w:eastAsia="zh-CN"/>
+        </w:rPr>
+        <w:t>「青于蓝」说的不是「变青了」，而是「比来源更青」；能说出「輮使之</w:t>
+      </w:r>
+      <w:r>
+        <w:rPr>
+          <w:rFonts w:ascii="微软雅黑" w:eastAsia="微软雅黑" w:hAnsi="微软雅黑" w:cs="微软雅黑" w:hint="eastAsia"/>
+          <w:b/>
+          <w:lang w:eastAsia="zh-CN"/>
+        </w:rPr>
+        <w:t>然</w:t>
+      </w:r>
+      <w:r>
+        <w:rPr>
+          <w:rFonts w:ascii="微软雅黑" w:eastAsia="微软雅黑" w:hAnsi="微软雅黑" w:cs="微软雅黑" w:hint="eastAsia"/>
+          <w:lang w:eastAsia="zh-CN"/>
+        </w:rPr>
+        <w:t>也」中「然」所指代的内容。</w:t>
       </w:r>
     </w:p>
     <w:p>
@@ -675,9 +753,32 @@
       <w:r>
         <w:rPr>
           <w:rFonts w:ascii="微软雅黑" w:eastAsia="微软雅黑" w:hAnsi="微软雅黑" w:cs="微软雅黑" w:hint="eastAsia"/>
+          <w:b/>
           <w:lang w:eastAsia="zh-CN"/>
         </w:rPr>
-        <w:t>学生能归纳第一段五处比喻的取象共同点（都指向「改变」），并说明把「青，取之于蓝，而青于蓝」改成「学习能使人进步」会失去什么。</w:t>
+        <w:t>审美鉴赏与创造</w:t>
+      </w:r>
+      <w:r>
+        <w:rPr>
+          <w:rFonts w:ascii="微软雅黑" w:eastAsia="微软雅黑" w:hAnsi="微软雅黑" w:cs="微软雅黑" w:hint="eastAsia"/>
+          <w:lang w:eastAsia="zh-CN"/>
+        </w:rPr>
+        <w:t>｜学生能归纳第一段五处比喻的</w:t>
+      </w:r>
+      <w:r>
+        <w:rPr>
+          <w:rFonts w:ascii="微软雅黑" w:eastAsia="微软雅黑" w:hAnsi="微软雅黑" w:cs="微软雅黑" w:hint="eastAsia"/>
+          <w:b/>
+          <w:lang w:eastAsia="zh-CN"/>
+        </w:rPr>
+        <w:t>取象共同点</w:t>
+      </w:r>
+      <w:r>
+        <w:rPr>
+          <w:rFonts w:ascii="微软雅黑" w:eastAsia="微软雅黑" w:hAnsi="微软雅黑" w:cs="微软雅黑" w:hint="eastAsia"/>
+          <w:lang w:eastAsia="zh-CN"/>
+        </w:rPr>
+        <w:t>（都指向「改变」），并说明把「青，取之于蓝，而青于蓝」改成「学习能使人进步」会失去什么。</w:t>
       </w:r>
     </w:p>
     <w:p>
@@ -693,9 +794,32 @@
       <w:r>
         <w:rPr>
           <w:rFonts w:ascii="微软雅黑" w:eastAsia="微软雅黑" w:hAnsi="微软雅黑" w:cs="微软雅黑" w:hint="eastAsia"/>
+          <w:b/>
           <w:lang w:eastAsia="zh-CN"/>
         </w:rPr>
-        <w:t>学生能找出第二段四处「假于物」的例子与第三段三组正反对照，说出作者是如何从「借力」与「积累」两个角度把「学不可以已」讲成立的。</w:t>
+        <w:t>思维发展与提升</w:t>
+      </w:r>
+      <w:r>
+        <w:rPr>
+          <w:rFonts w:ascii="微软雅黑" w:eastAsia="微软雅黑" w:hAnsi="微软雅黑" w:cs="微软雅黑" w:hint="eastAsia"/>
+          <w:lang w:eastAsia="zh-CN"/>
+        </w:rPr>
+        <w:t>｜学生能找出第二段四处「假于物」的例子与第三段三组</w:t>
+      </w:r>
+      <w:r>
+        <w:rPr>
+          <w:rFonts w:ascii="微软雅黑" w:eastAsia="微软雅黑" w:hAnsi="微软雅黑" w:cs="微软雅黑" w:hint="eastAsia"/>
+          <w:b/>
+          <w:lang w:eastAsia="zh-CN"/>
+        </w:rPr>
+        <w:t>正反对照</w:t>
+      </w:r>
+      <w:r>
+        <w:rPr>
+          <w:rFonts w:ascii="微软雅黑" w:eastAsia="微软雅黑" w:hAnsi="微软雅黑" w:cs="微软雅黑" w:hint="eastAsia"/>
+          <w:lang w:eastAsia="zh-CN"/>
+        </w:rPr>
+        <w:t>，说出作者是如何从「借力」与「积累」两个角度把「学不可以已」讲成立的。</w:t>
       </w:r>
     </w:p>
     <w:p>

--- a/examples/劝学/劝学_说课稿.docx
+++ b/examples/劝学/劝学_说课稿.docx
@@ -5,190 +5,369 @@
     <w:p>
       <w:pPr>
         <w:pStyle w:val="Heading1"/>
-        <w:spacing w:line="336" w:lineRule="auto"/>
         <w:jc w:val="center"/>
       </w:pPr>
       <w:r>
         <w:rPr>
-          <w:rFonts w:ascii="微软雅黑" w:hAnsi="微软雅黑" w:eastAsia="微软雅黑" w:cs="微软雅黑" w:hint="eastAsia"/>
-          <w:b w:val="0"/>
-          <w:color w:val="111827"/>
-          <w:sz w:val="48"/>
+          <w:rFonts w:ascii="宋体" w:hAnsi="宋体" w:eastAsia="宋体" w:cs="宋体" w:hint="eastAsia"/>
+          <w:sz w:val="44"/>
           <w:lang w:eastAsia="zh-CN"/>
         </w:rPr>
         <w:t>《劝学》说课稿</w:t>
       </w:r>
+      <w:r/>
     </w:p>
     <w:p>
       <w:pPr>
-        <w:spacing w:before="0" w:after="0"/>
-        <w:jc w:val="both"/>
+        <w:ind w:firstLine="0"/>
+        <w:jc w:val="center"/>
       </w:pPr>
       <w:r>
-        <w:t xml:space="preserve">  </w:t>
-      </w:r>
-      <w:r>
         <w:rPr>
-          <w:rFonts w:ascii="微软雅黑" w:eastAsia="微软雅黑" w:hAnsi="微软雅黑" w:cs="微软雅黑" w:hint="eastAsia"/>
+          <w:rFonts w:ascii="宋体" w:eastAsia="宋体" w:hAnsi="宋体" w:cs="宋体" w:hint="eastAsia"/>
+          <w:color w:val="4B463F"/>
+          <w:sz w:val="21"/>
           <w:lang w:eastAsia="zh-CN"/>
         </w:rPr>
-        <w:t>统编版高中语文必修上册第六单元</w:t>
-      </w:r>
-      <w:r>
+        <w:t>课前说课（检查性）｜</w:t>
+      </w:r>
+      <w:r>
+        <w:rPr>
+          <w:color w:val="4B463F"/>
+          <w:sz w:val="21"/>
+        </w:rPr>
         <w:t xml:space="preserve"> </w:t>
       </w:r>
       <w:r>
         <w:rPr>
-          <w:rFonts w:ascii="微软雅黑" w:eastAsia="微软雅黑" w:hAnsi="微软雅黑" w:cs="微软雅黑" w:hint="eastAsia"/>
+          <w:rFonts w:ascii="宋体" w:eastAsia="宋体" w:hAnsi="宋体" w:cs="宋体" w:hint="eastAsia"/>
+          <w:color w:val="4B463F"/>
+          <w:sz w:val="21"/>
+          <w:lang w:eastAsia="zh-CN"/>
+        </w:rPr>
+        <w:t>建议说课时长</w:t>
+      </w:r>
+      <w:r>
+        <w:rPr>
+          <w:color w:val="4B463F"/>
+          <w:sz w:val="21"/>
+        </w:rPr>
+        <w:t xml:space="preserve"> 15 </w:t>
+      </w:r>
+      <w:r>
+        <w:rPr>
+          <w:rFonts w:ascii="宋体" w:eastAsia="宋体" w:hAnsi="宋体" w:cs="宋体" w:hint="eastAsia"/>
+          <w:color w:val="4B463F"/>
+          <w:sz w:val="21"/>
+          <w:lang w:eastAsia="zh-CN"/>
+        </w:rPr>
+        <w:t>分钟</w:t>
+      </w:r>
+      <w:r>
+        <w:rPr>
+          <w:color w:val="4B463F"/>
+          <w:sz w:val="21"/>
+        </w:rPr>
+        <w:t xml:space="preserve"> </w:t>
+      </w:r>
+      <w:r>
+        <w:rPr>
+          <w:rFonts w:ascii="宋体" w:eastAsia="宋体" w:hAnsi="宋体" w:cs="宋体" w:hint="eastAsia"/>
+          <w:color w:val="4B463F"/>
+          <w:sz w:val="21"/>
           <w:lang w:eastAsia="zh-CN"/>
         </w:rPr>
         <w:t>｜</w:t>
       </w:r>
       <w:r>
+        <w:rPr>
+          <w:color w:val="4B463F"/>
+          <w:sz w:val="21"/>
+        </w:rPr>
         <w:t xml:space="preserve"> </w:t>
       </w:r>
       <w:r>
         <w:rPr>
-          <w:rFonts w:ascii="微软雅黑" w:eastAsia="微软雅黑" w:hAnsi="微软雅黑" w:cs="微软雅黑" w:hint="eastAsia"/>
+          <w:rFonts w:ascii="宋体" w:eastAsia="宋体" w:hAnsi="宋体" w:cs="宋体" w:hint="eastAsia"/>
+          <w:color w:val="4B463F"/>
+          <w:sz w:val="21"/>
           <w:lang w:eastAsia="zh-CN"/>
         </w:rPr>
-        <w:t>单篇精读</w:t>
-      </w:r>
-      <w:r>
-        <w:t xml:space="preserve"> </w:t>
+        <w:t>正文约</w:t>
       </w:r>
       <w:r>
         <w:rPr>
-          <w:rFonts w:ascii="微软雅黑" w:eastAsia="微软雅黑" w:hAnsi="微软雅黑" w:cs="微软雅黑" w:hint="eastAsia"/>
+          <w:color w:val="4B463F"/>
+          <w:sz w:val="21"/>
+        </w:rPr>
+        <w:t xml:space="preserve"> 3500 </w:t>
+      </w:r>
+      <w:r>
+        <w:rPr>
+          <w:rFonts w:ascii="宋体" w:eastAsia="宋体" w:hAnsi="宋体" w:cs="宋体" w:hint="eastAsia"/>
+          <w:color w:val="4B463F"/>
+          <w:sz w:val="21"/>
           <w:lang w:eastAsia="zh-CN"/>
         </w:rPr>
-        <w:t>｜</w:t>
-      </w:r>
-      <w:r>
-        <w:t xml:space="preserve"> 3 </w:t>
+        <w:t>字（不含表格）｜</w:t>
       </w:r>
       <w:r>
         <w:rPr>
-          <w:rFonts w:ascii="微软雅黑" w:eastAsia="微软雅黑" w:hAnsi="微软雅黑" w:cs="微软雅黑" w:hint="eastAsia"/>
+          <w:color w:val="4B463F"/>
+          <w:sz w:val="21"/>
+        </w:rPr>
+        <w:t xml:space="preserve"> </w:t>
+      </w:r>
+      <w:r>
+        <w:rPr>
+          <w:rFonts w:ascii="宋体" w:eastAsia="宋体" w:hAnsi="宋体" w:cs="宋体" w:hint="eastAsia"/>
+          <w:color w:val="4B463F"/>
+          <w:sz w:val="21"/>
           <w:lang w:eastAsia="zh-CN"/>
         </w:rPr>
-        <w:t>课时</w:t>
-      </w:r>
-      <w:r>
-        <w:t xml:space="preserve"> </w:t>
+        <w:t>说教学过程</w:t>
       </w:r>
       <w:r>
         <w:rPr>
-          <w:rFonts w:ascii="微软雅黑" w:eastAsia="微软雅黑" w:hAnsi="微软雅黑" w:cs="微软雅黑" w:hint="eastAsia"/>
+          <w:color w:val="4B463F"/>
+          <w:sz w:val="21"/>
+        </w:rPr>
+        <w:t xml:space="preserve"> 1548 </w:t>
+      </w:r>
+      <w:r>
+        <w:rPr>
+          <w:rFonts w:ascii="宋体" w:eastAsia="宋体" w:hAnsi="宋体" w:cs="宋体" w:hint="eastAsia"/>
+          <w:color w:val="4B463F"/>
+          <w:sz w:val="21"/>
           <w:lang w:eastAsia="zh-CN"/>
         </w:rPr>
-        <w:t>｜</w:t>
-      </w:r>
-      <w:r>
-        <w:t xml:space="preserve"> </w:t>
+        <w:t>字，为全稿最大单节（</w:t>
       </w:r>
       <w:r>
         <w:rPr>
-          <w:rFonts w:ascii="微软雅黑" w:eastAsia="微软雅黑" w:hAnsi="微软雅黑" w:cs="微软雅黑" w:hint="eastAsia"/>
+          <w:color w:val="4B463F"/>
+          <w:sz w:val="21"/>
+        </w:rPr>
+        <w:t>44%</w:t>
+      </w:r>
+      <w:r>
+        <w:rPr>
+          <w:rFonts w:ascii="宋体" w:eastAsia="宋体" w:hAnsi="宋体" w:cs="宋体" w:hint="eastAsia"/>
+          <w:color w:val="4B463F"/>
+          <w:sz w:val="21"/>
           <w:lang w:eastAsia="zh-CN"/>
         </w:rPr>
-        <w:t>重点校学情</w:t>
-      </w:r>
+        <w:t>）</w:t>
+      </w:r>
+      <w:r/>
+    </w:p>
+    <w:p>
+      <w:pPr>
+        <w:ind w:firstLine="0"/>
+        <w:jc w:val="center"/>
+      </w:pPr>
+      <w:r>
+        <w:rPr>
+          <w:rFonts w:ascii="宋体" w:eastAsia="宋体" w:hAnsi="宋体" w:cs="宋体" w:hint="eastAsia"/>
+          <w:color w:val="4B463F"/>
+          <w:sz w:val="21"/>
+          <w:lang w:eastAsia="zh-CN"/>
+        </w:rPr>
+        <w:t>字数口径：按正常语速</w:t>
+      </w:r>
+      <w:r>
+        <w:rPr>
+          <w:color w:val="4B463F"/>
+          <w:sz w:val="21"/>
+        </w:rPr>
+        <w:t xml:space="preserve"> 180—220 </w:t>
+      </w:r>
+      <w:r>
+        <w:rPr>
+          <w:rFonts w:ascii="宋体" w:eastAsia="宋体" w:hAnsi="宋体" w:cs="宋体" w:hint="eastAsia"/>
+          <w:color w:val="4B463F"/>
+          <w:sz w:val="21"/>
+          <w:lang w:eastAsia="zh-CN"/>
+        </w:rPr>
+        <w:t>字</w:t>
+      </w:r>
+      <w:r>
+        <w:rPr>
+          <w:color w:val="4B463F"/>
+          <w:sz w:val="21"/>
+        </w:rPr>
+        <w:t>/</w:t>
+      </w:r>
+      <w:r>
+        <w:rPr>
+          <w:rFonts w:ascii="宋体" w:eastAsia="宋体" w:hAnsi="宋体" w:cs="宋体" w:hint="eastAsia"/>
+          <w:color w:val="4B463F"/>
+          <w:sz w:val="21"/>
+          <w:lang w:eastAsia="zh-CN"/>
+        </w:rPr>
+        <w:t>分钟，</w:t>
+      </w:r>
+      <w:r>
+        <w:rPr>
+          <w:color w:val="4B463F"/>
+          <w:sz w:val="21"/>
+        </w:rPr>
+        <w:t xml:space="preserve">15 </w:t>
+      </w:r>
+      <w:r>
+        <w:rPr>
+          <w:rFonts w:ascii="宋体" w:eastAsia="宋体" w:hAnsi="宋体" w:cs="宋体" w:hint="eastAsia"/>
+          <w:color w:val="4B463F"/>
+          <w:sz w:val="21"/>
+          <w:lang w:eastAsia="zh-CN"/>
+        </w:rPr>
+        <w:t>分钟说课的正文建议</w:t>
+      </w:r>
+      <w:r>
+        <w:rPr>
+          <w:color w:val="4B463F"/>
+          <w:sz w:val="21"/>
+        </w:rPr>
+        <w:t xml:space="preserve"> 2700—3300 </w:t>
+      </w:r>
+      <w:r>
+        <w:rPr>
+          <w:rFonts w:ascii="宋体" w:eastAsia="宋体" w:hAnsi="宋体" w:cs="宋体" w:hint="eastAsia"/>
+          <w:color w:val="4B463F"/>
+          <w:sz w:val="21"/>
+          <w:lang w:eastAsia="zh-CN"/>
+        </w:rPr>
+        <w:t>字。本稿正文</w:t>
+      </w:r>
+      <w:r>
+        <w:rPr>
+          <w:color w:val="4B463F"/>
+          <w:sz w:val="21"/>
+        </w:rPr>
+        <w:t xml:space="preserve"> 3500 </w:t>
+      </w:r>
+      <w:r>
+        <w:rPr>
+          <w:rFonts w:ascii="宋体" w:eastAsia="宋体" w:hAnsi="宋体" w:cs="宋体" w:hint="eastAsia"/>
+          <w:color w:val="4B463F"/>
+          <w:sz w:val="21"/>
+          <w:lang w:eastAsia="zh-CN"/>
+        </w:rPr>
+        <w:t>字，实讲约</w:t>
+      </w:r>
+      <w:r>
+        <w:rPr>
+          <w:color w:val="4B463F"/>
+          <w:sz w:val="21"/>
+        </w:rPr>
+        <w:t xml:space="preserve"> 16 </w:t>
+      </w:r>
+      <w:r>
+        <w:rPr>
+          <w:rFonts w:ascii="宋体" w:eastAsia="宋体" w:hAnsi="宋体" w:cs="宋体" w:hint="eastAsia"/>
+          <w:color w:val="4B463F"/>
+          <w:sz w:val="21"/>
+          <w:lang w:eastAsia="zh-CN"/>
+        </w:rPr>
+        <w:t>分钟；如需严格卡在</w:t>
+      </w:r>
+      <w:r>
+        <w:rPr>
+          <w:color w:val="4B463F"/>
+          <w:sz w:val="21"/>
+        </w:rPr>
+        <w:t xml:space="preserve"> 15 </w:t>
+      </w:r>
+      <w:r>
+        <w:rPr>
+          <w:rFonts w:ascii="宋体" w:eastAsia="宋体" w:hAnsi="宋体" w:cs="宋体" w:hint="eastAsia"/>
+          <w:color w:val="4B463F"/>
+          <w:sz w:val="21"/>
+          <w:lang w:eastAsia="zh-CN"/>
+        </w:rPr>
+        <w:t>分钟内，删除第九节「已知不足三处」一段即可回到</w:t>
+      </w:r>
+      <w:r>
+        <w:rPr>
+          <w:color w:val="4B463F"/>
+          <w:sz w:val="21"/>
+        </w:rPr>
+        <w:t xml:space="preserve"> 3300 </w:t>
+      </w:r>
+      <w:r>
+        <w:rPr>
+          <w:rFonts w:ascii="宋体" w:eastAsia="宋体" w:hAnsi="宋体" w:cs="宋体" w:hint="eastAsia"/>
+          <w:color w:val="4B463F"/>
+          <w:sz w:val="21"/>
+          <w:lang w:eastAsia="zh-CN"/>
+        </w:rPr>
+        <w:t>字以内，其余各节不动。</w:t>
+      </w:r>
+      <w:r/>
     </w:p>
     <w:p>
       <w:pPr>
         <w:pStyle w:val="Heading2"/>
-        <w:spacing w:line="312" w:lineRule="auto"/>
-        <w:jc w:val="left"/>
       </w:pPr>
       <w:r>
         <w:rPr>
-          <w:rFonts w:ascii="微软雅黑" w:hAnsi="微软雅黑" w:eastAsia="微软雅黑" w:cs="微软雅黑" w:hint="eastAsia"/>
-          <w:b w:val="0"/>
-          <w:color w:val="111827"/>
-          <w:sz w:val="36"/>
+          <w:rFonts w:ascii="宋体" w:hAnsi="宋体" w:eastAsia="宋体" w:cs="宋体" w:hint="eastAsia"/>
+          <w:sz w:val="30"/>
           <w:lang w:eastAsia="zh-CN"/>
         </w:rPr>
-        <w:t>一、说教材</w:t>
-      </w:r>
+        <w:t>一、说教材与本课定位</w:t>
+      </w:r>
+      <w:r/>
     </w:p>
     <w:p>
       <w:pPr>
-        <w:jc w:val="left"/>
+        <w:ind w:firstLine="0"/>
       </w:pPr>
       <w:r>
         <w:rPr>
-          <w:rFonts w:ascii="微软雅黑" w:eastAsia="微软雅黑" w:hAnsi="微软雅黑" w:cs="微软雅黑" w:hint="eastAsia"/>
+          <w:rFonts w:ascii="宋体" w:hAnsi="宋体" w:eastAsia="宋体" w:cs="宋体" w:hint="eastAsia"/>
+          <w:lang w:eastAsia="zh-CN"/>
+        </w:rPr>
+        <w:t>单元与任务群</w:t>
+      </w:r>
+      <w:r>
+        <w:rPr>
+          <w:rFonts w:ascii="宋体" w:eastAsia="宋体" w:hAnsi="宋体" w:cs="宋体" w:hint="eastAsia"/>
+          <w:lang w:eastAsia="zh-CN"/>
+        </w:rPr>
+        <w:t xml:space="preserve">　《劝学》是统编版高中语文必修上册第六单元「学习之道」的第一篇，本单元所属学习任务群为</w:t>
+      </w:r>
+      <w:r>
+        <w:rPr>
+          <w:rFonts w:ascii="宋体" w:eastAsia="宋体" w:hAnsi="宋体" w:cs="宋体" w:hint="eastAsia"/>
           <w:b/>
           <w:lang w:eastAsia="zh-CN"/>
         </w:rPr>
-        <w:t>所属学习任务群</w:t>
+        <w:t>「思辨性阅读与表达」</w:t>
       </w:r>
       <w:r>
         <w:rPr>
-          <w:rFonts w:ascii="微软雅黑" w:eastAsia="微软雅黑" w:hAnsi="微软雅黑" w:cs="微软雅黑" w:hint="eastAsia"/>
+          <w:rFonts w:ascii="宋体" w:eastAsia="宋体" w:hAnsi="宋体" w:cs="宋体" w:hint="eastAsia"/>
           <w:lang w:eastAsia="zh-CN"/>
         </w:rPr>
-        <w:t>：《普通高中语文课程标准（</w:t>
-      </w:r>
-      <w:r>
-        <w:t xml:space="preserve">2017 </w:t>
-      </w:r>
+        <w:t>。</w:t>
+      </w:r>
+      <w:r/>
+    </w:p>
+    <w:p>
+      <w:pPr>
+        <w:ind w:firstLine="480"/>
+      </w:pPr>
       <w:r>
         <w:rPr>
-          <w:rFonts w:ascii="微软雅黑" w:eastAsia="微软雅黑" w:hAnsi="微软雅黑" w:cs="微软雅黑" w:hint="eastAsia"/>
+          <w:rFonts w:ascii="宋体" w:eastAsia="宋体" w:hAnsi="宋体" w:cs="宋体" w:hint="eastAsia"/>
           <w:lang w:eastAsia="zh-CN"/>
         </w:rPr>
-        <w:t>年版</w:t>
-      </w:r>
-      <w:r>
-        <w:t xml:space="preserve"> 2025 </w:t>
+        <w:t>课标对该任务群有两条要求直接相关：阅读论说名篇要「</w:t>
       </w:r>
       <w:r>
         <w:rPr>
-          <w:rFonts w:ascii="微软雅黑" w:eastAsia="微软雅黑" w:hAnsi="微软雅黑" w:cs="微软雅黑" w:hint="eastAsia"/>
-          <w:lang w:eastAsia="zh-CN"/>
-        </w:rPr>
-        <w:t>年修订）》必修课程「</w:t>
-      </w:r>
-      <w:r>
-        <w:rPr>
-          <w:rFonts w:ascii="微软雅黑" w:eastAsia="微软雅黑" w:hAnsi="微软雅黑" w:cs="微软雅黑" w:hint="eastAsia"/>
-          <w:b/>
-          <w:lang w:eastAsia="zh-CN"/>
-        </w:rPr>
-        <w:t>思辨性阅读与表达</w:t>
-      </w:r>
-      <w:r>
-        <w:rPr>
-          <w:rFonts w:ascii="微软雅黑" w:eastAsia="微软雅黑" w:hAnsi="微软雅黑" w:cs="微软雅黑" w:hint="eastAsia"/>
-          <w:lang w:eastAsia="zh-CN"/>
-        </w:rPr>
-        <w:t>」（</w:t>
-      </w:r>
-      <w:r>
-        <w:t xml:space="preserve">1.5 </w:t>
-      </w:r>
-      <w:r>
-        <w:rPr>
-          <w:rFonts w:ascii="微软雅黑" w:eastAsia="微软雅黑" w:hAnsi="微软雅黑" w:cs="微软雅黑" w:hint="eastAsia"/>
-          <w:lang w:eastAsia="zh-CN"/>
-        </w:rPr>
-        <w:t>学分，</w:t>
-      </w:r>
-      <w:r>
-        <w:t xml:space="preserve">27 </w:t>
-      </w:r>
-      <w:r>
-        <w:rPr>
-          <w:rFonts w:ascii="微软雅黑" w:eastAsia="微软雅黑" w:hAnsi="微软雅黑" w:cs="微软雅黑" w:hint="eastAsia"/>
-          <w:lang w:eastAsia="zh-CN"/>
-        </w:rPr>
-        <w:t>课时）。该任务群要求「阅读古今中外论说名篇，把握作者的观点、态度和语言特点，</w:t>
-      </w:r>
-      <w:r>
-        <w:rPr>
-          <w:rFonts w:ascii="微软雅黑" w:eastAsia="微软雅黑" w:hAnsi="微软雅黑" w:cs="微软雅黑" w:hint="eastAsia"/>
+          <w:rFonts w:ascii="宋体" w:eastAsia="宋体" w:hAnsi="宋体" w:cs="宋体" w:hint="eastAsia"/>
           <w:b/>
           <w:lang w:eastAsia="zh-CN"/>
         </w:rPr>
@@ -196,258 +375,242 @@
       </w:r>
       <w:r>
         <w:rPr>
-          <w:rFonts w:ascii="微软雅黑" w:eastAsia="微软雅黑" w:hAnsi="微软雅黑" w:cs="微软雅黑" w:hint="eastAsia"/>
+          <w:rFonts w:ascii="宋体" w:eastAsia="宋体" w:hAnsi="宋体" w:cs="宋体" w:hint="eastAsia"/>
           <w:lang w:eastAsia="zh-CN"/>
         </w:rPr>
-        <w:t>」；课标另有一条硬性配比</w:t>
-      </w:r>
-      <w:r>
-        <w:t>——</w:t>
+        <w:t>」，自己表达观点要「力求立论正确</w:t>
+      </w:r>
+      <w:r>
+        <w:t>……</w:t>
       </w:r>
       <w:r>
         <w:rPr>
-          <w:rFonts w:ascii="微软雅黑" w:eastAsia="微软雅黑" w:hAnsi="微软雅黑" w:cs="微软雅黑" w:hint="eastAsia"/>
+          <w:rFonts w:ascii="宋体" w:eastAsia="宋体" w:hAnsi="宋体" w:cs="宋体" w:hint="eastAsia"/>
           <w:lang w:eastAsia="zh-CN"/>
         </w:rPr>
-        <w:t>「课内阅读篇目中中国古代优秀作品不少于</w:t>
-      </w:r>
-      <w:r>
-        <w:t xml:space="preserve"> 1/2</w:t>
+        <w:t>讲究逻辑」；教学提示另有一条必须留意</w:t>
+      </w:r>
+      <w:r>
+        <w:t>——</w:t>
       </w:r>
       <w:r>
         <w:rPr>
-          <w:rFonts w:ascii="微软雅黑" w:eastAsia="微软雅黑" w:hAnsi="微软雅黑" w:cs="微软雅黑" w:hint="eastAsia"/>
+          <w:rFonts w:ascii="宋体" w:eastAsia="宋体" w:hAnsi="宋体" w:cs="宋体" w:hint="eastAsia"/>
           <w:lang w:eastAsia="zh-CN"/>
         </w:rPr>
-        <w:t>」，《劝学》《师说》正是这一配比的落点。</w:t>
-      </w:r>
+        <w:t>要注重学生</w:t>
+      </w:r>
+      <w:r>
+        <w:rPr>
+          <w:rFonts w:ascii="宋体" w:eastAsia="宋体" w:hAnsi="宋体" w:cs="宋体" w:hint="eastAsia"/>
+          <w:b/>
+          <w:lang w:eastAsia="zh-CN"/>
+        </w:rPr>
+        <w:t>思维过程和思维方法</w:t>
+      </w:r>
+      <w:r>
+        <w:rPr>
+          <w:rFonts w:ascii="宋体" w:eastAsia="宋体" w:hAnsi="宋体" w:cs="宋体" w:hint="eastAsia"/>
+          <w:lang w:eastAsia="zh-CN"/>
+        </w:rPr>
+        <w:t>的引导，</w:t>
+      </w:r>
+      <w:r>
+        <w:rPr>
+          <w:rFonts w:ascii="宋体" w:eastAsia="宋体" w:hAnsi="宋体" w:cs="宋体" w:hint="eastAsia"/>
+          <w:b/>
+          <w:lang w:eastAsia="zh-CN"/>
+        </w:rPr>
+        <w:t>避免不必要的、机械的训练</w:t>
+      </w:r>
+      <w:r>
+        <w:rPr>
+          <w:rFonts w:ascii="宋体" w:eastAsia="宋体" w:hAnsi="宋体" w:cs="宋体" w:hint="eastAsia"/>
+          <w:lang w:eastAsia="zh-CN"/>
+        </w:rPr>
+        <w:t>。本课的教学点正从这里长出来：教「怎么劝」，不教「劝了什么」。学业质量分三级，水平一是毕业要求，</w:t>
+      </w:r>
+      <w:r>
+        <w:rPr>
+          <w:rFonts w:ascii="宋体" w:eastAsia="宋体" w:hAnsi="宋体" w:cs="宋体" w:hint="eastAsia"/>
+          <w:b/>
+          <w:lang w:eastAsia="zh-CN"/>
+        </w:rPr>
+        <w:t>水平二才是高考命题依据</w:t>
+      </w:r>
+      <w:r>
+        <w:rPr>
+          <w:rFonts w:ascii="宋体" w:eastAsia="宋体" w:hAnsi="宋体" w:cs="宋体" w:hint="eastAsia"/>
+          <w:lang w:eastAsia="zh-CN"/>
+        </w:rPr>
+        <w:t>，故本课以水平二为目标线，拓展档冲水平三。</w:t>
+      </w:r>
+      <w:r/>
     </w:p>
     <w:p>
       <w:pPr>
-        <w:jc w:val="left"/>
+        <w:ind w:firstLine="480"/>
       </w:pPr>
       <w:r>
         <w:rPr>
-          <w:rFonts w:ascii="微软雅黑" w:eastAsia="微软雅黑" w:hAnsi="微软雅黑" w:cs="微软雅黑" w:hint="eastAsia"/>
+          <w:rFonts w:ascii="宋体" w:eastAsia="宋体" w:hAnsi="宋体" w:cs="宋体" w:hint="eastAsia"/>
+          <w:lang w:eastAsia="zh-CN"/>
+        </w:rPr>
+        <w:t>这也是学生</w:t>
+      </w:r>
+      <w:r>
+        <w:rPr>
+          <w:rFonts w:ascii="宋体" w:eastAsia="宋体" w:hAnsi="宋体" w:cs="宋体" w:hint="eastAsia"/>
           <w:b/>
           <w:lang w:eastAsia="zh-CN"/>
         </w:rPr>
-        <w:t>文本定位</w:t>
+        <w:t>第一次系统接触先秦说理散文</w:t>
       </w:r>
       <w:r>
         <w:rPr>
-          <w:rFonts w:ascii="微软雅黑" w:eastAsia="微软雅黑" w:hAnsi="微软雅黑" w:cs="微软雅黑" w:hint="eastAsia"/>
+          <w:rFonts w:ascii="宋体" w:eastAsia="宋体" w:hAnsi="宋体" w:cs="宋体" w:hint="eastAsia"/>
           <w:lang w:eastAsia="zh-CN"/>
         </w:rPr>
-        <w:t>：《劝学》是统编版必修上册第六单元「学习之道」的第一篇，也是学生进入高中后第一次系统接触</w:t>
+        <w:t>。初中读的《〈论语〉十二章》是</w:t>
       </w:r>
       <w:r>
         <w:rPr>
-          <w:rFonts w:ascii="微软雅黑" w:eastAsia="微软雅黑" w:hAnsi="微软雅黑" w:cs="微软雅黑" w:hint="eastAsia"/>
+          <w:rFonts w:ascii="宋体" w:eastAsia="宋体" w:hAnsi="宋体" w:cs="宋体" w:hint="eastAsia"/>
           <w:b/>
           <w:lang w:eastAsia="zh-CN"/>
         </w:rPr>
-        <w:t>先秦说理散文</w:t>
+        <w:t>语录体</w:t>
       </w:r>
       <w:r>
         <w:rPr>
-          <w:rFonts w:ascii="微软雅黑" w:eastAsia="微软雅黑" w:hAnsi="微软雅黑" w:cs="微软雅黑" w:hint="eastAsia"/>
+          <w:rFonts w:ascii="宋体" w:eastAsia="宋体" w:hAnsi="宋体" w:cs="宋体" w:hint="eastAsia"/>
           <w:lang w:eastAsia="zh-CN"/>
         </w:rPr>
-        <w:t>。初中读的《〈论语〉十二章》是语录体</w:t>
-      </w:r>
-      <w:r>
-        <w:t>——</w:t>
+        <w:t>，一句话一个道理、彼此独立；《劝学》已是</w:t>
       </w:r>
       <w:r>
         <w:rPr>
-          <w:rFonts w:ascii="微软雅黑" w:eastAsia="微软雅黑" w:hAnsi="微软雅黑" w:cs="微软雅黑" w:hint="eastAsia"/>
-          <w:lang w:eastAsia="zh-CN"/>
-        </w:rPr>
-        <w:t>一句话一个道理，彼此独立；《劝学》是</w:t>
-      </w:r>
-      <w:r>
-        <w:rPr>
-          <w:rFonts w:ascii="微软雅黑" w:eastAsia="微软雅黑" w:hAnsi="微软雅黑" w:cs="微软雅黑" w:hint="eastAsia"/>
+          <w:rFonts w:ascii="宋体" w:eastAsia="宋体" w:hAnsi="宋体" w:cs="宋体" w:hint="eastAsia"/>
           <w:b/>
           <w:lang w:eastAsia="zh-CN"/>
         </w:rPr>
         <w:t>专题论文的雏形</w:t>
       </w:r>
       <w:r>
-        <w:t>——</w:t>
-      </w:r>
-      <w:r>
         <w:rPr>
-          <w:rFonts w:ascii="微软雅黑" w:eastAsia="微软雅黑" w:hAnsi="微软雅黑" w:cs="微软雅黑" w:hint="eastAsia"/>
+          <w:rFonts w:ascii="宋体" w:eastAsia="宋体" w:hAnsi="宋体" w:cs="宋体" w:hint="eastAsia"/>
           <w:lang w:eastAsia="zh-CN"/>
         </w:rPr>
-        <w:t>有中心论点（「学不可以已」）、有分层论证、有正反对照。</w:t>
+        <w:t>，有中心论点、有分层论证、有正反对照。</w:t>
       </w:r>
       <w:r>
         <w:rPr>
-          <w:rFonts w:ascii="微软雅黑" w:eastAsia="微软雅黑" w:hAnsi="微软雅黑" w:cs="微软雅黑" w:hint="eastAsia"/>
+          <w:rFonts w:ascii="宋体" w:eastAsia="宋体" w:hAnsi="宋体" w:cs="宋体" w:hint="eastAsia"/>
           <w:b/>
           <w:lang w:eastAsia="zh-CN"/>
         </w:rPr>
-        <w:t>从语录体到专题论文，是这次阅读真正要跨过的那一步。</w:t>
-      </w:r>
-    </w:p>
-    <w:p>
-      <w:pPr>
-        <w:jc w:val="left"/>
-      </w:pPr>
+        <w:t>从语录体到专题论文，是这次阅读真正要跨过的那一步</w:t>
+      </w:r>
       <w:r>
         <w:rPr>
-          <w:rFonts w:ascii="微软雅黑" w:eastAsia="微软雅黑" w:hAnsi="微软雅黑" w:cs="微软雅黑" w:hint="eastAsia"/>
-          <w:b/>
+          <w:rFonts w:ascii="宋体" w:eastAsia="宋体" w:hAnsi="宋体" w:cs="宋体" w:hint="eastAsia"/>
           <w:lang w:eastAsia="zh-CN"/>
         </w:rPr>
-        <w:t>体式判断</w:t>
+        <w:t>，也是</w:t>
+      </w:r>
+      <w:r>
+        <w:t xml:space="preserve"> 3 </w:t>
       </w:r>
       <w:r>
         <w:rPr>
-          <w:rFonts w:ascii="微软雅黑" w:eastAsia="微软雅黑" w:hAnsi="微软雅黑" w:cs="微软雅黑" w:hint="eastAsia"/>
+          <w:rFonts w:ascii="宋体" w:eastAsia="宋体" w:hAnsi="宋体" w:cs="宋体" w:hint="eastAsia"/>
           <w:lang w:eastAsia="zh-CN"/>
         </w:rPr>
-        <w:t>：文言说理散文。按王荣生「一体四面」之说，文言、文章、文学、文化四者不是四块，是一体的四个面。本课的教学重心落在「</w:t>
-      </w:r>
-      <w:r>
-        <w:rPr>
-          <w:rFonts w:ascii="微软雅黑" w:eastAsia="微软雅黑" w:hAnsi="微软雅黑" w:cs="微软雅黑" w:hint="eastAsia"/>
-          <w:b/>
-          <w:lang w:eastAsia="zh-CN"/>
-        </w:rPr>
-        <w:t>文章</w:t>
-      </w:r>
-      <w:r>
-        <w:rPr>
-          <w:rFonts w:ascii="微软雅黑" w:eastAsia="微软雅黑" w:hAnsi="微软雅黑" w:cs="微软雅黑" w:hint="eastAsia"/>
-          <w:lang w:eastAsia="zh-CN"/>
-        </w:rPr>
-        <w:t>」这一面</w:t>
-      </w:r>
-      <w:r>
-        <w:t>——</w:t>
-      </w:r>
-      <w:r>
-        <w:rPr>
-          <w:rFonts w:ascii="微软雅黑" w:eastAsia="微软雅黑" w:hAnsi="微软雅黑" w:cs="微软雅黑" w:hint="eastAsia"/>
-          <w:lang w:eastAsia="zh-CN"/>
-        </w:rPr>
-        <w:t>它</w:t>
-      </w:r>
-      <w:r>
-        <w:rPr>
-          <w:rFonts w:ascii="微软雅黑" w:eastAsia="微软雅黑" w:hAnsi="微软雅黑" w:cs="微软雅黑" w:hint="eastAsia"/>
-          <w:b/>
-          <w:lang w:eastAsia="zh-CN"/>
-        </w:rPr>
-        <w:t>怎么</w:t>
-      </w:r>
-      <w:r>
-        <w:rPr>
-          <w:rFonts w:ascii="微软雅黑" w:eastAsia="微软雅黑" w:hAnsi="微软雅黑" w:cs="微软雅黑" w:hint="eastAsia"/>
-          <w:lang w:eastAsia="zh-CN"/>
-        </w:rPr>
-        <w:t>把道理说成立。</w:t>
-      </w:r>
+        <w:t>课时的容量依据。</w:t>
+      </w:r>
+      <w:r/>
     </w:p>
     <w:p>
       <w:pPr>
         <w:pStyle w:val="Heading2"/>
-        <w:spacing w:line="312" w:lineRule="auto"/>
-        <w:jc w:val="left"/>
       </w:pPr>
       <w:r>
         <w:rPr>
-          <w:rFonts w:ascii="微软雅黑" w:hAnsi="微软雅黑" w:eastAsia="微软雅黑" w:cs="微软雅黑" w:hint="eastAsia"/>
-          <w:b w:val="0"/>
-          <w:color w:val="111827"/>
-          <w:sz w:val="36"/>
+          <w:rFonts w:ascii="宋体" w:hAnsi="宋体" w:eastAsia="宋体" w:cs="宋体" w:hint="eastAsia"/>
+          <w:sz w:val="30"/>
           <w:lang w:eastAsia="zh-CN"/>
         </w:rPr>
         <w:t>二、说学情</w:t>
       </w:r>
+      <w:r/>
     </w:p>
     <w:p>
       <w:pPr>
-        <w:jc w:val="left"/>
+        <w:ind w:firstLine="480"/>
       </w:pPr>
       <w:r>
         <w:rPr>
-          <w:rFonts w:ascii="微软雅黑" w:eastAsia="微软雅黑" w:hAnsi="微软雅黑" w:cs="微软雅黑" w:hint="eastAsia"/>
+          <w:rFonts w:ascii="宋体" w:eastAsia="宋体" w:hAnsi="宋体" w:cs="宋体" w:hint="eastAsia"/>
+          <w:lang w:eastAsia="zh-CN"/>
+        </w:rPr>
+        <w:t>本课面向重点校高一学生。他们的已有经验是：能借助注释大致读通文言，也知道本文「用了很多比喻」。</w:t>
+      </w:r>
+      <w:r/>
+    </w:p>
+    <w:p>
+      <w:pPr>
+        <w:ind w:firstLine="480"/>
+      </w:pPr>
+      <w:r>
+        <w:rPr>
+          <w:rFonts w:ascii="宋体" w:eastAsia="宋体" w:hAnsi="宋体" w:cs="宋体" w:hint="eastAsia"/>
+          <w:lang w:eastAsia="zh-CN"/>
+        </w:rPr>
+        <w:t>真正的疑难在两处，第二处是本课的分水岭。一是文言层面，「于」「而」两字用法不同，学生容易一律译作「从」或「在」。二是理解层面</w:t>
+      </w:r>
+      <w:r>
+        <w:t>——</w:t>
+      </w:r>
+      <w:r>
+        <w:rPr>
+          <w:rFonts w:ascii="宋体" w:eastAsia="宋体" w:hAnsi="宋体" w:cs="宋体" w:hint="eastAsia"/>
+          <w:lang w:eastAsia="zh-CN"/>
+        </w:rPr>
+        <w:t>学生读比喻停在「用了比喻，很生动」，把它当成</w:t>
+      </w:r>
+      <w:r>
+        <w:rPr>
+          <w:rFonts w:ascii="宋体" w:eastAsia="宋体" w:hAnsi="宋体" w:cs="宋体" w:hint="eastAsia"/>
           <w:b/>
           <w:lang w:eastAsia="zh-CN"/>
         </w:rPr>
-        <w:t>已有经验</w:t>
+        <w:t>修辞手法</w:t>
       </w:r>
       <w:r>
         <w:rPr>
-          <w:rFonts w:ascii="微软雅黑" w:eastAsia="微软雅黑" w:hAnsi="微软雅黑" w:cs="微软雅黑" w:hint="eastAsia"/>
+          <w:rFonts w:ascii="宋体" w:eastAsia="宋体" w:hAnsi="宋体" w:cs="宋体" w:hint="eastAsia"/>
           <w:lang w:eastAsia="zh-CN"/>
         </w:rPr>
-        <w:t>：学生已学过《〈论语〉十二章》《虽有嘉肴》，能读懂浅易文言；能识别比喻，也知道「比喻论证」这个说法。</w:t>
-      </w:r>
-    </w:p>
-    <w:p>
-      <w:pPr>
-        <w:jc w:val="left"/>
-      </w:pPr>
+        <w:t>，看不到这里是</w:t>
+      </w:r>
       <w:r>
         <w:rPr>
-          <w:rFonts w:ascii="微软雅黑" w:eastAsia="微软雅黑" w:hAnsi="微软雅黑" w:cs="微软雅黑" w:hint="eastAsia"/>
+          <w:rFonts w:ascii="宋体" w:eastAsia="宋体" w:hAnsi="宋体" w:cs="宋体" w:hint="eastAsia"/>
           <w:b/>
           <w:lang w:eastAsia="zh-CN"/>
         </w:rPr>
-        <w:t>真正的疑难处（本课起点与终点之间的落差）</w:t>
+        <w:t>论证方式</w:t>
       </w:r>
       <w:r>
         <w:rPr>
-          <w:rFonts w:ascii="微软雅黑" w:eastAsia="微软雅黑" w:hAnsi="微软雅黑" w:cs="微软雅黑" w:hint="eastAsia"/>
+          <w:rFonts w:ascii="宋体" w:eastAsia="宋体" w:hAnsi="宋体" w:cs="宋体" w:hint="eastAsia"/>
           <w:lang w:eastAsia="zh-CN"/>
         </w:rPr>
-        <w:t>：</w:t>
-      </w:r>
-    </w:p>
-    <w:p>
-      <w:pPr>
-        <w:pStyle w:val="ListNumber"/>
-        <w:numPr>
-          <w:ilvl w:val="0"/>
-          <w:numId w:val="10"/>
-        </w:numPr>
-        <w:spacing w:after="96"/>
-        <w:jc w:val="left"/>
-      </w:pPr>
+        <w:t>。</w:t>
+      </w:r>
       <w:r>
         <w:rPr>
-          <w:rFonts w:ascii="微软雅黑" w:eastAsia="微软雅黑" w:hAnsi="微软雅黑" w:cs="微软雅黑" w:hint="eastAsia"/>
-          <w:lang w:eastAsia="zh-CN"/>
-        </w:rPr>
-        <w:t>学生把「比喻论证」当成一个</w:t>
-      </w:r>
-      <w:r>
-        <w:rPr>
-          <w:rFonts w:ascii="微软雅黑" w:eastAsia="微软雅黑" w:hAnsi="微软雅黑" w:cs="微软雅黑" w:hint="eastAsia"/>
-          <w:b/>
-          <w:lang w:eastAsia="zh-CN"/>
-        </w:rPr>
-        <w:t>修辞格</w:t>
-      </w:r>
-      <w:r>
-        <w:rPr>
-          <w:rFonts w:ascii="微软雅黑" w:eastAsia="微软雅黑" w:hAnsi="微软雅黑" w:cs="微软雅黑" w:hint="eastAsia"/>
-          <w:lang w:eastAsia="zh-CN"/>
-        </w:rPr>
-        <w:t>，说不出喻体为什么这样选。你问他「为什么用比喻」，他答「生动」</w:t>
-      </w:r>
-      <w:r>
-        <w:t>——</w:t>
-      </w:r>
-      <w:r>
-        <w:rPr>
-          <w:rFonts w:ascii="微软雅黑" w:eastAsia="微软雅黑" w:hAnsi="微软雅黑" w:cs="微软雅黑" w:hint="eastAsia"/>
+          <w:rFonts w:ascii="宋体" w:eastAsia="宋体" w:hAnsi="宋体" w:cs="宋体" w:hint="eastAsia"/>
           <w:b/>
           <w:lang w:eastAsia="zh-CN"/>
         </w:rPr>
@@ -455,1963 +618,188 @@
       </w:r>
       <w:r>
         <w:rPr>
-          <w:rFonts w:ascii="微软雅黑" w:eastAsia="微软雅黑" w:hAnsi="微软雅黑" w:cs="微软雅黑" w:hint="eastAsia"/>
+          <w:rFonts w:ascii="宋体" w:eastAsia="宋体" w:hAnsi="宋体" w:cs="宋体" w:hint="eastAsia"/>
           <w:lang w:eastAsia="zh-CN"/>
         </w:rPr>
-        <w:t>。</w:t>
-      </w:r>
+        <w:t>；用效果去回答「为什么有说服力」，答案就落空了。</w:t>
+      </w:r>
+      <w:r/>
     </w:p>
     <w:p>
       <w:pPr>
-        <w:pStyle w:val="ListNumber"/>
-        <w:numPr>
-          <w:ilvl w:val="0"/>
-          <w:numId w:val="10"/>
-        </w:numPr>
-        <w:spacing w:after="96"/>
-        <w:jc w:val="left"/>
+        <w:ind w:firstLine="480"/>
       </w:pPr>
       <w:r>
         <w:rPr>
-          <w:rFonts w:ascii="微软雅黑" w:eastAsia="微软雅黑" w:hAnsi="微软雅黑" w:cs="微软雅黑" w:hint="eastAsia"/>
+          <w:rFonts w:ascii="宋体" w:eastAsia="宋体" w:hAnsi="宋体" w:cs="宋体" w:hint="eastAsia"/>
           <w:lang w:eastAsia="zh-CN"/>
         </w:rPr>
-        <w:t>学生能译出「青出于蓝」，但读不出「而」字的转折、读不出「青于蓝」的重心在「</w:t>
+        <w:t>由此，本课该教什么已经清楚：「用了比喻，很生动」与「学习要积累、要坚持」两条学生本来就会，</w:t>
       </w:r>
       <w:r>
         <w:rPr>
-          <w:rFonts w:ascii="微软雅黑" w:eastAsia="微软雅黑" w:hAnsi="微软雅黑" w:cs="微软雅黑" w:hint="eastAsia"/>
+          <w:rFonts w:ascii="宋体" w:eastAsia="宋体" w:hAnsi="宋体" w:cs="宋体" w:hint="eastAsia"/>
           <w:b/>
           <w:lang w:eastAsia="zh-CN"/>
         </w:rPr>
-        <w:t>超越</w:t>
+        <w:t>必须排除出教学点</w:t>
       </w:r>
       <w:r>
         <w:rPr>
-          <w:rFonts w:ascii="微软雅黑" w:eastAsia="微软雅黑" w:hAnsi="微软雅黑" w:cs="微软雅黑" w:hint="eastAsia"/>
+          <w:rFonts w:ascii="宋体" w:eastAsia="宋体" w:hAnsi="宋体" w:cs="宋体" w:hint="eastAsia"/>
           <w:lang w:eastAsia="zh-CN"/>
         </w:rPr>
-        <w:t>来源」。</w:t>
-      </w:r>
-    </w:p>
-    <w:p>
-      <w:pPr>
-        <w:pStyle w:val="ListNumber"/>
-        <w:numPr>
-          <w:ilvl w:val="0"/>
-          <w:numId w:val="10"/>
-        </w:numPr>
-        <w:spacing w:after="96"/>
-        <w:jc w:val="left"/>
-      </w:pPr>
+        <w:t>；留下的是喻体</w:t>
+      </w:r>
       <w:r>
         <w:rPr>
-          <w:rFonts w:ascii="微软雅黑" w:eastAsia="微软雅黑" w:hAnsi="微软雅黑" w:cs="微软雅黑" w:hint="eastAsia"/>
-          <w:lang w:eastAsia="zh-CN"/>
-        </w:rPr>
-        <w:t>学生能背「积土成山」，但读不出「物</w:t>
-      </w:r>
-      <w:r>
-        <w:t>→</w:t>
-      </w:r>
-      <w:r>
-        <w:rPr>
-          <w:rFonts w:ascii="微软雅黑" w:eastAsia="微软雅黑" w:hAnsi="微软雅黑" w:cs="微软雅黑" w:hint="eastAsia"/>
-          <w:lang w:eastAsia="zh-CN"/>
-        </w:rPr>
-        <w:t>物</w:t>
-      </w:r>
-      <w:r>
-        <w:t>→</w:t>
-      </w:r>
-      <w:r>
-        <w:rPr>
-          <w:rFonts w:ascii="微软雅黑" w:eastAsia="微软雅黑" w:hAnsi="微软雅黑" w:cs="微软雅黑" w:hint="eastAsia"/>
-          <w:lang w:eastAsia="zh-CN"/>
-        </w:rPr>
-        <w:t>人」的三层递进，也答不出文中哪些是</w:t>
-      </w:r>
-      <w:r>
-        <w:rPr>
-          <w:rFonts w:ascii="微软雅黑" w:eastAsia="微软雅黑" w:hAnsi="微软雅黑" w:cs="微软雅黑" w:hint="eastAsia"/>
+          <w:rFonts w:ascii="宋体" w:eastAsia="宋体" w:hAnsi="宋体" w:cs="宋体" w:hint="eastAsia"/>
           <w:b/>
           <w:lang w:eastAsia="zh-CN"/>
         </w:rPr>
-        <w:t>反面论证</w:t>
+        <w:t>为什么这样选、这样排</w:t>
+      </w:r>
+      <w:r>
+        <w:t>——</w:t>
       </w:r>
       <w:r>
         <w:rPr>
-          <w:rFonts w:ascii="微软雅黑" w:eastAsia="微软雅黑" w:hAnsi="微软雅黑" w:cs="微软雅黑" w:hint="eastAsia"/>
+          <w:rFonts w:ascii="宋体" w:eastAsia="宋体" w:hAnsi="宋体" w:cs="宋体" w:hint="eastAsia"/>
           <w:lang w:eastAsia="zh-CN"/>
         </w:rPr>
-        <w:t>。</w:t>
-      </w:r>
-    </w:p>
-    <w:p>
-      <w:pPr>
-        <w:jc w:val="left"/>
-      </w:pPr>
-      <w:r>
-        <w:rPr>
-          <w:rFonts w:ascii="微软雅黑" w:eastAsia="微软雅黑" w:hAnsi="微软雅黑" w:cs="微软雅黑" w:hint="eastAsia"/>
-          <w:b/>
-          <w:lang w:eastAsia="zh-CN"/>
-        </w:rPr>
-        <w:t>路径选择</w:t>
-      </w:r>
-      <w:r>
-        <w:rPr>
-          <w:rFonts w:ascii="微软雅黑" w:eastAsia="微软雅黑" w:hAnsi="微软雅黑" w:cs="微软雅黑" w:hint="eastAsia"/>
-          <w:lang w:eastAsia="zh-CN"/>
-        </w:rPr>
-        <w:t>：疑难主因是「</w:t>
-      </w:r>
-      <w:r>
-        <w:rPr>
-          <w:rFonts w:ascii="微软雅黑" w:eastAsia="微软雅黑" w:hAnsi="微软雅黑" w:cs="微软雅黑" w:hint="eastAsia"/>
-          <w:b/>
-          <w:lang w:eastAsia="zh-CN"/>
-        </w:rPr>
-        <w:t>缺乏相应的阅读方法</w:t>
-      </w:r>
-      <w:r>
-        <w:rPr>
-          <w:rFonts w:ascii="微软雅黑" w:eastAsia="微软雅黑" w:hAnsi="微软雅黑" w:cs="微软雅黑" w:hint="eastAsia"/>
-          <w:lang w:eastAsia="zh-CN"/>
-        </w:rPr>
-        <w:t>」</w:t>
-      </w:r>
-      <w:r>
-        <w:t>——</w:t>
-      </w:r>
-      <w:r>
-        <w:rPr>
-          <w:rFonts w:ascii="微软雅黑" w:eastAsia="微软雅黑" w:hAnsi="微软雅黑" w:cs="微软雅黑" w:hint="eastAsia"/>
-          <w:lang w:eastAsia="zh-CN"/>
-        </w:rPr>
-        <w:t>学生不会读说理文的</w:t>
-      </w:r>
-      <w:r>
-        <w:rPr>
-          <w:rFonts w:ascii="微软雅黑" w:eastAsia="微软雅黑" w:hAnsi="微软雅黑" w:cs="微软雅黑" w:hint="eastAsia"/>
-          <w:b/>
-          <w:lang w:eastAsia="zh-CN"/>
-        </w:rPr>
-        <w:t>喻体选择与排列</w:t>
-      </w:r>
-      <w:r>
-        <w:rPr>
-          <w:rFonts w:ascii="微软雅黑" w:eastAsia="微软雅黑" w:hAnsi="微软雅黑" w:cs="微软雅黑" w:hint="eastAsia"/>
-          <w:lang w:eastAsia="zh-CN"/>
-        </w:rPr>
-        <w:t>。因此本课主要路径是「指导学生形成新的阅读方法」，在落差最大的第三处辅以「借助教师的眼睛看课文」。</w:t>
-      </w:r>
+        <w:t>那是学生自己走不通的一步。</w:t>
+      </w:r>
+      <w:r/>
     </w:p>
     <w:p>
       <w:pPr>
         <w:pStyle w:val="Heading2"/>
-        <w:spacing w:line="312" w:lineRule="auto"/>
-        <w:jc w:val="left"/>
       </w:pPr>
       <w:r>
         <w:rPr>
-          <w:rFonts w:ascii="微软雅黑" w:hAnsi="微软雅黑" w:eastAsia="微软雅黑" w:cs="微软雅黑" w:hint="eastAsia"/>
-          <w:b w:val="0"/>
-          <w:color w:val="111827"/>
-          <w:sz w:val="36"/>
+          <w:rFonts w:ascii="宋体" w:hAnsi="宋体" w:eastAsia="宋体" w:cs="宋体" w:hint="eastAsia"/>
+          <w:sz w:val="30"/>
           <w:lang w:eastAsia="zh-CN"/>
         </w:rPr>
-        <w:t>三、说目标与重难点</w:t>
-      </w:r>
+        <w:t>三、说教学目标与重难点，及依据</w:t>
+      </w:r>
+      <w:r/>
     </w:p>
     <w:p>
       <w:pPr>
-        <w:jc w:val="left"/>
+        <w:ind w:firstLine="0"/>
       </w:pPr>
       <w:r>
         <w:rPr>
-          <w:rFonts w:ascii="微软雅黑" w:eastAsia="微软雅黑" w:hAnsi="微软雅黑" w:cs="微软雅黑" w:hint="eastAsia"/>
-          <w:b/>
+          <w:rFonts w:ascii="宋体" w:eastAsia="宋体" w:hAnsi="宋体" w:cs="宋体" w:hint="eastAsia"/>
           <w:lang w:eastAsia="zh-CN"/>
         </w:rPr>
-        <w:t>教学目标</w:t>
-      </w:r>
-      <w:r>
-        <w:rPr>
-          <w:rFonts w:ascii="微软雅黑" w:eastAsia="微软雅黑" w:hAnsi="微软雅黑" w:cs="微软雅黑" w:hint="eastAsia"/>
-          <w:lang w:eastAsia="zh-CN"/>
-        </w:rPr>
-        <w:t>（三条各落一个不同的素养维度，与教学点一一对应，文字与母本一致）：</w:t>
-      </w:r>
-    </w:p>
-    <w:p>
-      <w:pPr>
-        <w:pStyle w:val="ListNumber"/>
-        <w:numPr>
-          <w:ilvl w:val="0"/>
-          <w:numId w:val="11"/>
-        </w:numPr>
-        <w:spacing w:after="96"/>
-        <w:jc w:val="left"/>
-      </w:pPr>
-      <w:r>
-        <w:rPr>
-          <w:rFonts w:ascii="微软雅黑" w:eastAsia="微软雅黑" w:hAnsi="微软雅黑" w:cs="微软雅黑" w:hint="eastAsia"/>
-          <w:b/>
-          <w:lang w:eastAsia="zh-CN"/>
-        </w:rPr>
-        <w:t>语言建构与运用</w:t>
-      </w:r>
-      <w:r>
-        <w:rPr>
-          <w:rFonts w:ascii="微软雅黑" w:eastAsia="微软雅黑" w:hAnsi="微软雅黑" w:cs="微软雅黑" w:hint="eastAsia"/>
-          <w:lang w:eastAsia="zh-CN"/>
-        </w:rPr>
-        <w:t>｜学生能指出「于」「而」两字在文中的不同用法</w:t>
-      </w:r>
-      <w:r>
-        <w:t>——</w:t>
-      </w:r>
-      <w:r>
-        <w:rPr>
-          <w:rFonts w:ascii="微软雅黑" w:eastAsia="微软雅黑" w:hAnsi="微软雅黑" w:cs="微软雅黑" w:hint="eastAsia"/>
-          <w:lang w:eastAsia="zh-CN"/>
-        </w:rPr>
-        <w:t>「取之</w:t>
-      </w:r>
-      <w:r>
-        <w:rPr>
-          <w:rFonts w:ascii="微软雅黑" w:eastAsia="微软雅黑" w:hAnsi="微软雅黑" w:cs="微软雅黑" w:hint="eastAsia"/>
-          <w:b/>
-          <w:lang w:eastAsia="zh-CN"/>
-        </w:rPr>
-        <w:t>于</w:t>
-      </w:r>
-      <w:r>
-        <w:rPr>
-          <w:rFonts w:ascii="微软雅黑" w:eastAsia="微软雅黑" w:hAnsi="微软雅黑" w:cs="微软雅黑" w:hint="eastAsia"/>
-          <w:lang w:eastAsia="zh-CN"/>
-        </w:rPr>
-        <w:t>蓝」（表来源）与「青</w:t>
-      </w:r>
-      <w:r>
-        <w:rPr>
-          <w:rFonts w:ascii="微软雅黑" w:eastAsia="微软雅黑" w:hAnsi="微软雅黑" w:cs="微软雅黑" w:hint="eastAsia"/>
-          <w:b/>
-          <w:lang w:eastAsia="zh-CN"/>
-        </w:rPr>
-        <w:t>于</w:t>
-      </w:r>
-      <w:r>
-        <w:rPr>
-          <w:rFonts w:ascii="微软雅黑" w:eastAsia="微软雅黑" w:hAnsi="微软雅黑" w:cs="微软雅黑" w:hint="eastAsia"/>
-          <w:lang w:eastAsia="zh-CN"/>
-        </w:rPr>
-        <w:t>蓝」（表比较）、「而青于蓝」（表转折），并</w:t>
-      </w:r>
-      <w:r>
-        <w:rPr>
-          <w:rFonts w:ascii="微软雅黑" w:eastAsia="微软雅黑" w:hAnsi="微软雅黑" w:cs="微软雅黑" w:hint="eastAsia"/>
-          <w:b/>
-          <w:lang w:eastAsia="zh-CN"/>
-        </w:rPr>
-        <w:t>由这一层读出</w:t>
-      </w:r>
-      <w:r>
-        <w:rPr>
-          <w:rFonts w:ascii="微软雅黑" w:eastAsia="微软雅黑" w:hAnsi="微软雅黑" w:cs="微软雅黑" w:hint="eastAsia"/>
-          <w:lang w:eastAsia="zh-CN"/>
-        </w:rPr>
-        <w:t>「青于蓝」说的不是「变青了」，而是「比来源更青」；能说出「輮使之</w:t>
-      </w:r>
-      <w:r>
-        <w:rPr>
-          <w:rFonts w:ascii="微软雅黑" w:eastAsia="微软雅黑" w:hAnsi="微软雅黑" w:cs="微软雅黑" w:hint="eastAsia"/>
-          <w:b/>
-          <w:lang w:eastAsia="zh-CN"/>
-        </w:rPr>
-        <w:t>然</w:t>
-      </w:r>
-      <w:r>
-        <w:rPr>
-          <w:rFonts w:ascii="微软雅黑" w:eastAsia="微软雅黑" w:hAnsi="微软雅黑" w:cs="微软雅黑" w:hint="eastAsia"/>
-          <w:lang w:eastAsia="zh-CN"/>
-        </w:rPr>
-        <w:t>也」中「然」所指代的内容。</w:t>
-      </w:r>
-    </w:p>
-    <w:p>
-      <w:pPr>
-        <w:pStyle w:val="ListNumber"/>
-        <w:numPr>
-          <w:ilvl w:val="0"/>
-          <w:numId w:val="11"/>
-        </w:numPr>
-        <w:spacing w:after="96"/>
-        <w:jc w:val="left"/>
-      </w:pPr>
-      <w:r>
-        <w:rPr>
-          <w:rFonts w:ascii="微软雅黑" w:eastAsia="微软雅黑" w:hAnsi="微软雅黑" w:cs="微软雅黑" w:hint="eastAsia"/>
-          <w:b/>
-          <w:lang w:eastAsia="zh-CN"/>
-        </w:rPr>
-        <w:t>审美鉴赏与创造</w:t>
-      </w:r>
-      <w:r>
-        <w:rPr>
-          <w:rFonts w:ascii="微软雅黑" w:eastAsia="微软雅黑" w:hAnsi="微软雅黑" w:cs="微软雅黑" w:hint="eastAsia"/>
-          <w:lang w:eastAsia="zh-CN"/>
-        </w:rPr>
-        <w:t>｜学生能归纳第一段五处比喻的</w:t>
-      </w:r>
-      <w:r>
-        <w:rPr>
-          <w:rFonts w:ascii="微软雅黑" w:eastAsia="微软雅黑" w:hAnsi="微软雅黑" w:cs="微软雅黑" w:hint="eastAsia"/>
-          <w:b/>
-          <w:lang w:eastAsia="zh-CN"/>
-        </w:rPr>
-        <w:t>取象共同点</w:t>
-      </w:r>
-      <w:r>
-        <w:rPr>
-          <w:rFonts w:ascii="微软雅黑" w:eastAsia="微软雅黑" w:hAnsi="微软雅黑" w:cs="微软雅黑" w:hint="eastAsia"/>
-          <w:lang w:eastAsia="zh-CN"/>
-        </w:rPr>
-        <w:t>（都指向「改变」），并说明把「青，取之于蓝，而青于蓝」改成「学习能使人进步」会失去什么。</w:t>
-      </w:r>
-    </w:p>
-    <w:p>
-      <w:pPr>
-        <w:pStyle w:val="ListNumber"/>
-        <w:numPr>
-          <w:ilvl w:val="0"/>
-          <w:numId w:val="11"/>
-        </w:numPr>
-        <w:spacing w:after="96"/>
-        <w:jc w:val="left"/>
-      </w:pPr>
-      <w:r>
-        <w:rPr>
-          <w:rFonts w:ascii="微软雅黑" w:eastAsia="微软雅黑" w:hAnsi="微软雅黑" w:cs="微软雅黑" w:hint="eastAsia"/>
-          <w:b/>
-          <w:lang w:eastAsia="zh-CN"/>
-        </w:rPr>
-        <w:t>思维发展与提升</w:t>
-      </w:r>
-      <w:r>
-        <w:rPr>
-          <w:rFonts w:ascii="微软雅黑" w:eastAsia="微软雅黑" w:hAnsi="微软雅黑" w:cs="微软雅黑" w:hint="eastAsia"/>
-          <w:lang w:eastAsia="zh-CN"/>
-        </w:rPr>
-        <w:t>｜学生能找出第二段四处「假于物」的例子与第三段三组</w:t>
-      </w:r>
-      <w:r>
-        <w:rPr>
-          <w:rFonts w:ascii="微软雅黑" w:eastAsia="微软雅黑" w:hAnsi="微软雅黑" w:cs="微软雅黑" w:hint="eastAsia"/>
-          <w:b/>
-          <w:lang w:eastAsia="zh-CN"/>
-        </w:rPr>
-        <w:t>正反对照</w:t>
-      </w:r>
-      <w:r>
-        <w:rPr>
-          <w:rFonts w:ascii="微软雅黑" w:eastAsia="微软雅黑" w:hAnsi="微软雅黑" w:cs="微软雅黑" w:hint="eastAsia"/>
-          <w:lang w:eastAsia="zh-CN"/>
-        </w:rPr>
-        <w:t>，说出作者是如何从「借力」与「积累」两个角度把「学不可以已」讲成立的。</w:t>
-      </w:r>
-    </w:p>
-    <w:p>
-      <w:pPr>
-        <w:jc w:val="left"/>
-      </w:pPr>
-      <w:r>
-        <w:rPr>
-          <w:rFonts w:ascii="微软雅黑" w:eastAsia="微软雅黑" w:hAnsi="微软雅黑" w:cs="微软雅黑" w:hint="eastAsia"/>
-          <w:b/>
-          <w:lang w:eastAsia="zh-CN"/>
-        </w:rPr>
-        <w:t>教学重点</w:t>
-      </w:r>
-      <w:r>
-        <w:rPr>
-          <w:rFonts w:ascii="微软雅黑" w:eastAsia="微软雅黑" w:hAnsi="微软雅黑" w:cs="微软雅黑" w:hint="eastAsia"/>
-          <w:lang w:eastAsia="zh-CN"/>
-        </w:rPr>
-        <w:t>：读出比喻的取象规律（五喻同指「变」）与论证结构（「假于物」与「积／舍」的正反对照）。</w:t>
-      </w:r>
-    </w:p>
-    <w:p>
-      <w:pPr>
-        <w:jc w:val="left"/>
-      </w:pPr>
-      <w:r>
-        <w:rPr>
-          <w:rFonts w:ascii="微软雅黑" w:eastAsia="微软雅黑" w:hAnsi="微软雅黑" w:cs="微软雅黑" w:hint="eastAsia"/>
-          <w:b/>
-          <w:lang w:eastAsia="zh-CN"/>
-        </w:rPr>
-        <w:t>教学难点</w:t>
-      </w:r>
-      <w:r>
-        <w:rPr>
-          <w:rFonts w:ascii="微软雅黑" w:eastAsia="微软雅黑" w:hAnsi="微软雅黑" w:cs="微软雅黑" w:hint="eastAsia"/>
-          <w:lang w:eastAsia="zh-CN"/>
-        </w:rPr>
-        <w:t>：理解「比喻」在这篇文章里不只是修辞，而是</w:t>
-      </w:r>
-      <w:r>
-        <w:rPr>
-          <w:rFonts w:ascii="微软雅黑" w:eastAsia="微软雅黑" w:hAnsi="微软雅黑" w:cs="微软雅黑" w:hint="eastAsia"/>
-          <w:b/>
-          <w:lang w:eastAsia="zh-CN"/>
-        </w:rPr>
-        <w:t>论证方式</w:t>
-      </w:r>
-      <w:r>
-        <w:t>——</w:t>
-      </w:r>
-      <w:r>
-        <w:rPr>
-          <w:rFonts w:ascii="微软雅黑" w:eastAsia="微软雅黑" w:hAnsi="微软雅黑" w:cs="微软雅黑" w:hint="eastAsia"/>
-          <w:lang w:eastAsia="zh-CN"/>
-        </w:rPr>
-        <w:t>喻体怎么选、怎么排，本身承担了说理功能。这一步学生跨不过去，本课就等于没上。</w:t>
-      </w:r>
-    </w:p>
-    <w:p>
-      <w:pPr>
-        <w:pStyle w:val="Heading2"/>
-        <w:spacing w:line="312" w:lineRule="auto"/>
-        <w:jc w:val="left"/>
-      </w:pPr>
-      <w:r>
-        <w:rPr>
-          <w:rFonts w:ascii="微软雅黑" w:hAnsi="微软雅黑" w:eastAsia="微软雅黑" w:cs="微软雅黑" w:hint="eastAsia"/>
-          <w:b w:val="0"/>
-          <w:color w:val="111827"/>
-          <w:sz w:val="36"/>
-          <w:lang w:eastAsia="zh-CN"/>
-        </w:rPr>
-        <w:t>四、说教法学法</w:t>
-      </w:r>
-    </w:p>
-    <w:p>
-      <w:pPr>
-        <w:pStyle w:val="ListBullet"/>
-        <w:spacing w:after="96"/>
-        <w:jc w:val="left"/>
-      </w:pPr>
-      <w:r>
-        <w:rPr>
-          <w:rFonts w:ascii="微软雅黑" w:eastAsia="微软雅黑" w:hAnsi="微软雅黑" w:cs="微软雅黑" w:hint="eastAsia"/>
-          <w:b/>
-          <w:lang w:eastAsia="zh-CN"/>
-        </w:rPr>
-        <w:t>教法</w:t>
-      </w:r>
-      <w:r>
-        <w:rPr>
-          <w:rFonts w:ascii="微软雅黑" w:eastAsia="微软雅黑" w:hAnsi="微软雅黑" w:cs="微软雅黑" w:hint="eastAsia"/>
-          <w:lang w:eastAsia="zh-CN"/>
-        </w:rPr>
-        <w:t>：以「</w:t>
-      </w:r>
-      <w:r>
-        <w:rPr>
-          <w:rFonts w:ascii="微软雅黑" w:eastAsia="微软雅黑" w:hAnsi="微软雅黑" w:cs="微软雅黑" w:hint="eastAsia"/>
-          <w:b/>
-          <w:lang w:eastAsia="zh-CN"/>
-        </w:rPr>
-        <w:t>备两头</w:t>
-      </w:r>
-      <w:r>
-        <w:rPr>
-          <w:rFonts w:ascii="微软雅黑" w:eastAsia="微软雅黑" w:hAnsi="微软雅黑" w:cs="微软雅黑" w:hint="eastAsia"/>
-          <w:lang w:eastAsia="zh-CN"/>
-        </w:rPr>
-        <w:t>」定教学点</w:t>
-      </w:r>
-      <w:r>
-        <w:t>——</w:t>
-      </w:r>
-      <w:r>
-        <w:rPr>
-          <w:rFonts w:ascii="微软雅黑" w:eastAsia="微软雅黑" w:hAnsi="微软雅黑" w:cs="微软雅黑" w:hint="eastAsia"/>
-          <w:lang w:eastAsia="zh-CN"/>
-        </w:rPr>
-        <w:t>课文关键点（五喻的取象、「假于物」、正反对照）与学生疑难处（停在修辞层）的重合处。三个台阶各自围绕一个教学点展开，每节课的主环节让学生</w:t>
-      </w:r>
-      <w:r>
-        <w:rPr>
-          <w:rFonts w:ascii="微软雅黑" w:eastAsia="微软雅黑" w:hAnsi="微软雅黑" w:cs="微软雅黑" w:hint="eastAsia"/>
-          <w:b/>
-          <w:lang w:eastAsia="zh-CN"/>
-        </w:rPr>
-        <w:t>自己走</w:t>
-      </w:r>
-      <w:r>
-        <w:rPr>
-          <w:rFonts w:ascii="微软雅黑" w:eastAsia="微软雅黑" w:hAnsi="微软雅黑" w:cs="微软雅黑" w:hint="eastAsia"/>
-          <w:lang w:eastAsia="zh-CN"/>
-        </w:rPr>
-        <w:t>。</w:t>
-      </w:r>
-    </w:p>
-    <w:p>
-      <w:pPr>
-        <w:pStyle w:val="ListBullet"/>
-        <w:spacing w:after="96"/>
-        <w:jc w:val="left"/>
-      </w:pPr>
-      <w:r>
-        <w:rPr>
-          <w:rFonts w:ascii="微软雅黑" w:eastAsia="微软雅黑" w:hAnsi="微软雅黑" w:cs="微软雅黑" w:hint="eastAsia"/>
-          <w:b/>
-          <w:lang w:eastAsia="zh-CN"/>
-        </w:rPr>
-        <w:t>学法</w:t>
-      </w:r>
-      <w:r>
-        <w:rPr>
-          <w:rFonts w:ascii="微软雅黑" w:eastAsia="微软雅黑" w:hAnsi="微软雅黑" w:cs="微软雅黑" w:hint="eastAsia"/>
-          <w:lang w:eastAsia="zh-CN"/>
-        </w:rPr>
-        <w:t>：</w:t>
-      </w:r>
-      <w:r>
-        <w:rPr>
-          <w:rFonts w:ascii="微软雅黑" w:eastAsia="微软雅黑" w:hAnsi="微软雅黑" w:cs="微软雅黑" w:hint="eastAsia"/>
-          <w:b/>
-          <w:lang w:eastAsia="zh-CN"/>
-        </w:rPr>
-        <w:t>先写后说</w:t>
-      </w:r>
-      <w:r>
-        <w:rPr>
-          <w:rFonts w:ascii="微软雅黑" w:eastAsia="微软雅黑" w:hAnsi="微软雅黑" w:cs="微软雅黑" w:hint="eastAsia"/>
-          <w:lang w:eastAsia="zh-CN"/>
-        </w:rPr>
-        <w:t>（每处生成点先写一句话再开口）；</w:t>
-      </w:r>
-      <w:r>
-        <w:rPr>
-          <w:rFonts w:ascii="微软雅黑" w:eastAsia="微软雅黑" w:hAnsi="微软雅黑" w:cs="微软雅黑" w:hint="eastAsia"/>
-          <w:b/>
-          <w:lang w:eastAsia="zh-CN"/>
-        </w:rPr>
-        <w:t>填表推进</w:t>
-      </w:r>
-      <w:r>
-        <w:rPr>
-          <w:rFonts w:ascii="微软雅黑" w:eastAsia="微软雅黑" w:hAnsi="微软雅黑" w:cs="微软雅黑" w:hint="eastAsia"/>
-          <w:lang w:eastAsia="zh-CN"/>
-        </w:rPr>
-        <w:t>（三张对照表把抽象关系变成可见的表格）；</w:t>
-      </w:r>
-      <w:r>
-        <w:rPr>
-          <w:rFonts w:ascii="微软雅黑" w:eastAsia="微软雅黑" w:hAnsi="微软雅黑" w:cs="微软雅黑" w:hint="eastAsia"/>
-          <w:b/>
-          <w:lang w:eastAsia="zh-CN"/>
-        </w:rPr>
-        <w:t>朗读验证</w:t>
-      </w:r>
-      <w:r>
-        <w:rPr>
-          <w:rFonts w:ascii="微软雅黑" w:eastAsia="微软雅黑" w:hAnsi="微软雅黑" w:cs="微软雅黑" w:hint="eastAsia"/>
-          <w:lang w:eastAsia="zh-CN"/>
-        </w:rPr>
-        <w:t>（三次朗读都有依据，读不出来就是没读懂）。</w:t>
-      </w:r>
-    </w:p>
-    <w:p>
-      <w:pPr>
-        <w:pStyle w:val="ListBullet"/>
-        <w:spacing w:after="96"/>
-        <w:jc w:val="left"/>
-      </w:pPr>
-      <w:r>
-        <w:rPr>
-          <w:rFonts w:ascii="微软雅黑" w:eastAsia="微软雅黑" w:hAnsi="微软雅黑" w:cs="微软雅黑" w:hint="eastAsia"/>
-          <w:b/>
-          <w:lang w:eastAsia="zh-CN"/>
-        </w:rPr>
-        <w:t>不用</w:t>
-      </w:r>
-      <w:r>
-        <w:rPr>
-          <w:rFonts w:ascii="微软雅黑" w:eastAsia="微软雅黑" w:hAnsi="微软雅黑" w:cs="微软雅黑" w:hint="eastAsia"/>
-          <w:lang w:eastAsia="zh-CN"/>
-        </w:rPr>
-        <w:t>：不整段翻译、不播放赏析视频、不排演课本剧。</w:t>
-      </w:r>
-      <w:r>
-        <w:rPr>
-          <w:rFonts w:ascii="微软雅黑" w:eastAsia="微软雅黑" w:hAnsi="微软雅黑" w:cs="微软雅黑" w:hint="eastAsia"/>
-          <w:b/>
-          <w:lang w:eastAsia="zh-CN"/>
-        </w:rPr>
-        <w:t>朗读、讨论、多媒体都不是必需品</w:t>
-      </w:r>
-      <w:r>
-        <w:t>——</w:t>
-      </w:r>
-      <w:r>
-        <w:rPr>
-          <w:rFonts w:ascii="微软雅黑" w:eastAsia="微软雅黑" w:hAnsi="微软雅黑" w:cs="微软雅黑" w:hint="eastAsia"/>
-          <w:lang w:eastAsia="zh-CN"/>
-        </w:rPr>
-        <w:t>说不出它解决了哪个教学点，就不用。</w:t>
-      </w:r>
-    </w:p>
-    <w:p>
-      <w:pPr>
-        <w:pStyle w:val="Heading2"/>
-        <w:spacing w:line="312" w:lineRule="auto"/>
-        <w:jc w:val="left"/>
-      </w:pPr>
-      <w:r>
-        <w:rPr>
-          <w:rFonts w:ascii="微软雅黑" w:hAnsi="微软雅黑" w:eastAsia="微软雅黑" w:cs="微软雅黑" w:hint="eastAsia"/>
-          <w:b w:val="0"/>
-          <w:color w:val="111827"/>
-          <w:sz w:val="36"/>
-          <w:lang w:eastAsia="zh-CN"/>
-        </w:rPr>
-        <w:t>五、说教学过程</w:t>
-      </w:r>
-    </w:p>
-    <w:p>
-      <w:pPr>
-        <w:pStyle w:val="Heading3"/>
-        <w:spacing w:line="312" w:lineRule="auto"/>
-        <w:jc w:val="left"/>
-      </w:pPr>
-      <w:r>
-        <w:rPr>
-          <w:rFonts w:ascii="微软雅黑" w:hAnsi="微软雅黑" w:eastAsia="微软雅黑" w:cs="微软雅黑" w:hint="eastAsia"/>
-          <w:b w:val="0"/>
-          <w:color w:val="111827"/>
-          <w:sz w:val="30"/>
-          <w:lang w:eastAsia="zh-CN"/>
-        </w:rPr>
-        <w:t>第 1 课时：读通与取象（45 分钟）</w:t>
-      </w:r>
-    </w:p>
-    <w:p>
-      <w:pPr>
-        <w:jc w:val="left"/>
-      </w:pPr>
-      <w:r>
-        <w:rPr>
-          <w:rFonts w:ascii="微软雅黑" w:eastAsia="微软雅黑" w:hAnsi="微软雅黑" w:cs="微软雅黑" w:hint="eastAsia"/>
-          <w:b/>
-          <w:lang w:eastAsia="zh-CN"/>
-        </w:rPr>
-        <w:t>环节一 导入（5 分钟）</w:t>
-      </w:r>
-      <w:r>
-        <w:t>——</w:t>
-      </w:r>
-      <w:r>
-        <w:rPr>
-          <w:rFonts w:ascii="微软雅黑" w:eastAsia="微软雅黑" w:hAnsi="微软雅黑" w:cs="微软雅黑" w:hint="eastAsia"/>
-          <w:lang w:eastAsia="zh-CN"/>
-        </w:rPr>
-        <w:t>只出示「君子生非异也，善假于物也」，只问「假」字今天什么意思、这里什么意思。学生按今义答「虚假」，再从注释找出文中义「借助」。</w:t>
-      </w:r>
-    </w:p>
-    <w:p>
-      <w:pPr>
-        <w:jc w:val="left"/>
-      </w:pPr>
-      <w:r>
-        <w:rPr>
-          <w:rFonts w:ascii="微软雅黑" w:eastAsia="微软雅黑" w:hAnsi="微软雅黑" w:cs="微软雅黑" w:hint="eastAsia"/>
-          <w:b/>
-          <w:lang w:eastAsia="zh-CN"/>
-        </w:rPr>
-        <w:t>设计意图</w:t>
-      </w:r>
-      <w:r>
-        <w:rPr>
-          <w:rFonts w:ascii="微软雅黑" w:eastAsia="微软雅黑" w:hAnsi="微软雅黑" w:cs="微软雅黑" w:hint="eastAsia"/>
-          <w:lang w:eastAsia="zh-CN"/>
-        </w:rPr>
-        <w:t>：教材里「假」是注释就能解决的词，但</w:t>
-      </w:r>
-      <w:r>
-        <w:rPr>
-          <w:rFonts w:ascii="微软雅黑" w:eastAsia="微软雅黑" w:hAnsi="微软雅黑" w:cs="微软雅黑" w:hint="eastAsia"/>
-          <w:b/>
-          <w:lang w:eastAsia="zh-CN"/>
-        </w:rPr>
-        <w:t>今义与文中义的落差</w:t>
-      </w:r>
-      <w:r>
-        <w:rPr>
-          <w:rFonts w:ascii="微软雅黑" w:eastAsia="微软雅黑" w:hAnsi="微软雅黑" w:cs="微软雅黑" w:hint="eastAsia"/>
-          <w:lang w:eastAsia="zh-CN"/>
-        </w:rPr>
-        <w:t>恰好是一个最好的入口。不先讲作者、不先讲背景，是把学生的注意力压到语言上。</w:t>
-      </w:r>
-    </w:p>
-    <w:p>
-      <w:pPr>
-        <w:jc w:val="left"/>
-      </w:pPr>
-      <w:r>
-        <w:rPr>
-          <w:rFonts w:ascii="微软雅黑" w:eastAsia="微软雅黑" w:hAnsi="微软雅黑" w:cs="微软雅黑" w:hint="eastAsia"/>
-          <w:b/>
-          <w:lang w:eastAsia="zh-CN"/>
-        </w:rPr>
-        <w:t>环节二 通读与文言疏通（15 分钟）</w:t>
-      </w:r>
-      <w:r>
-        <w:t>——</w:t>
-      </w:r>
-      <w:r>
-        <w:rPr>
-          <w:rFonts w:ascii="微软雅黑" w:eastAsia="微软雅黑" w:hAnsi="微软雅黑" w:cs="微软雅黑" w:hint="eastAsia"/>
-          <w:lang w:eastAsia="zh-CN"/>
-        </w:rPr>
-        <w:t>不下发译文，学生自读、标出不通处，同桌互译第一段；教师只点出三处通假。</w:t>
-      </w:r>
-    </w:p>
-    <w:p>
-      <w:pPr>
-        <w:jc w:val="left"/>
-      </w:pPr>
-      <w:r>
-        <w:rPr>
-          <w:rFonts w:ascii="微软雅黑" w:eastAsia="微软雅黑" w:hAnsi="微软雅黑" w:cs="微软雅黑" w:hint="eastAsia"/>
-          <w:b/>
-          <w:lang w:eastAsia="zh-CN"/>
-        </w:rPr>
-        <w:t>设计意图</w:t>
-      </w:r>
-      <w:r>
-        <w:rPr>
-          <w:rFonts w:ascii="微软雅黑" w:eastAsia="微软雅黑" w:hAnsi="微软雅黑" w:cs="微软雅黑" w:hint="eastAsia"/>
-          <w:lang w:eastAsia="zh-CN"/>
-        </w:rPr>
-        <w:t>：文言地基必须先过，但</w:t>
-      </w:r>
-      <w:r>
-        <w:rPr>
-          <w:rFonts w:ascii="微软雅黑" w:eastAsia="微软雅黑" w:hAnsi="微软雅黑" w:cs="微软雅黑" w:hint="eastAsia"/>
-          <w:b/>
-          <w:lang w:eastAsia="zh-CN"/>
-        </w:rPr>
-        <w:t>不占满课时</w:t>
-      </w:r>
-      <w:r>
-        <w:t>——</w:t>
-      </w:r>
-      <w:r>
-        <w:rPr>
-          <w:rFonts w:ascii="微软雅黑" w:eastAsia="微软雅黑" w:hAnsi="微软雅黑" w:cs="微软雅黑" w:hint="eastAsia"/>
-          <w:lang w:eastAsia="zh-CN"/>
-        </w:rPr>
-        <w:t>读通是手段，不是终点。重点校学生有能力自己过文字关，教师代劳反而挤掉了后面的时间。</w:t>
-      </w:r>
-    </w:p>
-    <w:p>
-      <w:pPr>
-        <w:jc w:val="left"/>
-      </w:pPr>
-      <w:r>
-        <w:rPr>
-          <w:rFonts w:ascii="微软雅黑" w:eastAsia="微软雅黑" w:hAnsi="微软雅黑" w:cs="微软雅黑" w:hint="eastAsia"/>
-          <w:b/>
-          <w:lang w:eastAsia="zh-CN"/>
-        </w:rPr>
-        <w:t>环节三 台阶一：取象（25 分钟）</w:t>
-      </w:r>
-      <w:r>
-        <w:t>——</w:t>
-      </w:r>
-      <w:r>
-        <w:rPr>
-          <w:rFonts w:ascii="微软雅黑" w:eastAsia="微软雅黑" w:hAnsi="微软雅黑" w:cs="微软雅黑" w:hint="eastAsia"/>
-          <w:lang w:eastAsia="zh-CN"/>
-        </w:rPr>
-        <w:t>只出示青、冰、木、金四喻，不解释，只问「这五样东西有什么共同点」。学生逐句译出，圈出「青于、寒于、中规、直、利」，归纳出共同点「变」；再回答「靠什么变」</w:t>
-      </w:r>
-      <w:r>
-        <w:t>——</w:t>
-      </w:r>
-      <w:r>
-        <w:rPr>
-          <w:rFonts w:ascii="微软雅黑" w:eastAsia="微软雅黑" w:hAnsi="微软雅黑" w:cs="微软雅黑" w:hint="eastAsia"/>
-          <w:lang w:eastAsia="zh-CN"/>
-        </w:rPr>
-        <w:t>輮、绳、砺，都是</w:t>
-      </w:r>
-      <w:r>
-        <w:rPr>
-          <w:rFonts w:ascii="微软雅黑" w:eastAsia="微软雅黑" w:hAnsi="微软雅黑" w:cs="微软雅黑" w:hint="eastAsia"/>
-          <w:b/>
-          <w:lang w:eastAsia="zh-CN"/>
-        </w:rPr>
-        <w:t>外力</w:t>
-      </w:r>
-      <w:r>
-        <w:rPr>
-          <w:rFonts w:ascii="微软雅黑" w:eastAsia="微软雅黑" w:hAnsi="微软雅黑" w:cs="微软雅黑" w:hint="eastAsia"/>
-          <w:lang w:eastAsia="zh-CN"/>
-        </w:rPr>
-        <w:t>。</w:t>
-      </w:r>
-    </w:p>
-    <w:p>
-      <w:pPr>
-        <w:jc w:val="left"/>
-      </w:pPr>
-      <w:r>
-        <w:rPr>
-          <w:rFonts w:ascii="微软雅黑" w:eastAsia="微软雅黑" w:hAnsi="微软雅黑" w:cs="微软雅黑" w:hint="eastAsia"/>
-          <w:b/>
-          <w:lang w:eastAsia="zh-CN"/>
-        </w:rPr>
-        <w:t>设计意图</w:t>
-      </w:r>
-      <w:r>
-        <w:rPr>
-          <w:rFonts w:ascii="微软雅黑" w:eastAsia="微软雅黑" w:hAnsi="微软雅黑" w:cs="微软雅黑" w:hint="eastAsia"/>
-          <w:lang w:eastAsia="zh-CN"/>
-        </w:rPr>
-        <w:t>：这是本课最难、也最关键的一步。学生本来就会说「用了比喻」；本环节要把他从「比喻」推到「</w:t>
-      </w:r>
-      <w:r>
-        <w:rPr>
-          <w:rFonts w:ascii="微软雅黑" w:eastAsia="微软雅黑" w:hAnsi="微软雅黑" w:cs="微软雅黑" w:hint="eastAsia"/>
-          <w:b/>
-          <w:lang w:eastAsia="zh-CN"/>
-        </w:rPr>
-        <w:t>喻体怎么选</w:t>
-      </w:r>
-      <w:r>
-        <w:rPr>
-          <w:rFonts w:ascii="微软雅黑" w:eastAsia="微软雅黑" w:hAnsi="微软雅黑" w:cs="微软雅黑" w:hint="eastAsia"/>
-          <w:lang w:eastAsia="zh-CN"/>
-        </w:rPr>
-        <w:t>」</w:t>
-      </w:r>
-      <w:r>
-        <w:t>——</w:t>
-      </w:r>
-      <w:r>
-        <w:rPr>
-          <w:rFonts w:ascii="微软雅黑" w:eastAsia="微软雅黑" w:hAnsi="微软雅黑" w:cs="微软雅黑" w:hint="eastAsia"/>
-          <w:lang w:eastAsia="zh-CN"/>
-        </w:rPr>
-        <w:t>荀子选的物象，全都指向「改变」，而改变要靠外力。</w:t>
-      </w:r>
-      <w:r>
-        <w:rPr>
-          <w:rFonts w:ascii="微软雅黑" w:eastAsia="微软雅黑" w:hAnsi="微软雅黑" w:cs="微软雅黑" w:hint="eastAsia"/>
-          <w:b/>
-          <w:lang w:eastAsia="zh-CN"/>
-        </w:rPr>
-        <w:t>这正是荀子「化性起伪」的思路</w:t>
-      </w:r>
-      <w:r>
-        <w:rPr>
-          <w:rFonts w:ascii="微软雅黑" w:eastAsia="微软雅黑" w:hAnsi="微软雅黑" w:cs="微软雅黑" w:hint="eastAsia"/>
-          <w:lang w:eastAsia="zh-CN"/>
-        </w:rPr>
-        <w:t>，只是不给学生术语。</w:t>
-      </w:r>
-    </w:p>
-    <w:p>
-      <w:pPr>
-        <w:pStyle w:val="Heading3"/>
-        <w:spacing w:line="312" w:lineRule="auto"/>
-        <w:jc w:val="left"/>
-      </w:pPr>
-      <w:r>
-        <w:rPr>
-          <w:rFonts w:ascii="微软雅黑" w:hAnsi="微软雅黑" w:eastAsia="微软雅黑" w:cs="微软雅黑" w:hint="eastAsia"/>
-          <w:b w:val="0"/>
-          <w:color w:val="111827"/>
-          <w:sz w:val="30"/>
-          <w:lang w:eastAsia="zh-CN"/>
-        </w:rPr>
-        <w:t>第 2 课时：借力（45 分钟）</w:t>
-      </w:r>
-    </w:p>
-    <w:p>
-      <w:pPr>
-        <w:jc w:val="left"/>
-      </w:pPr>
-      <w:r>
-        <w:rPr>
-          <w:rFonts w:ascii="微软雅黑" w:eastAsia="微软雅黑" w:hAnsi="微软雅黑" w:cs="微软雅黑" w:hint="eastAsia"/>
-          <w:b/>
-          <w:lang w:eastAsia="zh-CN"/>
-        </w:rPr>
-        <w:t>环节一 台阶二（上）：四处「假于物」（20 分钟）</w:t>
-      </w:r>
-      <w:r>
-        <w:t>——</w:t>
-      </w:r>
-      <w:r>
-        <w:rPr>
-          <w:rFonts w:ascii="微软雅黑" w:eastAsia="微软雅黑" w:hAnsi="微软雅黑" w:cs="微软雅黑" w:hint="eastAsia"/>
-          <w:lang w:eastAsia="zh-CN"/>
-        </w:rPr>
-        <w:t>出示第二段，只问「哪些是假于物的例子」。学生找出登高、顺风、舆马、舟楫，填「借什么</w:t>
-      </w:r>
-      <w:r>
-        <w:t>—</w:t>
-      </w:r>
-      <w:r>
-        <w:rPr>
-          <w:rFonts w:ascii="微软雅黑" w:eastAsia="微软雅黑" w:hAnsi="微软雅黑" w:cs="微软雅黑" w:hint="eastAsia"/>
-          <w:lang w:eastAsia="zh-CN"/>
-        </w:rPr>
-        <w:t>得什么」表，归纳出「</w:t>
-      </w:r>
-      <w:r>
-        <w:rPr>
-          <w:rFonts w:ascii="微软雅黑" w:eastAsia="微软雅黑" w:hAnsi="微软雅黑" w:cs="微软雅黑" w:hint="eastAsia"/>
-          <w:b/>
-          <w:lang w:eastAsia="zh-CN"/>
-        </w:rPr>
-        <w:t>人没变、借的东西变了</w:t>
-      </w:r>
-      <w:r>
-        <w:rPr>
-          <w:rFonts w:ascii="微软雅黑" w:eastAsia="微软雅黑" w:hAnsi="微软雅黑" w:cs="微软雅黑" w:hint="eastAsia"/>
-          <w:lang w:eastAsia="zh-CN"/>
-        </w:rPr>
-        <w:t>」。</w:t>
-      </w:r>
-    </w:p>
-    <w:p>
-      <w:pPr>
-        <w:jc w:val="left"/>
-      </w:pPr>
-      <w:r>
-        <w:rPr>
-          <w:rFonts w:ascii="微软雅黑" w:eastAsia="微软雅黑" w:hAnsi="微软雅黑" w:cs="微软雅黑" w:hint="eastAsia"/>
-          <w:b/>
-          <w:lang w:eastAsia="zh-CN"/>
-        </w:rPr>
-        <w:t>设计意图</w:t>
-      </w:r>
-      <w:r>
-        <w:rPr>
-          <w:rFonts w:ascii="微软雅黑" w:eastAsia="微软雅黑" w:hAnsi="微软雅黑" w:cs="微软雅黑" w:hint="eastAsia"/>
-          <w:lang w:eastAsia="zh-CN"/>
-        </w:rPr>
-        <w:t>：把「假」从字义落到例证。四例的共同结构一旦被学生自己说出来，教学点</w:t>
-      </w:r>
-      <w:r>
-        <w:t xml:space="preserve"> 2 </w:t>
-      </w:r>
-      <w:r>
-        <w:rPr>
-          <w:rFonts w:ascii="微软雅黑" w:eastAsia="微软雅黑" w:hAnsi="微软雅黑" w:cs="微软雅黑" w:hint="eastAsia"/>
-          <w:lang w:eastAsia="zh-CN"/>
-        </w:rPr>
-        <w:t>的证据链就闭合了。</w:t>
-      </w:r>
-    </w:p>
-    <w:p>
-      <w:pPr>
-        <w:jc w:val="left"/>
-      </w:pPr>
-      <w:r>
-        <w:rPr>
-          <w:rFonts w:ascii="微软雅黑" w:eastAsia="微软雅黑" w:hAnsi="微软雅黑" w:cs="微软雅黑" w:hint="eastAsia"/>
-          <w:b/>
-          <w:lang w:eastAsia="zh-CN"/>
-        </w:rPr>
-        <w:t>环节二 台阶二（下）：「生非异」的锋芒（20 分钟）</w:t>
-      </w:r>
-      <w:r>
-        <w:t>——</w:t>
-      </w:r>
-      <w:r>
-        <w:rPr>
-          <w:rFonts w:ascii="微软雅黑" w:eastAsia="微软雅黑" w:hAnsi="微软雅黑" w:cs="微软雅黑" w:hint="eastAsia"/>
-          <w:lang w:eastAsia="zh-CN"/>
-        </w:rPr>
-        <w:t>出示「君子生非异也」，追问「这句话在反驳谁？如果人生来就分高下，『学』还有必要吗？」再对照第一段「博学而日参省乎己」，讨论「学」到底是向外借力还是向内反省。</w:t>
-      </w:r>
-    </w:p>
-    <w:p>
-      <w:pPr>
-        <w:jc w:val="left"/>
-      </w:pPr>
-      <w:r>
-        <w:rPr>
-          <w:rFonts w:ascii="微软雅黑" w:eastAsia="微软雅黑" w:hAnsi="微软雅黑" w:cs="微软雅黑" w:hint="eastAsia"/>
-          <w:b/>
-          <w:lang w:eastAsia="zh-CN"/>
-        </w:rPr>
-        <w:t>设计意图</w:t>
-      </w:r>
-      <w:r>
-        <w:rPr>
-          <w:rFonts w:ascii="微软雅黑" w:eastAsia="微软雅黑" w:hAnsi="微软雅黑" w:cs="微软雅黑" w:hint="eastAsia"/>
-          <w:lang w:eastAsia="zh-CN"/>
-        </w:rPr>
-        <w:t>：这是本课的</w:t>
-      </w:r>
-      <w:r>
-        <w:rPr>
-          <w:rFonts w:ascii="微软雅黑" w:eastAsia="微软雅黑" w:hAnsi="微软雅黑" w:cs="微软雅黑" w:hint="eastAsia"/>
-          <w:b/>
-          <w:lang w:eastAsia="zh-CN"/>
-        </w:rPr>
-        <w:t>难点与思想制高点</w:t>
-      </w:r>
-      <w:r>
-        <w:rPr>
-          <w:rFonts w:ascii="微软雅黑" w:eastAsia="微软雅黑" w:hAnsi="微软雅黑" w:cs="微软雅黑" w:hint="eastAsia"/>
-          <w:lang w:eastAsia="zh-CN"/>
-        </w:rPr>
-        <w:t>。荀子否定天赋差异，所以「学」才是人人可走的路。最后那个「向外还是向内」的矛盾，</w:t>
-      </w:r>
-      <w:r>
-        <w:rPr>
-          <w:rFonts w:ascii="微软雅黑" w:eastAsia="微软雅黑" w:hAnsi="微软雅黑" w:cs="微软雅黑" w:hint="eastAsia"/>
-          <w:b/>
-          <w:lang w:eastAsia="zh-CN"/>
-        </w:rPr>
-        <w:t>故意不给出标准答案</w:t>
-      </w:r>
-      <w:r>
-        <w:t>——</w:t>
-      </w:r>
-      <w:r>
-        <w:rPr>
-          <w:rFonts w:ascii="微软雅黑" w:eastAsia="微软雅黑" w:hAnsi="微软雅黑" w:cs="微软雅黑" w:hint="eastAsia"/>
-          <w:lang w:eastAsia="zh-CN"/>
-        </w:rPr>
-        <w:t>它是留给学生的思考开口。</w:t>
-      </w:r>
-    </w:p>
-    <w:p>
-      <w:pPr>
-        <w:jc w:val="left"/>
-      </w:pPr>
-      <w:r>
-        <w:rPr>
-          <w:rFonts w:ascii="微软雅黑" w:eastAsia="微软雅黑" w:hAnsi="微软雅黑" w:cs="微软雅黑" w:hint="eastAsia"/>
-          <w:b/>
-          <w:lang w:eastAsia="zh-CN"/>
-        </w:rPr>
-        <w:t>环节三 小结与背诵（5 分钟）</w:t>
-      </w:r>
-      <w:r>
-        <w:t>——</w:t>
-      </w:r>
-      <w:r>
-        <w:rPr>
-          <w:rFonts w:ascii="微软雅黑" w:eastAsia="微软雅黑" w:hAnsi="微软雅黑" w:cs="微软雅黑" w:hint="eastAsia"/>
-          <w:lang w:eastAsia="zh-CN"/>
-        </w:rPr>
-        <w:t>齐背第二段。</w:t>
-      </w:r>
-    </w:p>
-    <w:p>
-      <w:pPr>
-        <w:jc w:val="left"/>
-      </w:pPr>
-      <w:r>
-        <w:rPr>
-          <w:rFonts w:ascii="微软雅黑" w:eastAsia="微软雅黑" w:hAnsi="微软雅黑" w:cs="微软雅黑" w:hint="eastAsia"/>
-          <w:b/>
-          <w:lang w:eastAsia="zh-CN"/>
-        </w:rPr>
-        <w:t>设计意图</w:t>
-      </w:r>
-      <w:r>
-        <w:rPr>
-          <w:rFonts w:ascii="微软雅黑" w:eastAsia="微软雅黑" w:hAnsi="微软雅黑" w:cs="微软雅黑" w:hint="eastAsia"/>
-          <w:lang w:eastAsia="zh-CN"/>
-        </w:rPr>
-        <w:t>：背诵是本任务群「古代优秀作品」的底线要求，用零碎时间落实。</w:t>
-      </w:r>
-    </w:p>
-    <w:p>
-      <w:pPr>
-        <w:pStyle w:val="Heading3"/>
-        <w:spacing w:line="312" w:lineRule="auto"/>
-        <w:jc w:val="left"/>
-      </w:pPr>
-      <w:r>
-        <w:rPr>
-          <w:rFonts w:ascii="微软雅黑" w:hAnsi="微软雅黑" w:eastAsia="微软雅黑" w:cs="微软雅黑" w:hint="eastAsia"/>
-          <w:b w:val="0"/>
-          <w:color w:val="111827"/>
-          <w:sz w:val="30"/>
-          <w:lang w:eastAsia="zh-CN"/>
-        </w:rPr>
-        <w:t>第 3 课时：对照与积累（45 分钟）</w:t>
-      </w:r>
-    </w:p>
-    <w:p>
-      <w:pPr>
-        <w:jc w:val="left"/>
-      </w:pPr>
-      <w:r>
-        <w:rPr>
-          <w:rFonts w:ascii="微软雅黑" w:eastAsia="微软雅黑" w:hAnsi="微软雅黑" w:cs="微软雅黑" w:hint="eastAsia"/>
-          <w:b/>
-          <w:lang w:eastAsia="zh-CN"/>
-        </w:rPr>
-        <w:t>环节一 台阶三（上）：三组正反对照（20 分钟）</w:t>
-      </w:r>
-      <w:r>
-        <w:t>——</w:t>
-      </w:r>
-      <w:r>
-        <w:rPr>
-          <w:rFonts w:ascii="微软雅黑" w:eastAsia="微软雅黑" w:hAnsi="微软雅黑" w:cs="微软雅黑" w:hint="eastAsia"/>
-          <w:lang w:eastAsia="zh-CN"/>
-        </w:rPr>
-        <w:t>只问「哪些是正面的、哪些是反面的？为什么把好坏放在一起说？」学生填「正</w:t>
-      </w:r>
-      <w:r>
-        <w:t>—</w:t>
-      </w:r>
-      <w:r>
-        <w:rPr>
-          <w:rFonts w:ascii="微软雅黑" w:eastAsia="微软雅黑" w:hAnsi="微软雅黑" w:cs="微软雅黑" w:hint="eastAsia"/>
-          <w:lang w:eastAsia="zh-CN"/>
-        </w:rPr>
-        <w:t>反」表，说出每组对立的焦点词：舍、一、躁。</w:t>
-      </w:r>
-    </w:p>
-    <w:p>
-      <w:pPr>
-        <w:jc w:val="left"/>
-      </w:pPr>
-      <w:r>
-        <w:rPr>
-          <w:rFonts w:ascii="微软雅黑" w:eastAsia="微软雅黑" w:hAnsi="微软雅黑" w:cs="微软雅黑" w:hint="eastAsia"/>
-          <w:b/>
-          <w:lang w:eastAsia="zh-CN"/>
-        </w:rPr>
-        <w:t>设计意图</w:t>
-      </w:r>
-      <w:r>
-        <w:rPr>
-          <w:rFonts w:ascii="微软雅黑" w:eastAsia="微软雅黑" w:hAnsi="微软雅黑" w:cs="微软雅黑" w:hint="eastAsia"/>
-          <w:lang w:eastAsia="zh-CN"/>
-        </w:rPr>
-        <w:t>：学生通常只记得正面例子。</w:t>
-      </w:r>
-      <w:r>
-        <w:rPr>
-          <w:rFonts w:ascii="微软雅黑" w:eastAsia="微软雅黑" w:hAnsi="微软雅黑" w:cs="微软雅黑" w:hint="eastAsia"/>
-          <w:b/>
-          <w:lang w:eastAsia="zh-CN"/>
-        </w:rPr>
-        <w:t>反面例子（不积、舍之、蟹）承担了同样的论证功能</w:t>
-      </w:r>
-      <w:r>
-        <w:rPr>
-          <w:rFonts w:ascii="微软雅黑" w:eastAsia="微软雅黑" w:hAnsi="微软雅黑" w:cs="微软雅黑" w:hint="eastAsia"/>
-          <w:lang w:eastAsia="zh-CN"/>
-        </w:rPr>
-        <w:t>，读不出这一半，就把荀子读软了。</w:t>
-      </w:r>
-    </w:p>
-    <w:p>
-      <w:pPr>
-        <w:jc w:val="left"/>
-      </w:pPr>
-      <w:r>
-        <w:rPr>
-          <w:rFonts w:ascii="微软雅黑" w:eastAsia="微软雅黑" w:hAnsi="微软雅黑" w:cs="微软雅黑" w:hint="eastAsia"/>
-          <w:b/>
-          <w:lang w:eastAsia="zh-CN"/>
-        </w:rPr>
-        <w:t>环节二 台阶三（下）：由物及人（15 分钟）</w:t>
-      </w:r>
-      <w:r>
-        <w:t>——</w:t>
-      </w:r>
-      <w:r>
-        <w:rPr>
-          <w:rFonts w:ascii="微软雅黑" w:eastAsia="微软雅黑" w:hAnsi="微软雅黑" w:cs="微软雅黑" w:hint="eastAsia"/>
-          <w:lang w:eastAsia="zh-CN"/>
-        </w:rPr>
-        <w:t>出示「积土成山</w:t>
-      </w:r>
-      <w:r>
-        <w:t>……</w:t>
-      </w:r>
-      <w:r>
-        <w:rPr>
-          <w:rFonts w:ascii="微软雅黑" w:eastAsia="微软雅黑" w:hAnsi="微软雅黑" w:cs="微软雅黑" w:hint="eastAsia"/>
-          <w:lang w:eastAsia="zh-CN"/>
-        </w:rPr>
-        <w:t>积善成德」，只问「这三句的顺序能不能换？」学生说出「物</w:t>
-      </w:r>
-      <w:r>
-        <w:t>→</w:t>
-      </w:r>
-      <w:r>
-        <w:rPr>
-          <w:rFonts w:ascii="微软雅黑" w:eastAsia="微软雅黑" w:hAnsi="微软雅黑" w:cs="微软雅黑" w:hint="eastAsia"/>
-          <w:lang w:eastAsia="zh-CN"/>
-        </w:rPr>
-        <w:t>物</w:t>
-      </w:r>
-      <w:r>
-        <w:t>→</w:t>
-      </w:r>
-      <w:r>
-        <w:rPr>
-          <w:rFonts w:ascii="微软雅黑" w:eastAsia="微软雅黑" w:hAnsi="微软雅黑" w:cs="微软雅黑" w:hint="eastAsia"/>
-          <w:lang w:eastAsia="zh-CN"/>
-        </w:rPr>
-        <w:t>人」的递进，然后</w:t>
-      </w:r>
-      <w:r>
-        <w:rPr>
-          <w:rFonts w:ascii="微软雅黑" w:eastAsia="微软雅黑" w:hAnsi="微软雅黑" w:cs="微软雅黑" w:hint="eastAsia"/>
-          <w:b/>
-          <w:lang w:eastAsia="zh-CN"/>
-        </w:rPr>
-        <w:t>书面回答主问题</w:t>
-      </w:r>
-      <w:r>
-        <w:rPr>
-          <w:rFonts w:ascii="微软雅黑" w:eastAsia="微软雅黑" w:hAnsi="微软雅黑" w:cs="微软雅黑" w:hint="eastAsia"/>
-          <w:lang w:eastAsia="zh-CN"/>
-        </w:rPr>
-        <w:t>。</w:t>
-      </w:r>
-    </w:p>
-    <w:p>
-      <w:pPr>
-        <w:jc w:val="left"/>
-      </w:pPr>
-      <w:r>
-        <w:rPr>
-          <w:rFonts w:ascii="微软雅黑" w:eastAsia="微软雅黑" w:hAnsi="微软雅黑" w:cs="微软雅黑" w:hint="eastAsia"/>
-          <w:b/>
-          <w:lang w:eastAsia="zh-CN"/>
-        </w:rPr>
-        <w:t>设计意图</w:t>
-      </w:r>
-      <w:r>
-        <w:rPr>
-          <w:rFonts w:ascii="微软雅黑" w:eastAsia="微软雅黑" w:hAnsi="微软雅黑" w:cs="微软雅黑" w:hint="eastAsia"/>
-          <w:lang w:eastAsia="zh-CN"/>
-        </w:rPr>
-        <w:t>：从「物」的比喻收束到「人」的德性，落回中心论点。主问题在这里书面作答，写作本身就是理解的检测。</w:t>
-      </w:r>
-    </w:p>
-    <w:p>
-      <w:pPr>
-        <w:jc w:val="left"/>
-      </w:pPr>
-      <w:r>
-        <w:rPr>
-          <w:rFonts w:ascii="微软雅黑" w:eastAsia="微软雅黑" w:hAnsi="微软雅黑" w:cs="微软雅黑" w:hint="eastAsia"/>
-          <w:b/>
-          <w:lang w:eastAsia="zh-CN"/>
-        </w:rPr>
-        <w:t>环节三 检测与作业（10 分钟）</w:t>
-      </w:r>
-      <w:r>
-        <w:t>——</w:t>
-      </w:r>
-      <w:r>
-        <w:rPr>
-          <w:rFonts w:ascii="微软雅黑" w:eastAsia="微软雅黑" w:hAnsi="微软雅黑" w:cs="微软雅黑" w:hint="eastAsia"/>
-          <w:lang w:eastAsia="zh-CN"/>
-        </w:rPr>
-        <w:t>布置检测任务三，当堂回收，同桌按量规互评一处。</w:t>
-      </w:r>
-    </w:p>
-    <w:p>
-      <w:pPr>
-        <w:jc w:val="left"/>
-      </w:pPr>
-      <w:r>
-        <w:rPr>
-          <w:rFonts w:ascii="微软雅黑" w:eastAsia="微软雅黑" w:hAnsi="微软雅黑" w:cs="微软雅黑" w:hint="eastAsia"/>
-          <w:b/>
-          <w:lang w:eastAsia="zh-CN"/>
-        </w:rPr>
-        <w:t>设计意图</w:t>
-      </w:r>
-      <w:r>
-        <w:rPr>
-          <w:rFonts w:ascii="微软雅黑" w:eastAsia="微软雅黑" w:hAnsi="微软雅黑" w:cs="微软雅黑" w:hint="eastAsia"/>
-          <w:lang w:eastAsia="zh-CN"/>
-        </w:rPr>
-        <w:t>：让个体的作答成为全班的讨论对象，而不是只交给老师。</w:t>
-      </w:r>
-    </w:p>
-    <w:p>
-      <w:pPr>
-        <w:pStyle w:val="Heading2"/>
-        <w:spacing w:line="312" w:lineRule="auto"/>
-        <w:jc w:val="left"/>
-      </w:pPr>
-      <w:r>
-        <w:rPr>
-          <w:rFonts w:ascii="微软雅黑" w:hAnsi="微软雅黑" w:eastAsia="微软雅黑" w:cs="微软雅黑" w:hint="eastAsia"/>
-          <w:b w:val="0"/>
-          <w:color w:val="111827"/>
-          <w:sz w:val="36"/>
-          <w:lang w:eastAsia="zh-CN"/>
-        </w:rPr>
-        <w:t>六、说板书</w:t>
-      </w:r>
-    </w:p>
-    <w:p>
-      <w:pPr>
-        <w:jc w:val="left"/>
-      </w:pPr>
-      <w:r>
-        <w:rPr>
-          <w:rFonts w:ascii="微软雅黑" w:eastAsia="微软雅黑" w:hAnsi="微软雅黑" w:cs="微软雅黑" w:hint="eastAsia"/>
-          <w:lang w:eastAsia="zh-CN"/>
-        </w:rPr>
-        <w:t>板书按四层推进：中心论点（学不可以已）</w:t>
-      </w:r>
-      <w:r>
-        <w:t xml:space="preserve">→ </w:t>
-      </w:r>
-      <w:r>
-        <w:rPr>
-          <w:rFonts w:ascii="微软雅黑" w:eastAsia="微软雅黑" w:hAnsi="微软雅黑" w:cs="微软雅黑" w:hint="eastAsia"/>
-          <w:lang w:eastAsia="zh-CN"/>
-        </w:rPr>
-        <w:t>一望而知（用了很多比喻）</w:t>
-      </w:r>
-      <w:r>
-        <w:t xml:space="preserve">→ </w:t>
-      </w:r>
-      <w:r>
-        <w:rPr>
-          <w:rFonts w:ascii="微软雅黑" w:eastAsia="微软雅黑" w:hAnsi="微软雅黑" w:cs="微软雅黑" w:hint="eastAsia"/>
-          <w:lang w:eastAsia="zh-CN"/>
-        </w:rPr>
-        <w:t>取象（青</w:t>
-      </w:r>
-      <w:r>
-        <w:t>·</w:t>
-      </w:r>
-      <w:r>
-        <w:rPr>
-          <w:rFonts w:ascii="微软雅黑" w:eastAsia="微软雅黑" w:hAnsi="微软雅黑" w:cs="微软雅黑" w:hint="eastAsia"/>
-          <w:lang w:eastAsia="zh-CN"/>
-        </w:rPr>
-        <w:t>冰</w:t>
-      </w:r>
-      <w:r>
-        <w:t>·</w:t>
-      </w:r>
-      <w:r>
-        <w:rPr>
-          <w:rFonts w:ascii="微软雅黑" w:eastAsia="微软雅黑" w:hAnsi="微软雅黑" w:cs="微软雅黑" w:hint="eastAsia"/>
-          <w:lang w:eastAsia="zh-CN"/>
-        </w:rPr>
-        <w:t>木</w:t>
-      </w:r>
-      <w:r>
-        <w:t>·</w:t>
-      </w:r>
-      <w:r>
-        <w:rPr>
-          <w:rFonts w:ascii="微软雅黑" w:eastAsia="微软雅黑" w:hAnsi="微软雅黑" w:cs="微软雅黑" w:hint="eastAsia"/>
-          <w:lang w:eastAsia="zh-CN"/>
-        </w:rPr>
-        <w:t>金</w:t>
-      </w:r>
-      <w:r>
-        <w:t xml:space="preserve"> → </w:t>
-      </w:r>
-      <w:r>
-        <w:rPr>
-          <w:rFonts w:ascii="微软雅黑" w:eastAsia="微软雅黑" w:hAnsi="微软雅黑" w:cs="微软雅黑" w:hint="eastAsia"/>
-          <w:lang w:eastAsia="zh-CN"/>
-        </w:rPr>
-        <w:t>都指向「变」，变靠外力）</w:t>
-      </w:r>
-      <w:r>
-        <w:t xml:space="preserve">→ </w:t>
-      </w:r>
-      <w:r>
-        <w:rPr>
-          <w:rFonts w:ascii="微软雅黑" w:eastAsia="微软雅黑" w:hAnsi="微软雅黑" w:cs="微软雅黑" w:hint="eastAsia"/>
-          <w:lang w:eastAsia="zh-CN"/>
-        </w:rPr>
-        <w:t>假于物（登高</w:t>
-      </w:r>
-      <w:r>
-        <w:t>·</w:t>
-      </w:r>
-      <w:r>
-        <w:rPr>
-          <w:rFonts w:ascii="微软雅黑" w:eastAsia="微软雅黑" w:hAnsi="微软雅黑" w:cs="微软雅黑" w:hint="eastAsia"/>
-          <w:lang w:eastAsia="zh-CN"/>
-        </w:rPr>
-        <w:t>顺风</w:t>
-      </w:r>
-      <w:r>
-        <w:t>·</w:t>
-      </w:r>
-      <w:r>
-        <w:rPr>
-          <w:rFonts w:ascii="微软雅黑" w:eastAsia="微软雅黑" w:hAnsi="微软雅黑" w:cs="微软雅黑" w:hint="eastAsia"/>
-          <w:lang w:eastAsia="zh-CN"/>
-        </w:rPr>
-        <w:t>舆马</w:t>
-      </w:r>
-      <w:r>
-        <w:t>·</w:t>
-      </w:r>
-      <w:r>
-        <w:rPr>
-          <w:rFonts w:ascii="微软雅黑" w:eastAsia="微软雅黑" w:hAnsi="微软雅黑" w:cs="微软雅黑" w:hint="eastAsia"/>
-          <w:lang w:eastAsia="zh-CN"/>
-        </w:rPr>
-        <w:t>舟楫</w:t>
-      </w:r>
-      <w:r>
-        <w:t xml:space="preserve"> → </w:t>
-      </w:r>
-      <w:r>
-        <w:rPr>
-          <w:rFonts w:ascii="微软雅黑" w:eastAsia="微软雅黑" w:hAnsi="微软雅黑" w:cs="微软雅黑" w:hint="eastAsia"/>
-          <w:lang w:eastAsia="zh-CN"/>
-        </w:rPr>
-        <w:t>借力，「生非异」否定天赋）</w:t>
-      </w:r>
-      <w:r>
-        <w:t xml:space="preserve">→ </w:t>
-      </w:r>
-      <w:r>
-        <w:rPr>
-          <w:rFonts w:ascii="微软雅黑" w:eastAsia="微软雅黑" w:hAnsi="微软雅黑" w:cs="微软雅黑" w:hint="eastAsia"/>
-          <w:lang w:eastAsia="zh-CN"/>
-        </w:rPr>
-        <w:t>正反对照（骐骥</w:t>
-      </w:r>
-      <w:r>
-        <w:t>/</w:t>
-      </w:r>
-      <w:r>
-        <w:rPr>
-          <w:rFonts w:ascii="微软雅黑" w:eastAsia="微软雅黑" w:hAnsi="微软雅黑" w:cs="微软雅黑" w:hint="eastAsia"/>
-          <w:lang w:eastAsia="zh-CN"/>
-        </w:rPr>
-        <w:t>驽马、舍</w:t>
-      </w:r>
-      <w:r>
-        <w:t>/</w:t>
-      </w:r>
-      <w:r>
-        <w:rPr>
-          <w:rFonts w:ascii="微软雅黑" w:eastAsia="微软雅黑" w:hAnsi="微软雅黑" w:cs="微软雅黑" w:hint="eastAsia"/>
-          <w:lang w:eastAsia="zh-CN"/>
-        </w:rPr>
-        <w:t>不舍、蚓</w:t>
-      </w:r>
-      <w:r>
-        <w:t>/</w:t>
-      </w:r>
-      <w:r>
-        <w:rPr>
-          <w:rFonts w:ascii="微软雅黑" w:eastAsia="微软雅黑" w:hAnsi="微软雅黑" w:cs="微软雅黑" w:hint="eastAsia"/>
-          <w:lang w:eastAsia="zh-CN"/>
-        </w:rPr>
-        <w:t>蟹）</w:t>
-      </w:r>
-      <w:r>
-        <w:t xml:space="preserve">→ </w:t>
-      </w:r>
-      <w:r>
-        <w:rPr>
-          <w:rFonts w:ascii="微软雅黑" w:eastAsia="微软雅黑" w:hAnsi="微软雅黑" w:cs="微软雅黑" w:hint="eastAsia"/>
-          <w:lang w:eastAsia="zh-CN"/>
-        </w:rPr>
-        <w:t>由物及人（积善成德）</w:t>
-      </w:r>
-      <w:r>
-        <w:t xml:space="preserve">→ </w:t>
-      </w:r>
-      <w:r>
-        <w:rPr>
-          <w:rFonts w:ascii="微软雅黑" w:eastAsia="微软雅黑" w:hAnsi="微软雅黑" w:cs="微软雅黑" w:hint="eastAsia"/>
-          <w:lang w:eastAsia="zh-CN"/>
-        </w:rPr>
-        <w:t>落点（借自然之理，说人事之道）。</w:t>
-      </w:r>
-    </w:p>
-    <w:p>
-      <w:pPr>
-        <w:jc w:val="left"/>
-      </w:pPr>
-      <w:r>
-        <w:rPr>
-          <w:rFonts w:ascii="微软雅黑" w:eastAsia="微软雅黑" w:hAnsi="微软雅黑" w:cs="微软雅黑" w:hint="eastAsia"/>
-          <w:b/>
-          <w:lang w:eastAsia="zh-CN"/>
-        </w:rPr>
-        <w:t>设计意图</w:t>
-      </w:r>
-      <w:r>
-        <w:rPr>
-          <w:rFonts w:ascii="微软雅黑" w:eastAsia="微软雅黑" w:hAnsi="微软雅黑" w:cs="微软雅黑" w:hint="eastAsia"/>
-          <w:lang w:eastAsia="zh-CN"/>
-        </w:rPr>
-        <w:t>：板书</w:t>
-      </w:r>
-      <w:r>
-        <w:rPr>
-          <w:rFonts w:ascii="微软雅黑" w:eastAsia="微软雅黑" w:hAnsi="微软雅黑" w:cs="微软雅黑" w:hint="eastAsia"/>
-          <w:b/>
-          <w:lang w:eastAsia="zh-CN"/>
-        </w:rPr>
-        <w:t>不是内容的复述，是思维路径的复述</w:t>
-      </w:r>
-      <w:r>
-        <w:rPr>
-          <w:rFonts w:ascii="微软雅黑" w:eastAsia="微软雅黑" w:hAnsi="微软雅黑" w:cs="微软雅黑" w:hint="eastAsia"/>
-          <w:lang w:eastAsia="zh-CN"/>
-        </w:rPr>
-        <w:t>。四层正好对应三个台阶加导入，学生看着板书就能复述出这节课走过的路。</w:t>
-      </w:r>
-    </w:p>
-    <w:p>
-      <w:pPr>
-        <w:pStyle w:val="Heading2"/>
-        <w:spacing w:line="312" w:lineRule="auto"/>
-        <w:jc w:val="left"/>
-      </w:pPr>
-      <w:r>
-        <w:rPr>
-          <w:rFonts w:ascii="微软雅黑" w:hAnsi="微软雅黑" w:eastAsia="微软雅黑" w:cs="微软雅黑" w:hint="eastAsia"/>
-          <w:b w:val="0"/>
-          <w:color w:val="111827"/>
-          <w:sz w:val="36"/>
-          <w:lang w:eastAsia="zh-CN"/>
-        </w:rPr>
-        <w:t>七、说作业</w:t>
-      </w:r>
-    </w:p>
-    <w:p>
-      <w:pPr>
-        <w:pStyle w:val="ListBullet"/>
-        <w:spacing w:after="96"/>
-        <w:jc w:val="left"/>
-      </w:pPr>
-      <w:r>
-        <w:rPr>
-          <w:rFonts w:ascii="微软雅黑" w:eastAsia="微软雅黑" w:hAnsi="微软雅黑" w:cs="微软雅黑" w:hint="eastAsia"/>
-          <w:b/>
-          <w:lang w:eastAsia="zh-CN"/>
-        </w:rPr>
-        <w:t>基础（必做）</w:t>
-      </w:r>
-      <w:r>
-        <w:rPr>
-          <w:rFonts w:ascii="微软雅黑" w:eastAsia="微软雅黑" w:hAnsi="微软雅黑" w:cs="微软雅黑" w:hint="eastAsia"/>
-          <w:lang w:eastAsia="zh-CN"/>
-        </w:rPr>
-        <w:t>：抄写三处通假字的整句并旁注</w:t>
-      </w:r>
-      <w:r>
-        <w:t>——</w:t>
-      </w:r>
-      <w:r>
-        <w:rPr>
-          <w:rFonts w:ascii="微软雅黑" w:eastAsia="微软雅黑" w:hAnsi="微软雅黑" w:cs="微软雅黑" w:hint="eastAsia"/>
-          <w:lang w:eastAsia="zh-CN"/>
-        </w:rPr>
-        <w:t>落实本任务群对古代作品语言积累的底线要求。</w:t>
-      </w:r>
-    </w:p>
-    <w:p>
-      <w:pPr>
-        <w:pStyle w:val="ListBullet"/>
-        <w:spacing w:after="96"/>
-        <w:jc w:val="left"/>
-      </w:pPr>
-      <w:r>
-        <w:rPr>
-          <w:rFonts w:ascii="微软雅黑" w:eastAsia="微软雅黑" w:hAnsi="微软雅黑" w:cs="微软雅黑" w:hint="eastAsia"/>
-          <w:b/>
-          <w:lang w:eastAsia="zh-CN"/>
-        </w:rPr>
-        <w:t>提高（选做）</w:t>
-      </w:r>
-      <w:r>
-        <w:rPr>
-          <w:rFonts w:ascii="微软雅黑" w:eastAsia="微软雅黑" w:hAnsi="微软雅黑" w:cs="微软雅黑" w:hint="eastAsia"/>
-          <w:lang w:eastAsia="zh-CN"/>
-        </w:rPr>
-        <w:t>：写</w:t>
-      </w:r>
-      <w:r>
-        <w:t xml:space="preserve"> 150 </w:t>
-      </w:r>
-      <w:r>
-        <w:rPr>
-          <w:rFonts w:ascii="微软雅黑" w:eastAsia="微软雅黑" w:hAnsi="微软雅黑" w:cs="微软雅黑" w:hint="eastAsia"/>
-          <w:lang w:eastAsia="zh-CN"/>
-        </w:rPr>
-        <w:t>字《劝学》讲稿（讲给初一同学听），至少举两处比喻并说明在讲「变」还是「借力」</w:t>
-      </w:r>
-      <w:r>
-        <w:t>——</w:t>
-      </w:r>
-      <w:r>
-        <w:rPr>
-          <w:rFonts w:ascii="微软雅黑" w:eastAsia="微软雅黑" w:hAnsi="微软雅黑" w:cs="微软雅黑" w:hint="eastAsia"/>
-          <w:b/>
-          <w:lang w:eastAsia="zh-CN"/>
-        </w:rPr>
-        <w:t>这是本课大情境的收口</w:t>
-      </w:r>
-      <w:r>
-        <w:rPr>
-          <w:rFonts w:ascii="微软雅黑" w:eastAsia="微软雅黑" w:hAnsi="微软雅黑" w:cs="微软雅黑" w:hint="eastAsia"/>
-          <w:lang w:eastAsia="zh-CN"/>
-        </w:rPr>
-        <w:t>，也是「表达与交流」的落点。</w:t>
-      </w:r>
-    </w:p>
-    <w:p>
-      <w:pPr>
-        <w:pStyle w:val="ListBullet"/>
-        <w:spacing w:after="96"/>
-        <w:jc w:val="left"/>
-      </w:pPr>
-      <w:r>
-        <w:rPr>
-          <w:rFonts w:ascii="微软雅黑" w:eastAsia="微软雅黑" w:hAnsi="微软雅黑" w:cs="微软雅黑" w:hint="eastAsia"/>
-          <w:b/>
-          <w:lang w:eastAsia="zh-CN"/>
-        </w:rPr>
-        <w:t>拓展（重点校全员必做）</w:t>
-      </w:r>
-      <w:r>
-        <w:rPr>
-          <w:rFonts w:ascii="微软雅黑" w:eastAsia="微软雅黑" w:hAnsi="微软雅黑" w:cs="微软雅黑" w:hint="eastAsia"/>
-          <w:lang w:eastAsia="zh-CN"/>
-        </w:rPr>
-        <w:t>：比较《劝学》与《师说》对「人怎样才能进步」的回答，各引两处原文，写</w:t>
-      </w:r>
-      <w:r>
-        <w:t xml:space="preserve"> 300 </w:t>
-      </w:r>
-      <w:r>
-        <w:rPr>
-          <w:rFonts w:ascii="微软雅黑" w:eastAsia="微软雅黑" w:hAnsi="微软雅黑" w:cs="微软雅黑" w:hint="eastAsia"/>
-          <w:lang w:eastAsia="zh-CN"/>
-        </w:rPr>
-        <w:t>字</w:t>
-      </w:r>
-      <w:r>
-        <w:t>——</w:t>
-      </w:r>
-      <w:r>
-        <w:rPr>
-          <w:rFonts w:ascii="微软雅黑" w:eastAsia="微软雅黑" w:hAnsi="微软雅黑" w:cs="微软雅黑" w:hint="eastAsia"/>
-          <w:lang w:eastAsia="zh-CN"/>
-        </w:rPr>
-        <w:t>直接对标</w:t>
-      </w:r>
-      <w:r>
-        <w:rPr>
-          <w:rFonts w:ascii="微软雅黑" w:eastAsia="微软雅黑" w:hAnsi="微软雅黑" w:cs="微软雅黑" w:hint="eastAsia"/>
-          <w:b/>
-          <w:lang w:eastAsia="zh-CN"/>
-        </w:rPr>
-        <w:t>水平三·思维</w:t>
-      </w:r>
-      <w:r>
-        <w:rPr>
-          <w:rFonts w:ascii="微软雅黑" w:eastAsia="微软雅黑" w:hAnsi="微软雅黑" w:cs="微软雅黑" w:hint="eastAsia"/>
-          <w:lang w:eastAsia="zh-CN"/>
-        </w:rPr>
-        <w:t>（「能比较多个文本或材料，多角度、多方面获得信息，从中发现新的关联」）。</w:t>
-      </w:r>
-    </w:p>
-    <w:p>
-      <w:pPr>
-        <w:jc w:val="left"/>
-      </w:pPr>
-      <w:r>
-        <w:rPr>
-          <w:rFonts w:ascii="微软雅黑" w:eastAsia="微软雅黑" w:hAnsi="微软雅黑" w:cs="微软雅黑" w:hint="eastAsia"/>
-          <w:b/>
-          <w:lang w:eastAsia="zh-CN"/>
-        </w:rPr>
-        <w:t>设计意图</w:t>
-      </w:r>
-      <w:r>
-        <w:rPr>
-          <w:rFonts w:ascii="微软雅黑" w:eastAsia="微软雅黑" w:hAnsi="微软雅黑" w:cs="微软雅黑" w:hint="eastAsia"/>
-          <w:lang w:eastAsia="zh-CN"/>
-        </w:rPr>
-        <w:t>：三档不是「同一题换篇目」，而是</w:t>
-      </w:r>
-      <w:r>
-        <w:rPr>
-          <w:rFonts w:ascii="微软雅黑" w:eastAsia="微软雅黑" w:hAnsi="微软雅黑" w:cs="微软雅黑" w:hint="eastAsia"/>
-          <w:b/>
-          <w:lang w:eastAsia="zh-CN"/>
-        </w:rPr>
-        <w:t>三种不同的思维动作</w:t>
-      </w:r>
-      <w:r>
-        <w:rPr>
-          <w:rFonts w:ascii="微软雅黑" w:eastAsia="微软雅黑" w:hAnsi="微软雅黑" w:cs="微软雅黑" w:hint="eastAsia"/>
-          <w:lang w:eastAsia="zh-CN"/>
-        </w:rPr>
-        <w:t>：积累</w:t>
-      </w:r>
-      <w:r>
-        <w:t>—</w:t>
-      </w:r>
-      <w:r>
-        <w:rPr>
-          <w:rFonts w:ascii="微软雅黑" w:eastAsia="微软雅黑" w:hAnsi="微软雅黑" w:cs="微软雅黑" w:hint="eastAsia"/>
-          <w:lang w:eastAsia="zh-CN"/>
-        </w:rPr>
-        <w:t>迁移</w:t>
-      </w:r>
-      <w:r>
-        <w:t>—</w:t>
-      </w:r>
-      <w:r>
-        <w:rPr>
-          <w:rFonts w:ascii="微软雅黑" w:eastAsia="微软雅黑" w:hAnsi="微软雅黑" w:cs="微软雅黑" w:hint="eastAsia"/>
-          <w:lang w:eastAsia="zh-CN"/>
-        </w:rPr>
-        <w:t>比较。</w:t>
-      </w:r>
-    </w:p>
-    <w:p>
-      <w:pPr>
-        <w:pStyle w:val="Heading2"/>
-        <w:spacing w:line="312" w:lineRule="auto"/>
-        <w:jc w:val="left"/>
-      </w:pPr>
-      <w:r>
-        <w:rPr>
-          <w:rFonts w:ascii="微软雅黑" w:hAnsi="微软雅黑" w:eastAsia="微软雅黑" w:cs="微软雅黑" w:hint="eastAsia"/>
-          <w:b w:val="0"/>
-          <w:color w:val="111827"/>
-          <w:sz w:val="36"/>
-          <w:lang w:eastAsia="zh-CN"/>
-        </w:rPr>
-        <w:t>八、说检测与评价</w:t>
-      </w:r>
-    </w:p>
-    <w:p>
-      <w:pPr>
-        <w:jc w:val="left"/>
-      </w:pPr>
-      <w:r>
-        <w:rPr>
-          <w:rFonts w:ascii="微软雅黑" w:eastAsia="微软雅黑" w:hAnsi="微软雅黑" w:cs="微软雅黑" w:hint="eastAsia"/>
-          <w:b/>
-          <w:lang w:eastAsia="zh-CN"/>
-        </w:rPr>
-        <w:t>对标</w:t>
-      </w:r>
-      <w:r>
-        <w:rPr>
-          <w:rFonts w:ascii="微软雅黑" w:eastAsia="微软雅黑" w:hAnsi="微软雅黑" w:cs="微软雅黑" w:hint="eastAsia"/>
-          <w:lang w:eastAsia="zh-CN"/>
-        </w:rPr>
-        <w:t>：学业质量</w:t>
-      </w:r>
-      <w:r>
-        <w:rPr>
-          <w:rFonts w:ascii="微软雅黑" w:eastAsia="微软雅黑" w:hAnsi="微软雅黑" w:cs="微软雅黑" w:hint="eastAsia"/>
-          <w:b/>
-          <w:lang w:eastAsia="zh-CN"/>
-        </w:rPr>
-        <w:t>水平二</w:t>
-      </w:r>
-      <w:r>
-        <w:rPr>
-          <w:rFonts w:ascii="微软雅黑" w:eastAsia="微软雅黑" w:hAnsi="微软雅黑" w:cs="微软雅黑" w:hint="eastAsia"/>
-          <w:lang w:eastAsia="zh-CN"/>
-        </w:rPr>
-        <w:t>（高考命题依据），保底为水平一。</w:t>
-      </w:r>
-    </w:p>
-    <w:p>
-      <w:pPr>
-        <w:jc w:val="left"/>
-      </w:pPr>
-      <w:r>
-        <w:rPr>
-          <w:rFonts w:ascii="微软雅黑" w:eastAsia="微软雅黑" w:hAnsi="微软雅黑" w:cs="微软雅黑" w:hint="eastAsia"/>
-          <w:b/>
-          <w:lang w:eastAsia="zh-CN"/>
-        </w:rPr>
-        <w:t>三个任务分属三类情境</w:t>
-      </w:r>
-      <w:r>
-        <w:rPr>
-          <w:rFonts w:ascii="微软雅黑" w:eastAsia="微软雅黑" w:hAnsi="微软雅黑" w:cs="微软雅黑" w:hint="eastAsia"/>
-          <w:lang w:eastAsia="zh-CN"/>
-        </w:rPr>
-        <w:t>：</w:t>
-      </w:r>
+        <w:t>目标按核心素养分列，三条各落一个维度，不平均用力，全部用可观察的行为动词。</w:t>
+      </w:r>
+      <w:r/>
     </w:p>
     <w:tbl>
       <w:tblPr>
         <w:tblW w:type="pct" w:w="5000"/>
+        <w:tblLayout w:type="autofit"/>
         <w:tblLook w:firstColumn="1" w:firstRow="1" w:lastColumn="0" w:lastRow="0" w:noHBand="0" w:noVBand="1" w:val="04A0"/>
-        <w:tblLayout w:type="autofit"/>
       </w:tblPr>
       <w:tblGrid>
-        <w:gridCol w:w="2160"/>
-        <w:gridCol w:w="2160"/>
-        <w:gridCol w:w="2160"/>
-        <w:gridCol w:w="2160"/>
+        <w:gridCol w:w="1296"/>
+        <w:gridCol w:w="5270"/>
+        <w:gridCol w:w="2074"/>
       </w:tblGrid>
       <w:tr>
         <w:tc>
           <w:tcPr>
-            <w:tcW w:type="dxa" w:w="2160"/>
+            <w:tcW w:type="pct" w:w="750"/>
             <w:vAlign w:val="center"/>
             <w:tcBorders>
-              <w:top w:val="single" w:sz="6" w:space="0" w:color="E5E7EB"/>
-              <w:bottom w:val="single" w:sz="6" w:space="0" w:color="E5E7EB"/>
-              <w:left w:val="single" w:sz="6" w:space="0" w:color="E5E7EB"/>
-              <w:right w:val="single" w:sz="6" w:space="0" w:color="E5E7EB"/>
+              <w:top w:val="single" w:sz="6" w:space="0" w:color="B9B2A5"/>
+              <w:bottom w:val="single" w:sz="6" w:space="0" w:color="B9B2A5"/>
+              <w:left w:val="single" w:sz="6" w:space="0" w:color="B9B2A5"/>
+              <w:right w:val="single" w:sz="6" w:space="0" w:color="B9B2A5"/>
             </w:tcBorders>
-            <w:shd w:val="clear" w:color="auto" w:fill="F9FAFB"/>
+            <w:shd w:val="clear" w:color="auto" w:fill="F2EFE6"/>
             <w:tcMar>
-              <w:top w:w="96" w:type="dxa"/>
-              <w:bottom w:w="96" w:type="dxa"/>
-              <w:left w:w="144" w:type="dxa"/>
-              <w:right w:w="144" w:type="dxa"/>
+              <w:top w:w="60" w:type="dxa"/>
+              <w:bottom w:w="60" w:type="dxa"/>
+              <w:left w:w="120" w:type="dxa"/>
+              <w:right w:w="120" w:type="dxa"/>
             </w:tcMar>
           </w:tcPr>
           <w:p>
             <w:pPr>
-              <w:jc w:val="left"/>
-              <w:spacing w:line="240" w:lineRule="auto" w:before="55" w:after="55"/>
+              <w:spacing w:line="240" w:lineRule="auto" w:before="60" w:after="60"/>
             </w:pPr>
             <w:r>
               <w:rPr>
+                <w:rFonts w:ascii="黑体" w:hAnsi="黑体" w:eastAsia="黑体" w:hint="eastAsia"/>
                 <w:b/>
-                <w:sz w:val="22"/>
               </w:rPr>
-              <w:t>任务</w:t>
+              <w:t>素养维度</w:t>
             </w:r>
           </w:p>
         </w:tc>
         <w:tc>
           <w:tcPr>
-            <w:tcW w:type="dxa" w:w="2160"/>
+            <w:tcW w:type="pct" w:w="3050"/>
             <w:vAlign w:val="center"/>
             <w:tcBorders>
-              <w:top w:val="single" w:sz="6" w:space="0" w:color="E5E7EB"/>
-              <w:bottom w:val="single" w:sz="6" w:space="0" w:color="E5E7EB"/>
-              <w:left w:val="single" w:sz="6" w:space="0" w:color="E5E7EB"/>
-              <w:right w:val="single" w:sz="6" w:space="0" w:color="E5E7EB"/>
+              <w:top w:val="single" w:sz="6" w:space="0" w:color="B9B2A5"/>
+              <w:bottom w:val="single" w:sz="6" w:space="0" w:color="B9B2A5"/>
+              <w:left w:val="single" w:sz="6" w:space="0" w:color="B9B2A5"/>
+              <w:right w:val="single" w:sz="6" w:space="0" w:color="B9B2A5"/>
             </w:tcBorders>
-            <w:shd w:val="clear" w:color="auto" w:fill="F9FAFB"/>
+            <w:shd w:val="clear" w:color="auto" w:fill="F2EFE6"/>
             <w:tcMar>
-              <w:top w:w="96" w:type="dxa"/>
-              <w:bottom w:w="96" w:type="dxa"/>
-              <w:left w:w="144" w:type="dxa"/>
-              <w:right w:w="144" w:type="dxa"/>
+              <w:top w:w="60" w:type="dxa"/>
+              <w:bottom w:w="60" w:type="dxa"/>
+              <w:left w:w="120" w:type="dxa"/>
+              <w:right w:w="120" w:type="dxa"/>
             </w:tcMar>
           </w:tcPr>
           <w:p>
             <w:pPr>
-              <w:jc w:val="left"/>
-              <w:spacing w:line="240" w:lineRule="auto" w:before="55" w:after="55"/>
+              <w:spacing w:line="240" w:lineRule="auto" w:before="60" w:after="60"/>
             </w:pPr>
             <w:r>
               <w:rPr>
+                <w:rFonts w:ascii="黑体" w:hAnsi="黑体" w:eastAsia="黑体" w:hint="eastAsia"/>
                 <w:b/>
-                <w:sz w:val="22"/>
               </w:rPr>
-              <w:t>情境类型</w:t>
+              <w:t>目标</w:t>
             </w:r>
           </w:p>
         </w:tc>
         <w:tc>
           <w:tcPr>
-            <w:tcW w:type="dxa" w:w="2160"/>
+            <w:tcW w:type="pct" w:w="1200"/>
             <w:vAlign w:val="center"/>
             <w:tcBorders>
-              <w:top w:val="single" w:sz="6" w:space="0" w:color="E5E7EB"/>
-              <w:bottom w:val="single" w:sz="6" w:space="0" w:color="E5E7EB"/>
-              <w:left w:val="single" w:sz="6" w:space="0" w:color="E5E7EB"/>
-              <w:right w:val="single" w:sz="6" w:space="0" w:color="E5E7EB"/>
+              <w:top w:val="single" w:sz="6" w:space="0" w:color="B9B2A5"/>
+              <w:bottom w:val="single" w:sz="6" w:space="0" w:color="B9B2A5"/>
+              <w:left w:val="single" w:sz="6" w:space="0" w:color="B9B2A5"/>
+              <w:right w:val="single" w:sz="6" w:space="0" w:color="B9B2A5"/>
             </w:tcBorders>
-            <w:shd w:val="clear" w:color="auto" w:fill="F9FAFB"/>
+            <w:shd w:val="clear" w:color="auto" w:fill="F2EFE6"/>
             <w:tcMar>
-              <w:top w:w="96" w:type="dxa"/>
-              <w:bottom w:w="96" w:type="dxa"/>
-              <w:left w:w="144" w:type="dxa"/>
-              <w:right w:w="144" w:type="dxa"/>
+              <w:top w:w="60" w:type="dxa"/>
+              <w:bottom w:w="60" w:type="dxa"/>
+              <w:left w:w="120" w:type="dxa"/>
+              <w:right w:w="120" w:type="dxa"/>
             </w:tcMar>
           </w:tcPr>
           <w:p>
             <w:pPr>
-              <w:jc w:val="left"/>
-              <w:spacing w:line="240" w:lineRule="auto" w:before="55" w:after="55"/>
+              <w:spacing w:line="240" w:lineRule="auto" w:before="60" w:after="60"/>
             </w:pPr>
             <w:r>
               <w:rPr>
+                <w:rFonts w:ascii="黑体" w:hAnsi="黑体" w:eastAsia="黑体" w:hint="eastAsia"/>
                 <w:b/>
-                <w:sz w:val="22"/>
               </w:rPr>
-              <w:t>对应教学点</w:t>
-            </w:r>
-          </w:p>
-        </w:tc>
-        <w:tc>
-          <w:tcPr>
-            <w:tcW w:type="dxa" w:w="2160"/>
-            <w:vAlign w:val="center"/>
-            <w:tcBorders>
-              <w:top w:val="single" w:sz="6" w:space="0" w:color="E5E7EB"/>
-              <w:bottom w:val="single" w:sz="6" w:space="0" w:color="E5E7EB"/>
-              <w:left w:val="single" w:sz="6" w:space="0" w:color="E5E7EB"/>
-              <w:right w:val="single" w:sz="6" w:space="0" w:color="E5E7EB"/>
-            </w:tcBorders>
-            <w:shd w:val="clear" w:color="auto" w:fill="F9FAFB"/>
-            <w:tcMar>
-              <w:top w:w="96" w:type="dxa"/>
-              <w:bottom w:w="96" w:type="dxa"/>
-              <w:left w:w="144" w:type="dxa"/>
-              <w:right w:w="144" w:type="dxa"/>
-            </w:tcMar>
-          </w:tcPr>
-          <w:p>
-            <w:pPr>
-              <w:jc w:val="left"/>
-              <w:spacing w:line="240" w:lineRule="auto" w:before="55" w:after="55"/>
-            </w:pPr>
-            <w:r>
-              <w:rPr>
-                <w:b/>
-                <w:sz w:val="22"/>
-              </w:rPr>
-              <w:t>对标</w:t>
+              <w:t>依据</w:t>
             </w:r>
           </w:p>
         </w:tc>
@@ -2419,193 +807,103 @@
       <w:tr>
         <w:tc>
           <w:tcPr>
-            <w:tcW w:type="dxa" w:w="2160"/>
+            <w:tcW w:type="pct" w:w="750"/>
             <w:vAlign w:val="center"/>
             <w:tcBorders>
-              <w:top w:val="single" w:sz="6" w:space="0" w:color="E5E7EB"/>
-              <w:bottom w:val="single" w:sz="6" w:space="0" w:color="E5E7EB"/>
-              <w:left w:val="single" w:sz="6" w:space="0" w:color="E5E7EB"/>
-              <w:right w:val="single" w:sz="6" w:space="0" w:color="E5E7EB"/>
+              <w:top w:val="single" w:sz="6" w:space="0" w:color="B9B2A5"/>
+              <w:bottom w:val="single" w:sz="6" w:space="0" w:color="B9B2A5"/>
+              <w:left w:val="single" w:sz="6" w:space="0" w:color="B9B2A5"/>
+              <w:right w:val="single" w:sz="6" w:space="0" w:color="B9B2A5"/>
             </w:tcBorders>
             <w:tcMar>
-              <w:top w:w="96" w:type="dxa"/>
-              <w:bottom w:w="96" w:type="dxa"/>
-              <w:left w:w="144" w:type="dxa"/>
-              <w:right w:w="144" w:type="dxa"/>
+              <w:top w:w="60" w:type="dxa"/>
+              <w:bottom w:w="60" w:type="dxa"/>
+              <w:left w:w="120" w:type="dxa"/>
+              <w:right w:w="120" w:type="dxa"/>
             </w:tcMar>
           </w:tcPr>
           <w:p>
             <w:pPr>
-              <w:jc w:val="left"/>
-              <w:spacing w:line="240" w:lineRule="auto" w:before="55" w:after="55"/>
+              <w:spacing w:line="240" w:lineRule="auto" w:before="60" w:after="60"/>
             </w:pPr>
             <w:r>
-              <w:rPr>
-                <w:sz w:val="22"/>
-              </w:rPr>
-              <w:t>任务</w:t>
-            </w:r>
-            <w:r>
-              <w:rPr>
-                <w:sz w:val="22"/>
-              </w:rPr>
-              <w:t xml:space="preserve"> </w:t>
-            </w:r>
-            <w:r>
-              <w:rPr>
-                <w:sz w:val="22"/>
-              </w:rPr>
-              <w:t xml:space="preserve"> 1 </w:t>
-            </w:r>
-            <w:r>
-              <w:rPr>
-                <w:sz w:val="22"/>
-              </w:rPr>
-              <w:t xml:space="preserve"> </w:t>
-            </w:r>
-            <w:r>
-              <w:rPr>
-                <w:sz w:val="22"/>
-              </w:rPr>
-              <w:t>两个虚词里的道理</w:t>
+              <w:t>语言建构与运用</w:t>
             </w:r>
           </w:p>
         </w:tc>
         <w:tc>
           <w:tcPr>
-            <w:tcW w:type="dxa" w:w="2160"/>
+            <w:tcW w:type="pct" w:w="3050"/>
             <w:vAlign w:val="center"/>
             <w:tcBorders>
-              <w:top w:val="single" w:sz="6" w:space="0" w:color="E5E7EB"/>
-              <w:bottom w:val="single" w:sz="6" w:space="0" w:color="E5E7EB"/>
-              <w:left w:val="single" w:sz="6" w:space="0" w:color="E5E7EB"/>
-              <w:right w:val="single" w:sz="6" w:space="0" w:color="E5E7EB"/>
+              <w:top w:val="single" w:sz="6" w:space="0" w:color="B9B2A5"/>
+              <w:bottom w:val="single" w:sz="6" w:space="0" w:color="B9B2A5"/>
+              <w:left w:val="single" w:sz="6" w:space="0" w:color="B9B2A5"/>
+              <w:right w:val="single" w:sz="6" w:space="0" w:color="B9B2A5"/>
             </w:tcBorders>
             <w:tcMar>
-              <w:top w:w="96" w:type="dxa"/>
-              <w:bottom w:w="96" w:type="dxa"/>
-              <w:left w:w="144" w:type="dxa"/>
-              <w:right w:w="144" w:type="dxa"/>
+              <w:top w:w="60" w:type="dxa"/>
+              <w:bottom w:w="60" w:type="dxa"/>
+              <w:left w:w="120" w:type="dxa"/>
+              <w:right w:w="120" w:type="dxa"/>
             </w:tcMar>
           </w:tcPr>
           <w:p>
             <w:pPr>
-              <w:jc w:val="left"/>
-              <w:spacing w:line="240" w:lineRule="auto" w:before="55" w:after="55"/>
+              <w:spacing w:line="240" w:lineRule="auto" w:before="60" w:after="60"/>
             </w:pPr>
             <w:r>
-              <w:rPr>
-                <w:sz w:val="22"/>
-              </w:rPr>
-              <w:t>学科认知</w:t>
+              <w:t>指出「于」「而」在文中的不同用法</w:t>
+            </w:r>
+            <w:r>
+              <w:t xml:space="preserve"> </w:t>
+            </w:r>
+            <w:r>
+              <w:t>——</w:t>
+            </w:r>
+            <w:r>
+              <w:t xml:space="preserve"> </w:t>
+            </w:r>
+            <w:r>
+              <w:t>「取之于蓝」（表来源）与「青于蓝」（表比较）、「而青于蓝」（表转折），并由此读出「青于蓝」说的不是「变青了」，而是「比来源更青」。</w:t>
             </w:r>
           </w:p>
         </w:tc>
         <w:tc>
           <w:tcPr>
-            <w:tcW w:type="dxa" w:w="2160"/>
+            <w:tcW w:type="pct" w:w="1200"/>
             <w:vAlign w:val="center"/>
             <w:tcBorders>
-              <w:top w:val="single" w:sz="6" w:space="0" w:color="E5E7EB"/>
-              <w:bottom w:val="single" w:sz="6" w:space="0" w:color="E5E7EB"/>
-              <w:left w:val="single" w:sz="6" w:space="0" w:color="E5E7EB"/>
-              <w:right w:val="single" w:sz="6" w:space="0" w:color="E5E7EB"/>
+              <w:top w:val="single" w:sz="6" w:space="0" w:color="B9B2A5"/>
+              <w:bottom w:val="single" w:sz="6" w:space="0" w:color="B9B2A5"/>
+              <w:left w:val="single" w:sz="6" w:space="0" w:color="B9B2A5"/>
+              <w:right w:val="single" w:sz="6" w:space="0" w:color="B9B2A5"/>
             </w:tcBorders>
             <w:tcMar>
-              <w:top w:w="96" w:type="dxa"/>
-              <w:bottom w:w="96" w:type="dxa"/>
-              <w:left w:w="144" w:type="dxa"/>
-              <w:right w:w="144" w:type="dxa"/>
+              <w:top w:w="60" w:type="dxa"/>
+              <w:bottom w:w="60" w:type="dxa"/>
+              <w:left w:w="120" w:type="dxa"/>
+              <w:right w:w="120" w:type="dxa"/>
             </w:tcMar>
           </w:tcPr>
           <w:p>
             <w:pPr>
-              <w:jc w:val="left"/>
-              <w:spacing w:line="240" w:lineRule="auto" w:before="55" w:after="55"/>
+              <w:spacing w:line="240" w:lineRule="auto" w:before="60" w:after="60"/>
             </w:pPr>
             <w:r>
-              <w:rPr>
-                <w:sz w:val="22"/>
-              </w:rPr>
-              <w:t>教学点</w:t>
+              <w:t>任务群「把握语言特点」；水平二</w:t>
             </w:r>
             <w:r>
-              <w:rPr>
-                <w:sz w:val="22"/>
-              </w:rPr>
               <w:t xml:space="preserve"> </w:t>
             </w:r>
             <w:r>
-              <w:rPr>
-                <w:sz w:val="22"/>
-              </w:rPr>
-              <w:t xml:space="preserve"> 1</w:t>
+              <w:t>·</w:t>
             </w:r>
             <w:r>
-              <w:rPr>
-                <w:sz w:val="22"/>
-              </w:rPr>
               <w:t xml:space="preserve"> </w:t>
             </w:r>
             <w:r>
-              <w:rPr>
-                <w:sz w:val="22"/>
-              </w:rPr>
-              <w:t>（取象规律的语言层）</w:t>
-            </w:r>
-          </w:p>
-        </w:tc>
-        <w:tc>
-          <w:tcPr>
-            <w:tcW w:type="dxa" w:w="2160"/>
-            <w:vAlign w:val="center"/>
-            <w:tcBorders>
-              <w:top w:val="single" w:sz="6" w:space="0" w:color="E5E7EB"/>
-              <w:bottom w:val="single" w:sz="6" w:space="0" w:color="E5E7EB"/>
-              <w:left w:val="single" w:sz="6" w:space="0" w:color="E5E7EB"/>
-              <w:right w:val="single" w:sz="6" w:space="0" w:color="E5E7EB"/>
-            </w:tcBorders>
-            <w:tcMar>
-              <w:top w:w="96" w:type="dxa"/>
-              <w:bottom w:w="96" w:type="dxa"/>
-              <w:left w:w="144" w:type="dxa"/>
-              <w:right w:w="144" w:type="dxa"/>
-            </w:tcMar>
-          </w:tcPr>
-          <w:p>
-            <w:pPr>
-              <w:jc w:val="left"/>
-              <w:spacing w:line="240" w:lineRule="auto" w:before="55" w:after="55"/>
-            </w:pPr>
-            <w:r>
-              <w:rPr>
-                <w:sz w:val="22"/>
-              </w:rPr>
-              <w:t>水平二</w:t>
-            </w:r>
-            <w:r>
-              <w:rPr>
-                <w:sz w:val="22"/>
-              </w:rPr>
-              <w:t xml:space="preserve"> </w:t>
-            </w:r>
-            <w:r>
-              <w:rPr>
-                <w:sz w:val="22"/>
-              </w:rPr>
-              <w:t>·</w:t>
-            </w:r>
-            <w:r>
-              <w:rPr>
-                <w:sz w:val="22"/>
-              </w:rPr>
-              <w:t xml:space="preserve"> </w:t>
-            </w:r>
-            <w:r>
-              <w:rPr>
-                <w:sz w:val="22"/>
-              </w:rPr>
-              <w:t>语言</w:t>
+              <w:t>语言「分辨词语语义和情感上的细微差别」</w:t>
             </w:r>
           </w:p>
         </w:tc>
@@ -2613,193 +911,91 @@
       <w:tr>
         <w:tc>
           <w:tcPr>
-            <w:tcW w:type="dxa" w:w="2160"/>
+            <w:tcW w:type="pct" w:w="750"/>
             <w:vAlign w:val="center"/>
             <w:tcBorders>
-              <w:top w:val="single" w:sz="6" w:space="0" w:color="E5E7EB"/>
-              <w:bottom w:val="single" w:sz="6" w:space="0" w:color="E5E7EB"/>
-              <w:left w:val="single" w:sz="6" w:space="0" w:color="E5E7EB"/>
-              <w:right w:val="single" w:sz="6" w:space="0" w:color="E5E7EB"/>
+              <w:top w:val="single" w:sz="6" w:space="0" w:color="B9B2A5"/>
+              <w:bottom w:val="single" w:sz="6" w:space="0" w:color="B9B2A5"/>
+              <w:left w:val="single" w:sz="6" w:space="0" w:color="B9B2A5"/>
+              <w:right w:val="single" w:sz="6" w:space="0" w:color="B9B2A5"/>
             </w:tcBorders>
             <w:tcMar>
-              <w:top w:w="96" w:type="dxa"/>
-              <w:bottom w:w="96" w:type="dxa"/>
-              <w:left w:w="144" w:type="dxa"/>
-              <w:right w:w="144" w:type="dxa"/>
+              <w:top w:w="60" w:type="dxa"/>
+              <w:bottom w:w="60" w:type="dxa"/>
+              <w:left w:w="120" w:type="dxa"/>
+              <w:right w:w="120" w:type="dxa"/>
             </w:tcMar>
           </w:tcPr>
           <w:p>
             <w:pPr>
-              <w:jc w:val="left"/>
-              <w:spacing w:line="240" w:lineRule="auto" w:before="55" w:after="55"/>
+              <w:spacing w:line="240" w:lineRule="auto" w:before="60" w:after="60"/>
             </w:pPr>
             <w:r>
-              <w:rPr>
-                <w:sz w:val="22"/>
-              </w:rPr>
-              <w:t>任务</w:t>
-            </w:r>
-            <w:r>
-              <w:rPr>
-                <w:sz w:val="22"/>
-              </w:rPr>
-              <w:t xml:space="preserve"> </w:t>
-            </w:r>
-            <w:r>
-              <w:rPr>
-                <w:sz w:val="22"/>
-              </w:rPr>
-              <w:t xml:space="preserve"> 2 </w:t>
-            </w:r>
-            <w:r>
-              <w:rPr>
-                <w:sz w:val="22"/>
-              </w:rPr>
-              <w:t xml:space="preserve"> </w:t>
-            </w:r>
-            <w:r>
-              <w:rPr>
-                <w:sz w:val="22"/>
-              </w:rPr>
-              <w:t>给初一同学讲「借力」</w:t>
+              <w:t>审美鉴赏与创造</w:t>
             </w:r>
           </w:p>
         </w:tc>
         <w:tc>
           <w:tcPr>
-            <w:tcW w:type="dxa" w:w="2160"/>
+            <w:tcW w:type="pct" w:w="3050"/>
             <w:vAlign w:val="center"/>
             <w:tcBorders>
-              <w:top w:val="single" w:sz="6" w:space="0" w:color="E5E7EB"/>
-              <w:bottom w:val="single" w:sz="6" w:space="0" w:color="E5E7EB"/>
-              <w:left w:val="single" w:sz="6" w:space="0" w:color="E5E7EB"/>
-              <w:right w:val="single" w:sz="6" w:space="0" w:color="E5E7EB"/>
+              <w:top w:val="single" w:sz="6" w:space="0" w:color="B9B2A5"/>
+              <w:bottom w:val="single" w:sz="6" w:space="0" w:color="B9B2A5"/>
+              <w:left w:val="single" w:sz="6" w:space="0" w:color="B9B2A5"/>
+              <w:right w:val="single" w:sz="6" w:space="0" w:color="B9B2A5"/>
             </w:tcBorders>
             <w:tcMar>
-              <w:top w:w="96" w:type="dxa"/>
-              <w:bottom w:w="96" w:type="dxa"/>
-              <w:left w:w="144" w:type="dxa"/>
-              <w:right w:w="144" w:type="dxa"/>
+              <w:top w:w="60" w:type="dxa"/>
+              <w:bottom w:w="60" w:type="dxa"/>
+              <w:left w:w="120" w:type="dxa"/>
+              <w:right w:w="120" w:type="dxa"/>
             </w:tcMar>
           </w:tcPr>
           <w:p>
             <w:pPr>
-              <w:jc w:val="left"/>
-              <w:spacing w:line="240" w:lineRule="auto" w:before="55" w:after="55"/>
+              <w:spacing w:line="240" w:lineRule="auto" w:before="60" w:after="60"/>
             </w:pPr>
             <w:r>
-              <w:rPr>
-                <w:sz w:val="22"/>
-              </w:rPr>
-              <w:t>社会生活</w:t>
+              <w:t>归纳第一段五处比喻的取象共同点（都指向「改变」），并说明把「青，取之于蓝，而青于蓝」改成「学习能使人进步」会失去什么。</w:t>
             </w:r>
           </w:p>
         </w:tc>
         <w:tc>
           <w:tcPr>
-            <w:tcW w:type="dxa" w:w="2160"/>
+            <w:tcW w:type="pct" w:w="1200"/>
             <w:vAlign w:val="center"/>
             <w:tcBorders>
-              <w:top w:val="single" w:sz="6" w:space="0" w:color="E5E7EB"/>
-              <w:bottom w:val="single" w:sz="6" w:space="0" w:color="E5E7EB"/>
-              <w:left w:val="single" w:sz="6" w:space="0" w:color="E5E7EB"/>
-              <w:right w:val="single" w:sz="6" w:space="0" w:color="E5E7EB"/>
+              <w:top w:val="single" w:sz="6" w:space="0" w:color="B9B2A5"/>
+              <w:bottom w:val="single" w:sz="6" w:space="0" w:color="B9B2A5"/>
+              <w:left w:val="single" w:sz="6" w:space="0" w:color="B9B2A5"/>
+              <w:right w:val="single" w:sz="6" w:space="0" w:color="B9B2A5"/>
             </w:tcBorders>
             <w:tcMar>
-              <w:top w:w="96" w:type="dxa"/>
-              <w:bottom w:w="96" w:type="dxa"/>
-              <w:left w:w="144" w:type="dxa"/>
-              <w:right w:w="144" w:type="dxa"/>
+              <w:top w:w="60" w:type="dxa"/>
+              <w:bottom w:w="60" w:type="dxa"/>
+              <w:left w:w="120" w:type="dxa"/>
+              <w:right w:w="120" w:type="dxa"/>
             </w:tcMar>
           </w:tcPr>
           <w:p>
             <w:pPr>
-              <w:jc w:val="left"/>
-              <w:spacing w:line="240" w:lineRule="auto" w:before="55" w:after="55"/>
+              <w:spacing w:line="240" w:lineRule="auto" w:before="60" w:after="60"/>
             </w:pPr>
             <w:r>
-              <w:rPr>
-                <w:sz w:val="22"/>
-              </w:rPr>
-              <w:t>教学点</w:t>
+              <w:t>水平二</w:t>
             </w:r>
             <w:r>
-              <w:rPr>
-                <w:sz w:val="22"/>
-              </w:rPr>
               <w:t xml:space="preserve"> </w:t>
             </w:r>
             <w:r>
-              <w:rPr>
-                <w:sz w:val="22"/>
-              </w:rPr>
-              <w:t xml:space="preserve"> 2</w:t>
+              <w:t>·</w:t>
             </w:r>
             <w:r>
-              <w:rPr>
-                <w:sz w:val="22"/>
-              </w:rPr>
               <w:t xml:space="preserve"> </w:t>
             </w:r>
             <w:r>
-              <w:rPr>
-                <w:sz w:val="22"/>
-              </w:rPr>
-              <w:t>（善假于物）</w:t>
-            </w:r>
-          </w:p>
-        </w:tc>
-        <w:tc>
-          <w:tcPr>
-            <w:tcW w:type="dxa" w:w="2160"/>
-            <w:vAlign w:val="center"/>
-            <w:tcBorders>
-              <w:top w:val="single" w:sz="6" w:space="0" w:color="E5E7EB"/>
-              <w:bottom w:val="single" w:sz="6" w:space="0" w:color="E5E7EB"/>
-              <w:left w:val="single" w:sz="6" w:space="0" w:color="E5E7EB"/>
-              <w:right w:val="single" w:sz="6" w:space="0" w:color="E5E7EB"/>
-            </w:tcBorders>
-            <w:tcMar>
-              <w:top w:w="96" w:type="dxa"/>
-              <w:bottom w:w="96" w:type="dxa"/>
-              <w:left w:w="144" w:type="dxa"/>
-              <w:right w:w="144" w:type="dxa"/>
-            </w:tcMar>
-          </w:tcPr>
-          <w:p>
-            <w:pPr>
-              <w:jc w:val="left"/>
-              <w:spacing w:line="240" w:lineRule="auto" w:before="55" w:after="55"/>
-            </w:pPr>
-            <w:r>
-              <w:rPr>
-                <w:sz w:val="22"/>
-              </w:rPr>
-              <w:t>水平二</w:t>
-            </w:r>
-            <w:r>
-              <w:rPr>
-                <w:sz w:val="22"/>
-              </w:rPr>
-              <w:t xml:space="preserve"> </w:t>
-            </w:r>
-            <w:r>
-              <w:rPr>
-                <w:sz w:val="22"/>
-              </w:rPr>
-              <w:t>·</w:t>
-            </w:r>
-            <w:r>
-              <w:rPr>
-                <w:sz w:val="22"/>
-              </w:rPr>
-              <w:t xml:space="preserve"> </w:t>
-            </w:r>
-            <w:r>
-              <w:rPr>
-                <w:sz w:val="22"/>
-              </w:rPr>
-              <w:t>思维</w:t>
+              <w:t>审美「能从不同角度对作品的形式作出自己的评论」</w:t>
             </w:r>
           </w:p>
         </w:tc>
@@ -2807,283 +1003,1530 @@
       <w:tr>
         <w:tc>
           <w:tcPr>
-            <w:tcW w:type="dxa" w:w="2160"/>
+            <w:tcW w:type="pct" w:w="750"/>
             <w:vAlign w:val="center"/>
             <w:tcBorders>
-              <w:top w:val="single" w:sz="6" w:space="0" w:color="E5E7EB"/>
-              <w:bottom w:val="single" w:sz="6" w:space="0" w:color="E5E7EB"/>
-              <w:left w:val="single" w:sz="6" w:space="0" w:color="E5E7EB"/>
-              <w:right w:val="single" w:sz="6" w:space="0" w:color="E5E7EB"/>
+              <w:top w:val="single" w:sz="6" w:space="0" w:color="B9B2A5"/>
+              <w:bottom w:val="single" w:sz="6" w:space="0" w:color="B9B2A5"/>
+              <w:left w:val="single" w:sz="6" w:space="0" w:color="B9B2A5"/>
+              <w:right w:val="single" w:sz="6" w:space="0" w:color="B9B2A5"/>
             </w:tcBorders>
             <w:tcMar>
-              <w:top w:w="96" w:type="dxa"/>
-              <w:bottom w:w="96" w:type="dxa"/>
-              <w:left w:w="144" w:type="dxa"/>
-              <w:right w:w="144" w:type="dxa"/>
+              <w:top w:w="60" w:type="dxa"/>
+              <w:bottom w:w="60" w:type="dxa"/>
+              <w:left w:w="120" w:type="dxa"/>
+              <w:right w:w="120" w:type="dxa"/>
             </w:tcMar>
           </w:tcPr>
           <w:p>
             <w:pPr>
-              <w:jc w:val="left"/>
-              <w:spacing w:line="240" w:lineRule="auto" w:before="55" w:after="55"/>
+              <w:spacing w:line="240" w:lineRule="auto" w:before="60" w:after="60"/>
             </w:pPr>
             <w:r>
-              <w:rPr>
-                <w:sz w:val="22"/>
-              </w:rPr>
-              <w:t>任务</w:t>
-            </w:r>
-            <w:r>
-              <w:rPr>
-                <w:sz w:val="22"/>
-              </w:rPr>
-              <w:t xml:space="preserve"> </w:t>
-            </w:r>
-            <w:r>
-              <w:rPr>
-                <w:sz w:val="22"/>
-              </w:rPr>
-              <w:t xml:space="preserve"> 3 </w:t>
-            </w:r>
-            <w:r>
-              <w:rPr>
-                <w:sz w:val="22"/>
-              </w:rPr>
-              <w:t xml:space="preserve"> </w:t>
-            </w:r>
-            <w:r>
-              <w:rPr>
-                <w:sz w:val="22"/>
-              </w:rPr>
-              <w:t>主问题的书面作答</w:t>
+              <w:t>思维发展与提升</w:t>
             </w:r>
           </w:p>
         </w:tc>
         <w:tc>
           <w:tcPr>
-            <w:tcW w:type="dxa" w:w="2160"/>
+            <w:tcW w:type="pct" w:w="3050"/>
             <w:vAlign w:val="center"/>
             <w:tcBorders>
-              <w:top w:val="single" w:sz="6" w:space="0" w:color="E5E7EB"/>
-              <w:bottom w:val="single" w:sz="6" w:space="0" w:color="E5E7EB"/>
-              <w:left w:val="single" w:sz="6" w:space="0" w:color="E5E7EB"/>
-              <w:right w:val="single" w:sz="6" w:space="0" w:color="E5E7EB"/>
+              <w:top w:val="single" w:sz="6" w:space="0" w:color="B9B2A5"/>
+              <w:bottom w:val="single" w:sz="6" w:space="0" w:color="B9B2A5"/>
+              <w:left w:val="single" w:sz="6" w:space="0" w:color="B9B2A5"/>
+              <w:right w:val="single" w:sz="6" w:space="0" w:color="B9B2A5"/>
             </w:tcBorders>
             <w:tcMar>
-              <w:top w:w="96" w:type="dxa"/>
-              <w:bottom w:w="96" w:type="dxa"/>
-              <w:left w:w="144" w:type="dxa"/>
-              <w:right w:w="144" w:type="dxa"/>
+              <w:top w:w="60" w:type="dxa"/>
+              <w:bottom w:w="60" w:type="dxa"/>
+              <w:left w:w="120" w:type="dxa"/>
+              <w:right w:w="120" w:type="dxa"/>
             </w:tcMar>
           </w:tcPr>
           <w:p>
             <w:pPr>
-              <w:jc w:val="left"/>
-              <w:spacing w:line="240" w:lineRule="auto" w:before="55" w:after="55"/>
+              <w:spacing w:line="240" w:lineRule="auto" w:before="60" w:after="60"/>
             </w:pPr>
             <w:r>
-              <w:rPr>
-                <w:sz w:val="22"/>
-              </w:rPr>
-              <w:t>个人体验</w:t>
+              <w:t>找出第二段四处「假于物」的例子与第三段三组正反对照，说出作者如何从「借力」与「积累」两个角度把「学不可以已」讲成立。</w:t>
             </w:r>
           </w:p>
         </w:tc>
         <w:tc>
           <w:tcPr>
-            <w:tcW w:type="dxa" w:w="2160"/>
+            <w:tcW w:type="pct" w:w="1200"/>
             <w:vAlign w:val="center"/>
             <w:tcBorders>
-              <w:top w:val="single" w:sz="6" w:space="0" w:color="E5E7EB"/>
-              <w:bottom w:val="single" w:sz="6" w:space="0" w:color="E5E7EB"/>
-              <w:left w:val="single" w:sz="6" w:space="0" w:color="E5E7EB"/>
-              <w:right w:val="single" w:sz="6" w:space="0" w:color="E5E7EB"/>
+              <w:top w:val="single" w:sz="6" w:space="0" w:color="B9B2A5"/>
+              <w:bottom w:val="single" w:sz="6" w:space="0" w:color="B9B2A5"/>
+              <w:left w:val="single" w:sz="6" w:space="0" w:color="B9B2A5"/>
+              <w:right w:val="single" w:sz="6" w:space="0" w:color="B9B2A5"/>
             </w:tcBorders>
             <w:tcMar>
-              <w:top w:w="96" w:type="dxa"/>
-              <w:bottom w:w="96" w:type="dxa"/>
-              <w:left w:w="144" w:type="dxa"/>
-              <w:right w:w="144" w:type="dxa"/>
+              <w:top w:w="60" w:type="dxa"/>
+              <w:bottom w:w="60" w:type="dxa"/>
+              <w:left w:w="120" w:type="dxa"/>
+              <w:right w:w="120" w:type="dxa"/>
             </w:tcMar>
           </w:tcPr>
           <w:p>
             <w:pPr>
-              <w:jc w:val="left"/>
-              <w:spacing w:line="240" w:lineRule="auto" w:before="55" w:after="55"/>
+              <w:spacing w:line="240" w:lineRule="auto" w:before="60" w:after="60"/>
             </w:pPr>
             <w:r>
-              <w:rPr>
-                <w:sz w:val="22"/>
-              </w:rPr>
-              <w:t>教学点</w:t>
+              <w:t>任务群「理解作者阐述观点的方法和逻辑」；水平二</w:t>
             </w:r>
             <w:r>
-              <w:rPr>
-                <w:sz w:val="22"/>
-              </w:rPr>
               <w:t xml:space="preserve"> </w:t>
             </w:r>
             <w:r>
-              <w:rPr>
-                <w:sz w:val="22"/>
-              </w:rPr>
-              <w:t xml:space="preserve"> 1</w:t>
+              <w:t>·</w:t>
             </w:r>
             <w:r>
-              <w:rPr>
-                <w:sz w:val="22"/>
-              </w:rPr>
               <w:t xml:space="preserve"> </w:t>
             </w:r>
             <w:r>
-              <w:rPr>
-                <w:sz w:val="22"/>
-              </w:rPr>
-              <w:t>、</w:t>
-            </w:r>
-            <w:r>
-              <w:rPr>
-                <w:sz w:val="22"/>
-              </w:rPr>
-              <w:t xml:space="preserve"> </w:t>
-            </w:r>
-            <w:r>
-              <w:rPr>
-                <w:sz w:val="22"/>
-              </w:rPr>
-              <w:t>2</w:t>
-            </w:r>
-            <w:r>
-              <w:rPr>
-                <w:sz w:val="22"/>
-              </w:rPr>
-              <w:t xml:space="preserve"> </w:t>
-            </w:r>
-            <w:r>
-              <w:rPr>
-                <w:sz w:val="22"/>
-              </w:rPr>
-              <w:t>、</w:t>
-            </w:r>
-            <w:r>
-              <w:rPr>
-                <w:sz w:val="22"/>
-              </w:rPr>
-              <w:t xml:space="preserve"> </w:t>
-            </w:r>
-            <w:r>
-              <w:rPr>
-                <w:sz w:val="22"/>
-              </w:rPr>
-              <w:t xml:space="preserve">3 </w:t>
-            </w:r>
-            <w:r>
-              <w:rPr>
-                <w:sz w:val="22"/>
-              </w:rPr>
-              <w:t xml:space="preserve"> </w:t>
-            </w:r>
-            <w:r>
-              <w:rPr>
-                <w:sz w:val="22"/>
-              </w:rPr>
-              <w:t>综合</w:t>
-            </w:r>
-          </w:p>
-        </w:tc>
-        <w:tc>
-          <w:tcPr>
-            <w:tcW w:type="dxa" w:w="2160"/>
-            <w:vAlign w:val="center"/>
-            <w:tcBorders>
-              <w:top w:val="single" w:sz="6" w:space="0" w:color="E5E7EB"/>
-              <w:bottom w:val="single" w:sz="6" w:space="0" w:color="E5E7EB"/>
-              <w:left w:val="single" w:sz="6" w:space="0" w:color="E5E7EB"/>
-              <w:right w:val="single" w:sz="6" w:space="0" w:color="E5E7EB"/>
-            </w:tcBorders>
-            <w:tcMar>
-              <w:top w:w="96" w:type="dxa"/>
-              <w:bottom w:w="96" w:type="dxa"/>
-              <w:left w:w="144" w:type="dxa"/>
-              <w:right w:w="144" w:type="dxa"/>
-            </w:tcMar>
-          </w:tcPr>
-          <w:p>
-            <w:pPr>
-              <w:jc w:val="left"/>
-              <w:spacing w:line="240" w:lineRule="auto" w:before="55" w:after="55"/>
-            </w:pPr>
-            <w:r>
-              <w:rPr>
-                <w:sz w:val="22"/>
-              </w:rPr>
-              <w:t>水平二</w:t>
-            </w:r>
-            <w:r>
-              <w:rPr>
-                <w:sz w:val="22"/>
-              </w:rPr>
-              <w:t xml:space="preserve"> </w:t>
-            </w:r>
-            <w:r>
-              <w:rPr>
-                <w:sz w:val="22"/>
-              </w:rPr>
-              <w:t>·</w:t>
-            </w:r>
-            <w:r>
-              <w:rPr>
-                <w:sz w:val="22"/>
-              </w:rPr>
-              <w:t xml:space="preserve"> </w:t>
-            </w:r>
-            <w:r>
-              <w:rPr>
-                <w:sz w:val="22"/>
-              </w:rPr>
-              <w:t>思维＋审美</w:t>
+              <w:t>思维「在多个信息之间建立联系」</w:t>
             </w:r>
           </w:p>
         </w:tc>
       </w:tr>
     </w:tbl>
     <w:p>
+      <w:r/>
+    </w:p>
+    <w:p>
       <w:pPr>
-        <w:jc w:val="left"/>
+        <w:ind w:firstLine="480"/>
       </w:pPr>
       <w:r>
         <w:rPr>
-          <w:rFonts w:ascii="微软雅黑" w:eastAsia="微软雅黑" w:hAnsi="微软雅黑" w:cs="微软雅黑" w:hint="eastAsia"/>
+          <w:rFonts w:ascii="宋体" w:hAnsi="宋体" w:eastAsia="宋体" w:cs="宋体" w:hint="eastAsia"/>
+          <w:lang w:eastAsia="zh-CN"/>
+        </w:rPr>
+        <w:t>重点</w:t>
+      </w:r>
+      <w:r>
+        <w:rPr>
+          <w:rFonts w:ascii="宋体" w:eastAsia="宋体" w:hAnsi="宋体" w:cs="宋体" w:hint="eastAsia"/>
+          <w:lang w:eastAsia="zh-CN"/>
+        </w:rPr>
+        <w:t xml:space="preserve">　读出比喻的取象规律（五喻同指「变」）与论证结构（「假于物」与「积／舍」的正反对照）。</w:t>
+      </w:r>
+      <w:r>
+        <w:rPr>
+          <w:rFonts w:ascii="宋体" w:hAnsi="宋体" w:eastAsia="宋体" w:cs="宋体" w:hint="eastAsia"/>
+          <w:lang w:eastAsia="zh-CN"/>
+        </w:rPr>
+        <w:t>难点</w:t>
+      </w:r>
+      <w:r>
+        <w:rPr>
+          <w:rFonts w:ascii="宋体" w:eastAsia="宋体" w:hAnsi="宋体" w:cs="宋体" w:hint="eastAsia"/>
+          <w:lang w:eastAsia="zh-CN"/>
+        </w:rPr>
+        <w:t xml:space="preserve">　理解比喻在这里不只是修辞，而是论证方式</w:t>
+      </w:r>
+      <w:r>
+        <w:t>——</w:t>
+      </w:r>
+      <w:r>
+        <w:rPr>
+          <w:rFonts w:ascii="宋体" w:eastAsia="宋体" w:hAnsi="宋体" w:cs="宋体" w:hint="eastAsia"/>
+          <w:lang w:eastAsia="zh-CN"/>
+        </w:rPr>
+        <w:t>喻体怎么选、怎么排，本身承担了说理功能。</w:t>
+      </w:r>
+      <w:r/>
+    </w:p>
+    <w:p>
+      <w:pPr>
+        <w:pStyle w:val="Heading2"/>
+      </w:pPr>
+      <w:r>
+        <w:rPr>
+          <w:rFonts w:ascii="宋体" w:hAnsi="宋体" w:eastAsia="宋体" w:cs="宋体" w:hint="eastAsia"/>
+          <w:sz w:val="30"/>
+          <w:lang w:eastAsia="zh-CN"/>
+        </w:rPr>
+        <w:t>四、说教法学法与课时安排</w:t>
+      </w:r>
+      <w:r/>
+    </w:p>
+    <w:p>
+      <w:pPr>
+        <w:ind w:firstLine="0"/>
+      </w:pPr>
+      <w:r>
+        <w:rPr>
+          <w:rFonts w:ascii="宋体" w:hAnsi="宋体" w:eastAsia="宋体" w:cs="宋体" w:hint="eastAsia"/>
+          <w:lang w:eastAsia="zh-CN"/>
+        </w:rPr>
+        <w:t>教法</w:t>
+      </w:r>
+      <w:r>
+        <w:rPr>
+          <w:rFonts w:ascii="宋体" w:eastAsia="宋体" w:hAnsi="宋体" w:cs="宋体" w:hint="eastAsia"/>
+          <w:lang w:eastAsia="zh-CN"/>
+        </w:rPr>
+        <w:t xml:space="preserve">　主线是</w:t>
+      </w:r>
+      <w:r>
+        <w:rPr>
+          <w:rFonts w:ascii="宋体" w:eastAsia="宋体" w:hAnsi="宋体" w:cs="宋体" w:hint="eastAsia"/>
           <w:b/>
           <w:lang w:eastAsia="zh-CN"/>
         </w:rPr>
-        <w:t>题型说明</w:t>
+        <w:t>提问驱动</w:t>
       </w:r>
       <w:r>
         <w:rPr>
-          <w:rFonts w:ascii="微软雅黑" w:eastAsia="微软雅黑" w:hAnsi="微软雅黑" w:cs="微软雅黑" w:hint="eastAsia"/>
+          <w:rFonts w:ascii="宋体" w:eastAsia="宋体" w:hAnsi="宋体" w:cs="宋体" w:hint="eastAsia"/>
           <w:lang w:eastAsia="zh-CN"/>
         </w:rPr>
-        <w:t>：本文是</w:t>
+        <w:t>：全课只有一个主问题，其余一律是追问，不设教师总结性讲解。这个选择由目标反推</w:t>
+      </w:r>
+      <w:r>
+        <w:t>——</w:t>
       </w:r>
       <w:r>
         <w:rPr>
-          <w:rFonts w:ascii="微软雅黑" w:eastAsia="微软雅黑" w:hAnsi="微软雅黑" w:cs="微软雅黑" w:hint="eastAsia"/>
+          <w:rFonts w:ascii="宋体" w:eastAsia="宋体" w:hAnsi="宋体" w:cs="宋体" w:hint="eastAsia"/>
+          <w:lang w:eastAsia="zh-CN"/>
+        </w:rPr>
+        <w:t>要教的是「论证方式」，让学生自己从物象里把论证结构找出来，就比教师讲一遍有效。</w:t>
+      </w:r>
+      <w:r/>
+    </w:p>
+    <w:p>
+      <w:pPr>
+        <w:ind w:firstLine="0"/>
+      </w:pPr>
+      <w:r>
+        <w:rPr>
+          <w:rFonts w:ascii="宋体" w:hAnsi="宋体" w:eastAsia="宋体" w:cs="宋体" w:hint="eastAsia"/>
+          <w:lang w:eastAsia="zh-CN"/>
+        </w:rPr>
+        <w:t>学法</w:t>
+      </w:r>
+      <w:r>
+        <w:rPr>
+          <w:rFonts w:ascii="宋体" w:eastAsia="宋体" w:hAnsi="宋体" w:cs="宋体" w:hint="eastAsia"/>
+          <w:lang w:eastAsia="zh-CN"/>
+        </w:rPr>
+        <w:t xml:space="preserve">　三条：读不通先画下来，读完全文再回头；想清楚再开口，每处讨论先写一句话再交流</w:t>
+      </w:r>
+      <w:r>
+        <w:t>——</w:t>
+      </w:r>
+      <w:r>
+        <w:rPr>
+          <w:rFonts w:ascii="宋体" w:eastAsia="宋体" w:hAnsi="宋体" w:cs="宋体" w:hint="eastAsia"/>
           <w:b/>
           <w:lang w:eastAsia="zh-CN"/>
         </w:rPr>
-        <w:t>论说文</w:t>
+        <w:t>学生站起来发言是说给谁听的</w:t>
       </w:r>
       <w:r>
         <w:rPr>
-          <w:rFonts w:ascii="微软雅黑" w:eastAsia="微软雅黑" w:hAnsi="微软雅黑" w:cs="微软雅黑" w:hint="eastAsia"/>
+          <w:rFonts w:ascii="宋体" w:eastAsia="宋体" w:hAnsi="宋体" w:cs="宋体" w:hint="eastAsia"/>
           <w:lang w:eastAsia="zh-CN"/>
         </w:rPr>
-        <w:t>，本课教学点在「</w:t>
-      </w:r>
+        <w:t>，这个问题必须解决；填表只用关键词，填好后要能照着表把话说完整。</w:t>
+      </w:r>
+      <w:r/>
+    </w:p>
+    <w:p>
+      <w:pPr>
+        <w:ind w:firstLine="0"/>
+      </w:pPr>
       <w:r>
         <w:rPr>
-          <w:rFonts w:ascii="微软雅黑" w:eastAsia="微软雅黑" w:hAnsi="微软雅黑" w:cs="微软雅黑" w:hint="eastAsia"/>
+          <w:rFonts w:ascii="宋体" w:hAnsi="宋体" w:eastAsia="宋体" w:cs="宋体" w:hint="eastAsia"/>
+          <w:lang w:eastAsia="zh-CN"/>
+        </w:rPr>
+        <w:t>教学方向</w:t>
+      </w:r>
+      <w:r>
+        <w:rPr>
+          <w:rFonts w:ascii="宋体" w:eastAsia="宋体" w:hAnsi="宋体" w:cs="宋体" w:hint="eastAsia"/>
+          <w:lang w:eastAsia="zh-CN"/>
+        </w:rPr>
+        <w:t xml:space="preserve">　走</w:t>
+      </w:r>
+      <w:r>
+        <w:rPr>
+          <w:rFonts w:ascii="宋体" w:eastAsia="宋体" w:hAnsi="宋体" w:cs="宋体" w:hint="eastAsia"/>
+          <w:b/>
+          <w:lang w:eastAsia="zh-CN"/>
+        </w:rPr>
+        <w:t>思辨型</w:t>
+      </w:r>
+      <w:r>
+        <w:rPr>
+          <w:rFonts w:ascii="宋体" w:eastAsia="宋体" w:hAnsi="宋体" w:cs="宋体" w:hint="eastAsia"/>
+          <w:lang w:eastAsia="zh-CN"/>
+        </w:rPr>
+        <w:t>（核心问题</w:t>
+      </w:r>
+      <w:r>
+        <w:t xml:space="preserve"> + </w:t>
+      </w:r>
+      <w:r>
+        <w:rPr>
+          <w:rFonts w:ascii="宋体" w:eastAsia="宋体" w:hAnsi="宋体" w:cs="宋体" w:hint="eastAsia"/>
+          <w:lang w:eastAsia="zh-CN"/>
+        </w:rPr>
+        <w:t>观点论证）。基础型重在文言基础与核心内容；高考型重在论证结构与迁移，读完补一张「博喻</w:t>
+      </w:r>
+      <w:r>
+        <w:t xml:space="preserve"> + </w:t>
+      </w:r>
+      <w:r>
+        <w:rPr>
+          <w:rFonts w:ascii="宋体" w:eastAsia="宋体" w:hAnsi="宋体" w:cs="宋体" w:hint="eastAsia"/>
+          <w:lang w:eastAsia="zh-CN"/>
+        </w:rPr>
+        <w:t>层递</w:t>
+      </w:r>
+      <w:r>
+        <w:t xml:space="preserve"> + </w:t>
+      </w:r>
+      <w:r>
+        <w:rPr>
+          <w:rFonts w:ascii="宋体" w:eastAsia="宋体" w:hAnsi="宋体" w:cs="宋体" w:hint="eastAsia"/>
+          <w:lang w:eastAsia="zh-CN"/>
+        </w:rPr>
+        <w:t>正反对照」结构图并配仿写。取舍依据是学情层次、教师习惯与目标线三者的共同指向，本稿不铺开成三份教案。</w:t>
+      </w:r>
+      <w:r/>
+    </w:p>
+    <w:p>
+      <w:pPr>
+        <w:ind w:firstLine="0"/>
+      </w:pPr>
+      <w:r>
+        <w:rPr>
+          <w:rFonts w:ascii="宋体" w:hAnsi="宋体" w:eastAsia="宋体" w:cs="宋体" w:hint="eastAsia"/>
+          <w:lang w:eastAsia="zh-CN"/>
+        </w:rPr>
+        <w:t>课时安排</w:t>
+      </w:r>
+      <w:r>
+        <w:rPr>
+          <w:rFonts w:ascii="宋体" w:eastAsia="宋体" w:hAnsi="宋体" w:cs="宋体" w:hint="eastAsia"/>
+          <w:lang w:eastAsia="zh-CN"/>
+        </w:rPr>
+        <w:t xml:space="preserve">　</w:t>
+      </w:r>
+      <w:r>
+        <w:t xml:space="preserve">3 </w:t>
+      </w:r>
+      <w:r>
+        <w:rPr>
+          <w:rFonts w:ascii="宋体" w:eastAsia="宋体" w:hAnsi="宋体" w:cs="宋体" w:hint="eastAsia"/>
+          <w:lang w:eastAsia="zh-CN"/>
+        </w:rPr>
+        <w:t>课时共</w:t>
+      </w:r>
+      <w:r>
+        <w:t xml:space="preserve"> 135 </w:t>
+      </w:r>
+      <w:r>
+        <w:rPr>
+          <w:rFonts w:ascii="宋体" w:eastAsia="宋体" w:hAnsi="宋体" w:cs="宋体" w:hint="eastAsia"/>
+          <w:lang w:eastAsia="zh-CN"/>
+        </w:rPr>
+        <w:t>分钟，依次是「读通与取象」「借力」「对照与积累」，一个课时一个台阶；学生动笔与发声的时间合计</w:t>
+      </w:r>
+      <w:r>
+        <w:t xml:space="preserve"> 88 </w:t>
+      </w:r>
+      <w:r>
+        <w:rPr>
+          <w:rFonts w:ascii="宋体" w:eastAsia="宋体" w:hAnsi="宋体" w:cs="宋体" w:hint="eastAsia"/>
+          <w:lang w:eastAsia="zh-CN"/>
+        </w:rPr>
+        <w:t>分钟，占</w:t>
+      </w:r>
+      <w:r>
+        <w:t xml:space="preserve"> 65.2%</w:t>
+      </w:r>
+      <w:r>
+        <w:rPr>
+          <w:rFonts w:ascii="宋体" w:eastAsia="宋体" w:hAnsi="宋体" w:cs="宋体" w:hint="eastAsia"/>
+          <w:lang w:eastAsia="zh-CN"/>
+        </w:rPr>
+        <w:t>。</w:t>
+      </w:r>
+      <w:r/>
+    </w:p>
+    <w:p>
+      <w:pPr>
+        <w:pStyle w:val="Heading2"/>
+      </w:pPr>
+      <w:r>
+        <w:rPr>
+          <w:rFonts w:ascii="宋体" w:hAnsi="宋体" w:eastAsia="宋体" w:cs="宋体" w:hint="eastAsia"/>
+          <w:sz w:val="30"/>
+          <w:lang w:eastAsia="zh-CN"/>
+        </w:rPr>
+        <w:t>五、说教学过程</w:t>
+      </w:r>
+      <w:r/>
+    </w:p>
+    <w:p>
+      <w:pPr>
+        <w:ind w:firstLine="0"/>
+      </w:pPr>
+      <w:r>
+        <w:rPr>
+          <w:rFonts w:ascii="宋体" w:eastAsia="宋体" w:hAnsi="宋体" w:cs="宋体" w:hint="eastAsia"/>
+          <w:lang w:eastAsia="zh-CN"/>
+        </w:rPr>
+        <w:t>三课时不是三个话题，而是同一个问题的三层推进：先看喻体怎么选（取象），再看「学」到底是什么（借力），最后看学不到会怎样（对照）。每一层都以一个问题收束，学生的回答直接写进板书。</w:t>
+      </w:r>
+      <w:r/>
+    </w:p>
+    <w:p>
+      <w:pPr>
+        <w:pStyle w:val="Heading3"/>
+      </w:pPr>
+      <w:r>
+        <w:rPr>
+          <w:rFonts w:ascii="宋体" w:hAnsi="宋体" w:eastAsia="宋体" w:cs="宋体" w:hint="eastAsia"/>
+          <w:sz w:val="24"/>
+          <w:lang w:eastAsia="zh-CN"/>
+        </w:rPr>
+        <w:t>第 1 课时　读通与取象（45 分钟）</w:t>
+      </w:r>
+      <w:r/>
+    </w:p>
+    <w:p>
+      <w:pPr>
+        <w:ind w:firstLine="480"/>
+      </w:pPr>
+      <w:r>
+        <w:rPr>
+          <w:rFonts w:ascii="宋体" w:eastAsia="宋体" w:hAnsi="宋体" w:cs="宋体" w:hint="eastAsia"/>
+          <w:b/>
+          <w:lang w:eastAsia="zh-CN"/>
+        </w:rPr>
+        <w:t>环节一　导入：只问一个「假」字（5 分钟）</w:t>
+      </w:r>
+      <w:r>
+        <w:rPr>
+          <w:rFonts w:ascii="宋体" w:eastAsia="宋体" w:hAnsi="宋体" w:cs="宋体" w:hint="eastAsia"/>
+          <w:lang w:eastAsia="zh-CN"/>
+        </w:rPr>
+        <w:t xml:space="preserve">　屏幕上只出一句「君子生非异也，善假于物也」，只问两件事：「假」今天什么意思？这里什么意思？学生先按今义答「虚假」，再查注释发现是「借助」</w:t>
+      </w:r>
+      <w:r>
+        <w:t>——</w:t>
+      </w:r>
+      <w:r>
+        <w:rPr>
+          <w:rFonts w:ascii="宋体" w:eastAsia="宋体" w:hAnsi="宋体" w:cs="宋体" w:hint="eastAsia"/>
+          <w:lang w:eastAsia="zh-CN"/>
+        </w:rPr>
+        <w:t>「借什么」这个问题就自己冒出来了。</w:t>
+      </w:r>
+      <w:r>
+        <w:rPr>
+          <w:rFonts w:ascii="宋体" w:eastAsia="宋体" w:hAnsi="宋体" w:cs="宋体" w:hint="eastAsia"/>
+          <w:b/>
+          <w:lang w:eastAsia="zh-CN"/>
+        </w:rPr>
+        <w:t>设计意图</w:t>
+      </w:r>
+      <w:r>
+        <w:rPr>
+          <w:rFonts w:ascii="宋体" w:eastAsia="宋体" w:hAnsi="宋体" w:cs="宋体" w:hint="eastAsia"/>
+          <w:lang w:eastAsia="zh-CN"/>
+        </w:rPr>
+        <w:t>：不介绍荀子，用一个同词异境的字把注意力压到语言上，让全课的入口由学生自己的疑惑打开，而不是由教师的介绍打开。这个开口只有</w:t>
+      </w:r>
+      <w:r>
+        <w:t xml:space="preserve"> 5 </w:t>
+      </w:r>
+      <w:r>
+        <w:rPr>
+          <w:rFonts w:ascii="宋体" w:eastAsia="宋体" w:hAnsi="宋体" w:cs="宋体" w:hint="eastAsia"/>
+          <w:lang w:eastAsia="zh-CN"/>
+        </w:rPr>
+        <w:t>分钟，但全课的追问都从它派生。</w:t>
+      </w:r>
+      <w:r/>
+    </w:p>
+    <w:p>
+      <w:pPr>
+        <w:ind w:firstLine="480"/>
+      </w:pPr>
+      <w:r>
+        <w:rPr>
+          <w:rFonts w:ascii="宋体" w:eastAsia="宋体" w:hAnsi="宋体" w:cs="宋体" w:hint="eastAsia"/>
+          <w:b/>
+          <w:lang w:eastAsia="zh-CN"/>
+        </w:rPr>
+        <w:t>环节二　通读与文言疏通（15 分钟）</w:t>
+      </w:r>
+      <w:r>
+        <w:rPr>
+          <w:rFonts w:ascii="宋体" w:eastAsia="宋体" w:hAnsi="宋体" w:cs="宋体" w:hint="eastAsia"/>
+          <w:lang w:eastAsia="zh-CN"/>
+        </w:rPr>
+        <w:t xml:space="preserve">　不下发译文。学生自读全文、标出读不通的字词，同桌互译第一段；教师只巡行提示、点出三处通假，学生读不通的句子留到课上一起过。</w:t>
+      </w:r>
+      <w:r>
+        <w:rPr>
+          <w:rFonts w:ascii="宋体" w:eastAsia="宋体" w:hAnsi="宋体" w:cs="宋体" w:hint="eastAsia"/>
+          <w:b/>
+          <w:lang w:eastAsia="zh-CN"/>
+        </w:rPr>
+        <w:t>设计意图</w:t>
+      </w:r>
+      <w:r>
+        <w:rPr>
+          <w:rFonts w:ascii="宋体" w:eastAsia="宋体" w:hAnsi="宋体" w:cs="宋体" w:hint="eastAsia"/>
+          <w:lang w:eastAsia="zh-CN"/>
+        </w:rPr>
+        <w:t>：文言地基必须先过，但不能占满课时</w:t>
+      </w:r>
+      <w:r>
+        <w:t>——</w:t>
+      </w:r>
+      <w:r>
+        <w:rPr>
+          <w:rFonts w:ascii="宋体" w:eastAsia="宋体" w:hAnsi="宋体" w:cs="宋体" w:hint="eastAsia"/>
+          <w:lang w:eastAsia="zh-CN"/>
+        </w:rPr>
+        <w:t>读通是手段，不是终点。译文一旦下发，阅读就变成了对答案，后面三处台阶也就失去了立足点。</w:t>
+      </w:r>
+      <w:r/>
+    </w:p>
+    <w:p>
+      <w:pPr>
+        <w:ind w:firstLine="480"/>
+      </w:pPr>
+      <w:r>
+        <w:rPr>
+          <w:rFonts w:ascii="宋体" w:eastAsia="宋体" w:hAnsi="宋体" w:cs="宋体" w:hint="eastAsia"/>
+          <w:b/>
+          <w:lang w:eastAsia="zh-CN"/>
+        </w:rPr>
+        <w:t>环节三　台阶一：取象（25 分钟）</w:t>
+      </w:r>
+      <w:r>
+        <w:rPr>
+          <w:rFonts w:ascii="宋体" w:eastAsia="宋体" w:hAnsi="宋体" w:cs="宋体" w:hint="eastAsia"/>
+          <w:lang w:eastAsia="zh-CN"/>
+        </w:rPr>
+        <w:t xml:space="preserve">　只出示第一段的青、冰、木、金四喻，不作解释，只抛一个问题：</w:t>
+      </w:r>
+      <w:r>
+        <w:rPr>
+          <w:rFonts w:ascii="宋体" w:eastAsia="宋体" w:hAnsi="宋体" w:cs="宋体" w:hint="eastAsia"/>
+          <w:b/>
+          <w:lang w:eastAsia="zh-CN"/>
+        </w:rPr>
+        <w:t>这五样东西有什么共同点？</w:t>
+      </w:r>
+      <w:r>
+        <w:rPr>
+          <w:rFonts w:ascii="宋体" w:eastAsia="宋体" w:hAnsi="宋体" w:cs="宋体" w:hint="eastAsia"/>
+          <w:lang w:eastAsia="zh-CN"/>
+        </w:rPr>
+        <w:t>学生逐句译出，圈出表示变化结果的词（青于、寒于、中规、直、利），同桌互说后归纳出「都指向改变」；再追问「靠什么变」，落到「輮、绳、砺」这些外部力量上，最后书面写一句话。</w:t>
+      </w:r>
+      <w:r>
+        <w:rPr>
+          <w:rFonts w:ascii="宋体" w:eastAsia="宋体" w:hAnsi="宋体" w:cs="宋体" w:hint="eastAsia"/>
+          <w:b/>
+          <w:lang w:eastAsia="zh-CN"/>
+        </w:rPr>
+        <w:t>设计意图</w:t>
+      </w:r>
+      <w:r>
+        <w:rPr>
+          <w:rFonts w:ascii="宋体" w:eastAsia="宋体" w:hAnsi="宋体" w:cs="宋体" w:hint="eastAsia"/>
+          <w:lang w:eastAsia="zh-CN"/>
+        </w:rPr>
+        <w:t>：这是本课的难点入口</w:t>
+      </w:r>
+      <w:r>
+        <w:t>——</w:t>
+      </w:r>
+      <w:r>
+        <w:rPr>
+          <w:rFonts w:ascii="宋体" w:eastAsia="宋体" w:hAnsi="宋体" w:cs="宋体" w:hint="eastAsia"/>
+          <w:lang w:eastAsia="zh-CN"/>
+        </w:rPr>
+        <w:t>从一望而知的「用了比喻」，挖到喻体选择的规律。这一步学生自己走不通，</w:t>
+      </w:r>
+      <w:r>
+        <w:rPr>
+          <w:rFonts w:ascii="宋体" w:eastAsia="宋体" w:hAnsi="宋体" w:cs="宋体" w:hint="eastAsia"/>
+          <w:b/>
+          <w:lang w:eastAsia="zh-CN"/>
+        </w:rPr>
+        <w:t>这 25 分钟是本课最要紧的 25 分钟</w:t>
+      </w:r>
+      <w:r>
+        <w:rPr>
+          <w:rFonts w:ascii="宋体" w:eastAsia="宋体" w:hAnsi="宋体" w:cs="宋体" w:hint="eastAsia"/>
+          <w:lang w:eastAsia="zh-CN"/>
+        </w:rPr>
+        <w:t>，宁可后面的环节紧一点，也不压缩它。学生当堂写下的那一句话，第</w:t>
+      </w:r>
+      <w:r>
+        <w:t xml:space="preserve"> 3 </w:t>
+      </w:r>
+      <w:r>
+        <w:rPr>
+          <w:rFonts w:ascii="宋体" w:eastAsia="宋体" w:hAnsi="宋体" w:cs="宋体" w:hint="eastAsia"/>
+          <w:lang w:eastAsia="zh-CN"/>
+        </w:rPr>
+        <w:t>课时还会被拿出来与主问题的作答对照。</w:t>
+      </w:r>
+      <w:r/>
+    </w:p>
+    <w:p>
+      <w:pPr>
+        <w:pStyle w:val="Heading3"/>
+      </w:pPr>
+      <w:r>
+        <w:rPr>
+          <w:rFonts w:ascii="宋体" w:hAnsi="宋体" w:eastAsia="宋体" w:cs="宋体" w:hint="eastAsia"/>
+          <w:sz w:val="24"/>
+          <w:lang w:eastAsia="zh-CN"/>
+        </w:rPr>
+        <w:t>第 2 课时　借力（45 分钟）</w:t>
+      </w:r>
+      <w:r/>
+    </w:p>
+    <w:p>
+      <w:pPr>
+        <w:ind w:firstLine="480"/>
+      </w:pPr>
+      <w:r>
+        <w:rPr>
+          <w:rFonts w:ascii="宋体" w:eastAsia="宋体" w:hAnsi="宋体" w:cs="宋体" w:hint="eastAsia"/>
+          <w:b/>
+          <w:lang w:eastAsia="zh-CN"/>
+        </w:rPr>
+        <w:t>环节一　台阶二（上）：四处「假于物」（20 分钟）</w:t>
+      </w:r>
+      <w:r>
+        <w:rPr>
+          <w:rFonts w:ascii="宋体" w:eastAsia="宋体" w:hAnsi="宋体" w:cs="宋体" w:hint="eastAsia"/>
+          <w:lang w:eastAsia="zh-CN"/>
+        </w:rPr>
+        <w:t xml:space="preserve">　出示第二段，只问一句：这一段里哪些是「假于物」的例子？学生找出登高、顺风、舆马、舟楫四处，填一张「借什么</w:t>
+      </w:r>
+      <w:r>
+        <w:t>—</w:t>
+      </w:r>
+      <w:r>
+        <w:rPr>
+          <w:rFonts w:ascii="宋体" w:eastAsia="宋体" w:hAnsi="宋体" w:cs="宋体" w:hint="eastAsia"/>
+          <w:lang w:eastAsia="zh-CN"/>
+        </w:rPr>
+        <w:t>得什么」对照表，最后自己归纳出「</w:t>
+      </w:r>
+      <w:r>
+        <w:rPr>
+          <w:rFonts w:ascii="宋体" w:eastAsia="宋体" w:hAnsi="宋体" w:cs="宋体" w:hint="eastAsia"/>
+          <w:b/>
+          <w:lang w:eastAsia="zh-CN"/>
+        </w:rPr>
+        <w:t>人没变、借的东西变了</w:t>
+      </w:r>
+      <w:r>
+        <w:rPr>
+          <w:rFonts w:ascii="宋体" w:eastAsia="宋体" w:hAnsi="宋体" w:cs="宋体" w:hint="eastAsia"/>
+          <w:lang w:eastAsia="zh-CN"/>
+        </w:rPr>
+        <w:t>」。</w:t>
+      </w:r>
+      <w:r>
+        <w:rPr>
+          <w:rFonts w:ascii="宋体" w:eastAsia="宋体" w:hAnsi="宋体" w:cs="宋体" w:hint="eastAsia"/>
+          <w:b/>
+          <w:lang w:eastAsia="zh-CN"/>
+        </w:rPr>
+        <w:t>设计意图</w:t>
+      </w:r>
+      <w:r>
+        <w:rPr>
+          <w:rFonts w:ascii="宋体" w:eastAsia="宋体" w:hAnsi="宋体" w:cs="宋体" w:hint="eastAsia"/>
+          <w:lang w:eastAsia="zh-CN"/>
+        </w:rPr>
+        <w:t>：把「假」从字义落到例证，完成教学点的证据链；更让学生自己发现四处例子共用一个结构，为下一环节的追问埋线。这张表还有第二个用处</w:t>
+      </w:r>
+      <w:r>
+        <w:t>——</w:t>
+      </w:r>
+      <w:r>
+        <w:rPr>
+          <w:rFonts w:ascii="宋体" w:eastAsia="宋体" w:hAnsi="宋体" w:cs="宋体" w:hint="eastAsia"/>
+          <w:lang w:eastAsia="zh-CN"/>
+        </w:rPr>
+        <w:t>它是课后选做作业那份</w:t>
+      </w:r>
+      <w:r>
+        <w:t xml:space="preserve"> 150 </w:t>
+      </w:r>
+      <w:r>
+        <w:rPr>
+          <w:rFonts w:ascii="宋体" w:eastAsia="宋体" w:hAnsi="宋体" w:cs="宋体" w:hint="eastAsia"/>
+          <w:lang w:eastAsia="zh-CN"/>
+        </w:rPr>
+        <w:t>字讲稿的现成底稿。</w:t>
+      </w:r>
+      <w:r/>
+    </w:p>
+    <w:p>
+      <w:pPr>
+        <w:ind w:firstLine="480"/>
+      </w:pPr>
+      <w:r>
+        <w:rPr>
+          <w:rFonts w:ascii="宋体" w:eastAsia="宋体" w:hAnsi="宋体" w:cs="宋体" w:hint="eastAsia"/>
+          <w:b/>
+          <w:lang w:eastAsia="zh-CN"/>
+        </w:rPr>
+        <w:t>环节二　台阶二（下）：「生非异」的锋芒（20 分钟）</w:t>
+      </w:r>
+      <w:r>
+        <w:rPr>
+          <w:rFonts w:ascii="宋体" w:eastAsia="宋体" w:hAnsi="宋体" w:cs="宋体" w:hint="eastAsia"/>
+          <w:lang w:eastAsia="zh-CN"/>
+        </w:rPr>
+        <w:t xml:space="preserve">　出示「君子生非异也」，追问：</w:t>
+      </w:r>
+      <w:r>
+        <w:rPr>
+          <w:rFonts w:ascii="宋体" w:eastAsia="宋体" w:hAnsi="宋体" w:cs="宋体" w:hint="eastAsia"/>
+          <w:b/>
+          <w:lang w:eastAsia="zh-CN"/>
+        </w:rPr>
+        <w:t>这句话在反驳谁？</w:t>
+      </w:r>
+      <w:r>
+        <w:rPr>
+          <w:rFonts w:ascii="宋体" w:eastAsia="宋体" w:hAnsi="宋体" w:cs="宋体" w:hint="eastAsia"/>
+          <w:lang w:eastAsia="zh-CN"/>
+        </w:rPr>
+        <w:t>如果人生来就分高下，「学」还有必要吗？学生两人讨论后先写一句话再发言；再对照「博学而日参省乎己」，讨论荀子的「学」是向外借力还是向内反省。</w:t>
+      </w:r>
+      <w:r>
+        <w:rPr>
+          <w:rFonts w:ascii="宋体" w:eastAsia="宋体" w:hAnsi="宋体" w:cs="宋体" w:hint="eastAsia"/>
+          <w:b/>
+          <w:lang w:eastAsia="zh-CN"/>
+        </w:rPr>
+        <w:t>设计意图</w:t>
+      </w:r>
+      <w:r>
+        <w:rPr>
+          <w:rFonts w:ascii="宋体" w:eastAsia="宋体" w:hAnsi="宋体" w:cs="宋体" w:hint="eastAsia"/>
+          <w:lang w:eastAsia="zh-CN"/>
+        </w:rPr>
+        <w:t>：攻本课的价值观层面</w:t>
+      </w:r>
+      <w:r>
+        <w:t>——</w:t>
+      </w:r>
+      <w:r>
+        <w:rPr>
+          <w:rFonts w:ascii="宋体" w:eastAsia="宋体" w:hAnsi="宋体" w:cs="宋体" w:hint="eastAsia"/>
+          <w:lang w:eastAsia="zh-CN"/>
+        </w:rPr>
+        <w:t>荀子否定天赋差异，所以「学」是人人可走的路。这一问不解决，前两个环节的道理就悬在半空；而它又恰好是学生最容易被今天「多问老师、多查资料」的经验带偏的地方。</w:t>
+      </w:r>
+      <w:r/>
+    </w:p>
+    <w:p>
+      <w:pPr>
+        <w:ind w:firstLine="480"/>
+      </w:pPr>
+      <w:r>
+        <w:rPr>
+          <w:rFonts w:ascii="宋体" w:eastAsia="宋体" w:hAnsi="宋体" w:cs="宋体" w:hint="eastAsia"/>
+          <w:b/>
+          <w:lang w:eastAsia="zh-CN"/>
+        </w:rPr>
+        <w:t>环节三　小结与背诵（5 分钟）</w:t>
+      </w:r>
+      <w:r>
+        <w:rPr>
+          <w:rFonts w:ascii="宋体" w:eastAsia="宋体" w:hAnsi="宋体" w:cs="宋体" w:hint="eastAsia"/>
+          <w:lang w:eastAsia="zh-CN"/>
+        </w:rPr>
+        <w:t xml:space="preserve">　回扣「学不可以已」，齐背第二段，记录作业。</w:t>
+      </w:r>
+      <w:r>
+        <w:rPr>
+          <w:rFonts w:ascii="宋体" w:eastAsia="宋体" w:hAnsi="宋体" w:cs="宋体" w:hint="eastAsia"/>
+          <w:b/>
+          <w:lang w:eastAsia="zh-CN"/>
+        </w:rPr>
+        <w:t>设计意图</w:t>
+      </w:r>
+      <w:r>
+        <w:rPr>
+          <w:rFonts w:ascii="宋体" w:eastAsia="宋体" w:hAnsi="宋体" w:cs="宋体" w:hint="eastAsia"/>
+          <w:lang w:eastAsia="zh-CN"/>
+        </w:rPr>
+        <w:t>：闭环，不作总结性讲解</w:t>
+      </w:r>
+      <w:r>
+        <w:t>——</w:t>
+      </w:r>
+      <w:r>
+        <w:rPr>
+          <w:rFonts w:ascii="宋体" w:eastAsia="宋体" w:hAnsi="宋体" w:cs="宋体" w:hint="eastAsia"/>
+          <w:lang w:eastAsia="zh-CN"/>
+        </w:rPr>
+        <w:t>总结一旦由教师说出，前面学生自己找出来的结论就被收走了。齐背同时是本课第一次「成果检验」：背得出，说明字句与层次都进去了。</w:t>
+      </w:r>
+      <w:r/>
+    </w:p>
+    <w:p>
+      <w:pPr>
+        <w:pStyle w:val="Heading3"/>
+      </w:pPr>
+      <w:r>
+        <w:rPr>
+          <w:rFonts w:ascii="宋体" w:hAnsi="宋体" w:eastAsia="宋体" w:cs="宋体" w:hint="eastAsia"/>
+          <w:sz w:val="24"/>
+          <w:lang w:eastAsia="zh-CN"/>
+        </w:rPr>
+        <w:t>第 3 课时　对照与积累（45 分钟）</w:t>
+      </w:r>
+      <w:r/>
+    </w:p>
+    <w:p>
+      <w:pPr>
+        <w:ind w:firstLine="480"/>
+      </w:pPr>
+      <w:r>
+        <w:rPr>
+          <w:rFonts w:ascii="宋体" w:eastAsia="宋体" w:hAnsi="宋体" w:cs="宋体" w:hint="eastAsia"/>
+          <w:b/>
+          <w:lang w:eastAsia="zh-CN"/>
+        </w:rPr>
+        <w:t>环节一　台阶三（上）：三组正反对照（20 分钟）</w:t>
+      </w:r>
+      <w:r>
+        <w:rPr>
+          <w:rFonts w:ascii="宋体" w:eastAsia="宋体" w:hAnsi="宋体" w:cs="宋体" w:hint="eastAsia"/>
+          <w:lang w:eastAsia="zh-CN"/>
+        </w:rPr>
+        <w:t xml:space="preserve">　出示第三段，只问：哪些是正面的、哪些是反面的？</w:t>
+      </w:r>
+      <w:r>
+        <w:rPr>
+          <w:rFonts w:ascii="宋体" w:eastAsia="宋体" w:hAnsi="宋体" w:cs="宋体" w:hint="eastAsia"/>
+          <w:b/>
+          <w:lang w:eastAsia="zh-CN"/>
+        </w:rPr>
+        <w:t>为什么偏要把好的和坏的放在一起说？</w:t>
+      </w:r>
+      <w:r>
+        <w:rPr>
+          <w:rFonts w:ascii="宋体" w:eastAsia="宋体" w:hAnsi="宋体" w:cs="宋体" w:hint="eastAsia"/>
+          <w:lang w:eastAsia="zh-CN"/>
+        </w:rPr>
+        <w:t>学生两人一组填「正</w:t>
+      </w:r>
+      <w:r>
+        <w:t>—</w:t>
+      </w:r>
+      <w:r>
+        <w:rPr>
+          <w:rFonts w:ascii="宋体" w:eastAsia="宋体" w:hAnsi="宋体" w:cs="宋体" w:hint="eastAsia"/>
+          <w:lang w:eastAsia="zh-CN"/>
+        </w:rPr>
+        <w:t>反」对照表（骐骥／驽马、锲而舍之／锲而不舍、蚓／蟹），并说出每组对立的焦点词。</w:t>
+      </w:r>
+      <w:r>
+        <w:rPr>
+          <w:rFonts w:ascii="宋体" w:eastAsia="宋体" w:hAnsi="宋体" w:cs="宋体" w:hint="eastAsia"/>
+          <w:b/>
+          <w:lang w:eastAsia="zh-CN"/>
+        </w:rPr>
+        <w:t>设计意图</w:t>
+      </w:r>
+      <w:r>
+        <w:rPr>
+          <w:rFonts w:ascii="宋体" w:eastAsia="宋体" w:hAnsi="宋体" w:cs="宋体" w:hint="eastAsia"/>
+          <w:lang w:eastAsia="zh-CN"/>
+        </w:rPr>
+        <w:t>：读出反面论证的分量</w:t>
+      </w:r>
+      <w:r>
+        <w:t>——</w:t>
+      </w:r>
+      <w:r>
+        <w:rPr>
+          <w:rFonts w:ascii="宋体" w:eastAsia="宋体" w:hAnsi="宋体" w:cs="宋体" w:hint="eastAsia"/>
+          <w:lang w:eastAsia="zh-CN"/>
+        </w:rPr>
+        <w:t>只说正面，话说不满；「舍」「一」「躁」三个字要学生自己从原文里挑出来，不能由教师给出。三组对照合起来，就是「学不可以已」的反面证明</w:t>
+      </w:r>
+      <w:r>
+        <w:t>——</w:t>
+      </w:r>
+      <w:r>
+        <w:rPr>
+          <w:rFonts w:ascii="宋体" w:eastAsia="宋体" w:hAnsi="宋体" w:cs="宋体" w:hint="eastAsia"/>
+          <w:lang w:eastAsia="zh-CN"/>
+        </w:rPr>
+        <w:t>这一环节同时收束了第三个教学点。</w:t>
+      </w:r>
+      <w:r/>
+    </w:p>
+    <w:p>
+      <w:pPr>
+        <w:ind w:firstLine="480"/>
+      </w:pPr>
+      <w:r>
+        <w:rPr>
+          <w:rFonts w:ascii="宋体" w:eastAsia="宋体" w:hAnsi="宋体" w:cs="宋体" w:hint="eastAsia"/>
+          <w:b/>
+          <w:lang w:eastAsia="zh-CN"/>
+        </w:rPr>
+        <w:t>环节二　台阶三（下）：由物及人（15 分钟）</w:t>
+      </w:r>
+      <w:r>
+        <w:rPr>
+          <w:rFonts w:ascii="宋体" w:eastAsia="宋体" w:hAnsi="宋体" w:cs="宋体" w:hint="eastAsia"/>
+          <w:lang w:eastAsia="zh-CN"/>
+        </w:rPr>
+        <w:t xml:space="preserve">　出示「积土成山</w:t>
+      </w:r>
+      <w:r>
+        <w:t>……</w:t>
+      </w:r>
+      <w:r>
+        <w:rPr>
+          <w:rFonts w:ascii="宋体" w:eastAsia="宋体" w:hAnsi="宋体" w:cs="宋体" w:hint="eastAsia"/>
+          <w:lang w:eastAsia="zh-CN"/>
+        </w:rPr>
+        <w:t>积善成德」，只问：</w:t>
+      </w:r>
+      <w:r>
+        <w:rPr>
+          <w:rFonts w:ascii="宋体" w:eastAsia="宋体" w:hAnsi="宋体" w:cs="宋体" w:hint="eastAsia"/>
+          <w:b/>
+          <w:lang w:eastAsia="zh-CN"/>
+        </w:rPr>
+        <w:t>这三句的顺序能不能换？</w:t>
+      </w:r>
+      <w:r>
+        <w:rPr>
+          <w:rFonts w:ascii="宋体" w:eastAsia="宋体" w:hAnsi="宋体" w:cs="宋体" w:hint="eastAsia"/>
+          <w:lang w:eastAsia="zh-CN"/>
+        </w:rPr>
+        <w:t>学生说出「物</w:t>
+      </w:r>
+      <w:r>
+        <w:t>→</w:t>
+      </w:r>
+      <w:r>
+        <w:rPr>
+          <w:rFonts w:ascii="宋体" w:eastAsia="宋体" w:hAnsi="宋体" w:cs="宋体" w:hint="eastAsia"/>
+          <w:lang w:eastAsia="zh-CN"/>
+        </w:rPr>
+        <w:t>物</w:t>
+      </w:r>
+      <w:r>
+        <w:t>→</w:t>
+      </w:r>
+      <w:r>
+        <w:rPr>
+          <w:rFonts w:ascii="宋体" w:eastAsia="宋体" w:hAnsi="宋体" w:cs="宋体" w:hint="eastAsia"/>
+          <w:lang w:eastAsia="zh-CN"/>
+        </w:rPr>
+        <w:t>人」的递进，然后当堂书面回答主问题。</w:t>
+      </w:r>
+      <w:r>
+        <w:rPr>
+          <w:rFonts w:ascii="宋体" w:eastAsia="宋体" w:hAnsi="宋体" w:cs="宋体" w:hint="eastAsia"/>
+          <w:b/>
+          <w:lang w:eastAsia="zh-CN"/>
+        </w:rPr>
+        <w:t>设计意图</w:t>
+      </w:r>
+      <w:r>
+        <w:rPr>
+          <w:rFonts w:ascii="宋体" w:eastAsia="宋体" w:hAnsi="宋体" w:cs="宋体" w:hint="eastAsia"/>
+          <w:lang w:eastAsia="zh-CN"/>
+        </w:rPr>
+        <w:t>：从「物」的比喻收束到「人」的德性，落回中心论点；学生对这个「顺序」的说明，实际上就是对本课主问题的一次预演，写的时候要求引至少两处原文。</w:t>
+      </w:r>
+      <w:r/>
+    </w:p>
+    <w:p>
+      <w:pPr>
+        <w:ind w:firstLine="480"/>
+      </w:pPr>
+      <w:r>
+        <w:rPr>
+          <w:rFonts w:ascii="宋体" w:eastAsia="宋体" w:hAnsi="宋体" w:cs="宋体" w:hint="eastAsia"/>
+          <w:b/>
+          <w:lang w:eastAsia="zh-CN"/>
+        </w:rPr>
+        <w:t>环节三　检测与作业（10 分钟）</w:t>
+      </w:r>
+      <w:r>
+        <w:rPr>
+          <w:rFonts w:ascii="宋体" w:eastAsia="宋体" w:hAnsi="宋体" w:cs="宋体" w:hint="eastAsia"/>
+          <w:lang w:eastAsia="zh-CN"/>
+        </w:rPr>
+        <w:t xml:space="preserve">　当堂完成检测第</w:t>
+      </w:r>
+      <w:r>
+        <w:t xml:space="preserve"> 3 </w:t>
+      </w:r>
+      <w:r>
+        <w:rPr>
+          <w:rFonts w:ascii="宋体" w:eastAsia="宋体" w:hAnsi="宋体" w:cs="宋体" w:hint="eastAsia"/>
+          <w:lang w:eastAsia="zh-CN"/>
+        </w:rPr>
+        <w:t>题，同桌交换按量规互评一处。</w:t>
+      </w:r>
+      <w:r>
+        <w:rPr>
+          <w:rFonts w:ascii="宋体" w:eastAsia="宋体" w:hAnsi="宋体" w:cs="宋体" w:hint="eastAsia"/>
+          <w:b/>
+          <w:lang w:eastAsia="zh-CN"/>
+        </w:rPr>
+        <w:t>设计意图</w:t>
+      </w:r>
+      <w:r>
+        <w:rPr>
+          <w:rFonts w:ascii="宋体" w:eastAsia="宋体" w:hAnsi="宋体" w:cs="宋体" w:hint="eastAsia"/>
+          <w:lang w:eastAsia="zh-CN"/>
+        </w:rPr>
+        <w:t>：让个体作答成为全班的讨论对象，而不是由教师的点评收场</w:t>
+      </w:r>
+      <w:r>
+        <w:t>——</w:t>
+      </w:r>
+      <w:r>
+        <w:rPr>
+          <w:rFonts w:ascii="宋体" w:eastAsia="宋体" w:hAnsi="宋体" w:cs="宋体" w:hint="eastAsia"/>
+          <w:lang w:eastAsia="zh-CN"/>
+        </w:rPr>
+        <w:t>这是本课「共同学习经验」能否建立的关键一步。互评只查三条可核对的项，不比对答案。</w:t>
+      </w:r>
+      <w:r/>
+    </w:p>
+    <w:p>
+      <w:pPr>
+        <w:ind w:firstLine="0"/>
+      </w:pPr>
+      <w:r>
+        <w:rPr>
+          <w:rFonts w:ascii="宋体" w:hAnsi="宋体" w:eastAsia="宋体" w:cs="宋体" w:hint="eastAsia"/>
+          <w:lang w:eastAsia="zh-CN"/>
+        </w:rPr>
+        <w:t>主问题与追问链</w:t>
+      </w:r>
+      <w:r>
+        <w:rPr>
+          <w:rFonts w:ascii="宋体" w:eastAsia="宋体" w:hAnsi="宋体" w:cs="宋体" w:hint="eastAsia"/>
+          <w:lang w:eastAsia="zh-CN"/>
+        </w:rPr>
+        <w:t xml:space="preserve">　全课唯一的主问题是：</w:t>
+      </w:r>
+      <w:r>
+        <w:rPr>
+          <w:rFonts w:ascii="宋体" w:eastAsia="宋体" w:hAnsi="宋体" w:cs="宋体" w:hint="eastAsia"/>
+          <w:b/>
+          <w:lang w:eastAsia="zh-CN"/>
+        </w:rPr>
+        <w:t>谈「学」却只写自然物象——这样的「劝」，为什么更有说服力？</w:t>
+      </w:r>
+      <w:r>
+        <w:rPr>
+          <w:rFonts w:ascii="宋体" w:eastAsia="宋体" w:hAnsi="宋体" w:cs="宋体" w:hint="eastAsia"/>
+          <w:lang w:eastAsia="zh-CN"/>
+        </w:rPr>
+        <w:t>三处追问层层递进：一问「青，取之于蓝，而青于蓝」</w:t>
+      </w:r>
+      <w:r>
+        <w:t>——</w:t>
+      </w:r>
+      <w:r>
+        <w:rPr>
+          <w:rFonts w:ascii="宋体" w:eastAsia="宋体" w:hAnsi="宋体" w:cs="宋体" w:hint="eastAsia"/>
+          <w:lang w:eastAsia="zh-CN"/>
+        </w:rPr>
+        <w:t>他是在说靛青还是在说人？改成「学习能使人进步」会失去什么？二问「君子生非异也」</w:t>
+      </w:r>
+      <w:r>
+        <w:t>——</w:t>
+      </w:r>
+      <w:r>
+        <w:rPr>
+          <w:rFonts w:ascii="宋体" w:eastAsia="宋体" w:hAnsi="宋体" w:cs="宋体" w:hint="eastAsia"/>
+          <w:lang w:eastAsia="zh-CN"/>
+        </w:rPr>
+        <w:t>「假」在这里什么意思？「舆马」「舟楫」借的是物，那君子借的到底是什么？三问第三段为什么偏要把好的和坏的放在一起说。三问分别指向读懂、评价、迁移三个层级，与本课三个台阶一一对应。</w:t>
+      </w:r>
+      <w:r/>
+    </w:p>
+    <w:p>
+      <w:pPr>
+        <w:pStyle w:val="Heading2"/>
+      </w:pPr>
+      <w:r>
+        <w:rPr>
+          <w:rFonts w:ascii="宋体" w:hAnsi="宋体" w:eastAsia="宋体" w:cs="宋体" w:hint="eastAsia"/>
+          <w:sz w:val="30"/>
+          <w:lang w:eastAsia="zh-CN"/>
+        </w:rPr>
+        <w:t>六、说板书设计</w:t>
+      </w:r>
+      <w:r/>
+    </w:p>
+    <w:p>
+      <w:pPr>
+        <w:ind w:firstLine="480"/>
+      </w:pPr>
+      <w:r>
+        <w:rPr>
+          <w:rFonts w:ascii="宋体" w:eastAsia="宋体" w:hAnsi="宋体" w:cs="宋体" w:hint="eastAsia"/>
+          <w:lang w:eastAsia="zh-CN"/>
+        </w:rPr>
+        <w:t>板书不预先印好，而是</w:t>
+      </w:r>
+      <w:r>
+        <w:rPr>
+          <w:rFonts w:ascii="宋体" w:eastAsia="宋体" w:hAnsi="宋体" w:cs="宋体" w:hint="eastAsia"/>
+          <w:b/>
+          <w:lang w:eastAsia="zh-CN"/>
+        </w:rPr>
+        <w:t>随讲解逐层生成</w:t>
+      </w:r>
+      <w:r>
+        <w:rPr>
+          <w:rFonts w:ascii="宋体" w:eastAsia="宋体" w:hAnsi="宋体" w:cs="宋体" w:hint="eastAsia"/>
+          <w:lang w:eastAsia="zh-CN"/>
+        </w:rPr>
+        <w:t>，共六层：中心「劝学</w:t>
+      </w:r>
+      <w:r>
+        <w:t>·</w:t>
+      </w:r>
+      <w:r>
+        <w:rPr>
+          <w:rFonts w:ascii="宋体" w:eastAsia="宋体" w:hAnsi="宋体" w:cs="宋体" w:hint="eastAsia"/>
+          <w:lang w:eastAsia="zh-CN"/>
+        </w:rPr>
+        <w:t>荀子」与其下的一问</w:t>
+      </w:r>
+      <w:r>
+        <w:t xml:space="preserve"> → </w:t>
+      </w:r>
+      <w:r>
+        <w:rPr>
+          <w:rFonts w:ascii="宋体" w:eastAsia="宋体" w:hAnsi="宋体" w:cs="宋体" w:hint="eastAsia"/>
+          <w:lang w:eastAsia="zh-CN"/>
+        </w:rPr>
+        <w:t>学生答出的「一望而知」（用了很多比喻）</w:t>
+      </w:r>
+      <w:r>
+        <w:t xml:space="preserve">→ </w:t>
+      </w:r>
+      <w:r>
+        <w:rPr>
+          <w:rFonts w:ascii="宋体" w:eastAsia="宋体" w:hAnsi="宋体" w:cs="宋体" w:hint="eastAsia"/>
+          <w:lang w:eastAsia="zh-CN"/>
+        </w:rPr>
+        <w:t>取象</w:t>
+      </w:r>
+      <w:r>
+        <w:t xml:space="preserve"> → </w:t>
+      </w:r>
+      <w:r>
+        <w:rPr>
+          <w:rFonts w:ascii="宋体" w:eastAsia="宋体" w:hAnsi="宋体" w:cs="宋体" w:hint="eastAsia"/>
+          <w:lang w:eastAsia="zh-CN"/>
+        </w:rPr>
+        <w:t>假于物</w:t>
+      </w:r>
+      <w:r>
+        <w:t xml:space="preserve"> → </w:t>
+      </w:r>
+      <w:r>
+        <w:rPr>
+          <w:rFonts w:ascii="宋体" w:eastAsia="宋体" w:hAnsi="宋体" w:cs="宋体" w:hint="eastAsia"/>
+          <w:lang w:eastAsia="zh-CN"/>
+        </w:rPr>
+        <w:t>正反对照</w:t>
+      </w:r>
+      <w:r>
+        <w:t xml:space="preserve"> → </w:t>
+      </w:r>
+      <w:r>
+        <w:rPr>
+          <w:rFonts w:ascii="宋体" w:eastAsia="宋体" w:hAnsi="宋体" w:cs="宋体" w:hint="eastAsia"/>
+          <w:lang w:eastAsia="zh-CN"/>
+        </w:rPr>
+        <w:t>收束（物</w:t>
+      </w:r>
+      <w:r>
+        <w:t>→</w:t>
+      </w:r>
+      <w:r>
+        <w:rPr>
+          <w:rFonts w:ascii="宋体" w:eastAsia="宋体" w:hAnsi="宋体" w:cs="宋体" w:hint="eastAsia"/>
+          <w:lang w:eastAsia="zh-CN"/>
+        </w:rPr>
+        <w:t>物</w:t>
+      </w:r>
+      <w:r>
+        <w:t>→</w:t>
+      </w:r>
+      <w:r>
+        <w:rPr>
+          <w:rFonts w:ascii="宋体" w:eastAsia="宋体" w:hAnsi="宋体" w:cs="宋体" w:hint="eastAsia"/>
+          <w:lang w:eastAsia="zh-CN"/>
+        </w:rPr>
+        <w:t>人）。其中只有第一层和第六层由教师落笔，中间四层都产自学生</w:t>
+      </w:r>
+      <w:r>
+        <w:t>——</w:t>
+      </w:r>
+      <w:r>
+        <w:rPr>
+          <w:rFonts w:ascii="宋体" w:eastAsia="宋体" w:hAnsi="宋体" w:cs="宋体" w:hint="eastAsia"/>
+          <w:lang w:eastAsia="zh-CN"/>
+        </w:rPr>
+        <w:t>本课的板书是全班的记录，不是教师的板书。</w:t>
+      </w:r>
+      <w:r/>
+    </w:p>
+    <w:p>
+      <w:pPr>
+        <w:ind w:firstLine="480"/>
+      </w:pPr>
+      <w:r>
+        <w:rPr>
+          <w:rFonts w:ascii="宋体" w:eastAsia="宋体" w:hAnsi="宋体" w:cs="宋体" w:hint="eastAsia"/>
+          <w:b/>
+          <w:lang w:eastAsia="zh-CN"/>
+        </w:rPr>
+        <w:t>为什么这样呈现</w:t>
+      </w:r>
+      <w:r>
+        <w:rPr>
+          <w:rFonts w:ascii="宋体" w:eastAsia="宋体" w:hAnsi="宋体" w:cs="宋体" w:hint="eastAsia"/>
+          <w:lang w:eastAsia="zh-CN"/>
+        </w:rPr>
+        <w:t>：第一层特意保留学生的原初答案「用了很多比喻」，与最后一层「借自然之理，说人事之道」形成高度差，学生在板书上能看见自己走过了多远。学生找到的物象与例子一律</w:t>
+      </w:r>
+      <w:r>
+        <w:rPr>
+          <w:rFonts w:ascii="宋体" w:eastAsia="宋体" w:hAnsi="宋体" w:cs="宋体" w:hint="eastAsia"/>
+          <w:b/>
+          <w:lang w:eastAsia="zh-CN"/>
+        </w:rPr>
+        <w:t>直接写进对应栏</w:t>
+      </w:r>
+      <w:r>
+        <w:rPr>
+          <w:rFonts w:ascii="宋体" w:eastAsia="宋体" w:hAnsi="宋体" w:cs="宋体" w:hint="eastAsia"/>
+          <w:lang w:eastAsia="zh-CN"/>
+        </w:rPr>
+        <w:t>，让个体的发现成为全班可见的成果。</w:t>
+      </w:r>
+      <w:r/>
+    </w:p>
+    <w:p>
+      <w:pPr>
+        <w:pStyle w:val="Heading2"/>
+      </w:pPr>
+      <w:r>
+        <w:rPr>
+          <w:rFonts w:ascii="宋体" w:hAnsi="宋体" w:eastAsia="宋体" w:cs="宋体" w:hint="eastAsia"/>
+          <w:sz w:val="30"/>
+          <w:lang w:eastAsia="zh-CN"/>
+        </w:rPr>
+        <w:t>七、说作业设计</w:t>
+      </w:r>
+      <w:r/>
+    </w:p>
+    <w:p>
+      <w:pPr>
+        <w:ind w:firstLine="480"/>
+      </w:pPr>
+      <w:r>
+        <w:rPr>
+          <w:rFonts w:ascii="宋体" w:eastAsia="宋体" w:hAnsi="宋体" w:cs="宋体" w:hint="eastAsia"/>
+          <w:lang w:eastAsia="zh-CN"/>
+        </w:rPr>
+        <w:t>三档各对应一个素养层级：必做（约</w:t>
+      </w:r>
+      <w:r>
+        <w:t xml:space="preserve"> 10 </w:t>
+      </w:r>
+      <w:r>
+        <w:rPr>
+          <w:rFonts w:ascii="宋体" w:eastAsia="宋体" w:hAnsi="宋体" w:cs="宋体" w:hint="eastAsia"/>
+          <w:lang w:eastAsia="zh-CN"/>
+        </w:rPr>
+        <w:t>分钟）抄写三处通假字所在整句并旁注，对应文言语言点这一结果维度；选做（约</w:t>
+      </w:r>
+      <w:r>
+        <w:t xml:space="preserve"> 20 </w:t>
+      </w:r>
+      <w:r>
+        <w:rPr>
+          <w:rFonts w:ascii="宋体" w:eastAsia="宋体" w:hAnsi="宋体" w:cs="宋体" w:hint="eastAsia"/>
+          <w:lang w:eastAsia="zh-CN"/>
+        </w:rPr>
+        <w:t>分钟）写</w:t>
+      </w:r>
+      <w:r>
+        <w:t xml:space="preserve"> 150 </w:t>
+      </w:r>
+      <w:r>
+        <w:rPr>
+          <w:rFonts w:ascii="宋体" w:eastAsia="宋体" w:hAnsi="宋体" w:cs="宋体" w:hint="eastAsia"/>
+          <w:lang w:eastAsia="zh-CN"/>
+        </w:rPr>
+        <w:t>字讲稿把《劝学》讲给初一同学听，必须举出至少两处比喻并说明各讲「变」还是「借力」</w:t>
+      </w:r>
+      <w:r>
+        <w:t>——</w:t>
+      </w:r>
+      <w:r>
+        <w:rPr>
+          <w:rFonts w:ascii="宋体" w:eastAsia="宋体" w:hAnsi="宋体" w:cs="宋体" w:hint="eastAsia"/>
+          <w:lang w:eastAsia="zh-CN"/>
+        </w:rPr>
+        <w:t>这正是课堂大情境的成文，对应水平二</w:t>
+      </w:r>
+      <w:r>
+        <w:t>·</w:t>
+      </w:r>
+      <w:r>
+        <w:rPr>
+          <w:rFonts w:ascii="宋体" w:eastAsia="宋体" w:hAnsi="宋体" w:cs="宋体" w:hint="eastAsia"/>
+          <w:lang w:eastAsia="zh-CN"/>
+        </w:rPr>
+        <w:t>思维；挑战比较《劝学》与《师说》对「人怎样才能进步」的回答，各引两处原文写</w:t>
+      </w:r>
+      <w:r>
+        <w:t xml:space="preserve"> 300 </w:t>
+      </w:r>
+      <w:r>
+        <w:rPr>
+          <w:rFonts w:ascii="宋体" w:eastAsia="宋体" w:hAnsi="宋体" w:cs="宋体" w:hint="eastAsia"/>
+          <w:lang w:eastAsia="zh-CN"/>
+        </w:rPr>
+        <w:t>字，对应水平三</w:t>
+      </w:r>
+      <w:r>
+        <w:t>·</w:t>
+      </w:r>
+      <w:r>
+        <w:rPr>
+          <w:rFonts w:ascii="宋体" w:eastAsia="宋体" w:hAnsi="宋体" w:cs="宋体" w:hint="eastAsia"/>
+          <w:lang w:eastAsia="zh-CN"/>
+        </w:rPr>
+        <w:t>思维「发现新的关联」。</w:t>
+      </w:r>
+      <w:r/>
+    </w:p>
+    <w:p>
+      <w:pPr>
+        <w:ind w:firstLine="480"/>
+      </w:pPr>
+      <w:r>
+        <w:rPr>
+          <w:rFonts w:ascii="宋体" w:eastAsia="宋体" w:hAnsi="宋体" w:cs="宋体" w:hint="eastAsia"/>
+          <w:lang w:eastAsia="zh-CN"/>
+        </w:rPr>
+        <w:t>用意是</w:t>
+      </w:r>
+      <w:r>
+        <w:rPr>
+          <w:rFonts w:ascii="宋体" w:eastAsia="宋体" w:hAnsi="宋体" w:cs="宋体" w:hint="eastAsia"/>
+          <w:b/>
+          <w:lang w:eastAsia="zh-CN"/>
+        </w:rPr>
+        <w:t>作业与课堂同源</w:t>
+      </w:r>
+      <w:r>
+        <w:rPr>
+          <w:rFonts w:ascii="宋体" w:eastAsia="宋体" w:hAnsi="宋体" w:cs="宋体" w:hint="eastAsia"/>
+          <w:lang w:eastAsia="zh-CN"/>
+        </w:rPr>
+        <w:t>：选做与挑战都以课堂上已填好的三张表为底稿，学生不必另起炉灶，也不与课堂争时间。</w:t>
+      </w:r>
+      <w:r/>
+    </w:p>
+    <w:p>
+      <w:pPr>
+        <w:pStyle w:val="Heading2"/>
+      </w:pPr>
+      <w:r>
+        <w:rPr>
+          <w:rFonts w:ascii="宋体" w:hAnsi="宋体" w:eastAsia="宋体" w:cs="宋体" w:hint="eastAsia"/>
+          <w:sz w:val="30"/>
+          <w:lang w:eastAsia="zh-CN"/>
+        </w:rPr>
+        <w:t>八、说检测与评价</w:t>
+      </w:r>
+      <w:r/>
+    </w:p>
+    <w:p>
+      <w:pPr>
+        <w:ind w:firstLine="480"/>
+      </w:pPr>
+      <w:r>
+        <w:rPr>
+          <w:rFonts w:ascii="宋体" w:eastAsia="宋体" w:hAnsi="宋体" w:cs="宋体" w:hint="eastAsia"/>
+          <w:lang w:eastAsia="zh-CN"/>
+        </w:rPr>
+        <w:t>检测单独成节，不混进教学过程，按课标的三类情境各设一个任务：任务</w:t>
+      </w:r>
+      <w:r>
+        <w:t xml:space="preserve"> 1</w:t>
+      </w:r>
+      <w:r>
+        <w:rPr>
+          <w:rFonts w:ascii="宋体" w:eastAsia="宋体" w:hAnsi="宋体" w:cs="宋体" w:hint="eastAsia"/>
+          <w:lang w:eastAsia="zh-CN"/>
+        </w:rPr>
+        <w:t>「两个虚词里的道理」属</w:t>
+      </w:r>
+      <w:r>
+        <w:rPr>
+          <w:rFonts w:ascii="宋体" w:eastAsia="宋体" w:hAnsi="宋体" w:cs="宋体" w:hint="eastAsia"/>
+          <w:b/>
+          <w:lang w:eastAsia="zh-CN"/>
+        </w:rPr>
+        <w:t>学科认知情境</w:t>
+      </w:r>
+      <w:r>
+        <w:rPr>
+          <w:rFonts w:ascii="宋体" w:eastAsia="宋体" w:hAnsi="宋体" w:cs="宋体" w:hint="eastAsia"/>
+          <w:lang w:eastAsia="zh-CN"/>
+        </w:rPr>
+        <w:t>（第</w:t>
+      </w:r>
+      <w:r>
+        <w:t xml:space="preserve"> 3 </w:t>
+      </w:r>
+      <w:r>
+        <w:rPr>
+          <w:rFonts w:ascii="宋体" w:eastAsia="宋体" w:hAnsi="宋体" w:cs="宋体" w:hint="eastAsia"/>
+          <w:lang w:eastAsia="zh-CN"/>
+        </w:rPr>
+        <w:t>课时内，约</w:t>
+      </w:r>
+      <w:r>
+        <w:t xml:space="preserve"> 3 </w:t>
+      </w:r>
+      <w:r>
+        <w:rPr>
+          <w:rFonts w:ascii="宋体" w:eastAsia="宋体" w:hAnsi="宋体" w:cs="宋体" w:hint="eastAsia"/>
+          <w:lang w:eastAsia="zh-CN"/>
+        </w:rPr>
+        <w:t>分钟）；任务</w:t>
+      </w:r>
+      <w:r>
+        <w:t xml:space="preserve"> 2</w:t>
+      </w:r>
+      <w:r>
+        <w:rPr>
+          <w:rFonts w:ascii="宋体" w:eastAsia="宋体" w:hAnsi="宋体" w:cs="宋体" w:hint="eastAsia"/>
+          <w:lang w:eastAsia="zh-CN"/>
+        </w:rPr>
+        <w:t>「给初一同学讲『借力』」属</w:t>
+      </w:r>
+      <w:r>
+        <w:rPr>
+          <w:rFonts w:ascii="宋体" w:eastAsia="宋体" w:hAnsi="宋体" w:cs="宋体" w:hint="eastAsia"/>
+          <w:b/>
+          <w:lang w:eastAsia="zh-CN"/>
+        </w:rPr>
+        <w:t>社会生活情境</w:t>
+      </w:r>
+      <w:r>
+        <w:rPr>
+          <w:rFonts w:ascii="宋体" w:eastAsia="宋体" w:hAnsi="宋体" w:cs="宋体" w:hint="eastAsia"/>
+          <w:lang w:eastAsia="zh-CN"/>
+        </w:rPr>
+        <w:t>（课后提高档）；任务</w:t>
+      </w:r>
+      <w:r>
+        <w:t xml:space="preserve"> 3</w:t>
+      </w:r>
+      <w:r>
+        <w:rPr>
+          <w:rFonts w:ascii="宋体" w:eastAsia="宋体" w:hAnsi="宋体" w:cs="宋体" w:hint="eastAsia"/>
+          <w:lang w:eastAsia="zh-CN"/>
+        </w:rPr>
+        <w:t>「主问题的书面作答」属</w:t>
+      </w:r>
+      <w:r>
+        <w:rPr>
+          <w:rFonts w:ascii="宋体" w:eastAsia="宋体" w:hAnsi="宋体" w:cs="宋体" w:hint="eastAsia"/>
+          <w:b/>
+          <w:lang w:eastAsia="zh-CN"/>
+        </w:rPr>
+        <w:t>个人体验情境</w:t>
+      </w:r>
+      <w:r>
+        <w:rPr>
+          <w:rFonts w:ascii="宋体" w:eastAsia="宋体" w:hAnsi="宋体" w:cs="宋体" w:hint="eastAsia"/>
+          <w:lang w:eastAsia="zh-CN"/>
+        </w:rPr>
+        <w:t>（当堂书写</w:t>
+      </w:r>
+      <w:r>
+        <w:t xml:space="preserve"> 5 </w:t>
+      </w:r>
+      <w:r>
+        <w:rPr>
+          <w:rFonts w:ascii="宋体" w:eastAsia="宋体" w:hAnsi="宋体" w:cs="宋体" w:hint="eastAsia"/>
+          <w:lang w:eastAsia="zh-CN"/>
+        </w:rPr>
+        <w:t>分钟）。</w:t>
+      </w:r>
+      <w:r/>
+    </w:p>
+    <w:p>
+      <w:pPr>
+        <w:ind w:firstLine="480"/>
+      </w:pPr>
+      <w:r>
+        <w:rPr>
+          <w:rFonts w:ascii="宋体" w:eastAsia="宋体" w:hAnsi="宋体" w:cs="宋体" w:hint="eastAsia"/>
+          <w:b/>
+          <w:lang w:eastAsia="zh-CN"/>
+        </w:rPr>
+        <w:t>题型必须与体裁匹配</w:t>
+      </w:r>
+      <w:r>
+        <w:rPr>
+          <w:rFonts w:ascii="宋体" w:eastAsia="宋体" w:hAnsi="宋体" w:cs="宋体" w:hint="eastAsia"/>
+          <w:lang w:eastAsia="zh-CN"/>
+        </w:rPr>
+        <w:t>，这是本设计的一个硬判断：本文是论说文，教学点在「</w:t>
+      </w:r>
+      <w:r>
+        <w:rPr>
+          <w:rFonts w:ascii="宋体" w:eastAsia="宋体" w:hAnsi="宋体" w:cs="宋体" w:hint="eastAsia"/>
           <w:b/>
           <w:lang w:eastAsia="zh-CN"/>
         </w:rPr>
@@ -3091,381 +2534,333 @@
       </w:r>
       <w:r>
         <w:rPr>
-          <w:rFonts w:ascii="微软雅黑" w:eastAsia="微软雅黑" w:hAnsi="微软雅黑" w:cs="微软雅黑" w:hint="eastAsia"/>
+          <w:rFonts w:ascii="宋体" w:eastAsia="宋体" w:hAnsi="宋体" w:cs="宋体" w:hint="eastAsia"/>
           <w:lang w:eastAsia="zh-CN"/>
         </w:rPr>
-        <w:t>」</w:t>
-      </w:r>
-      <w:r>
-        <w:t>——</w:t>
+        <w:t>」，属过程维度，故三个任务</w:t>
       </w:r>
       <w:r>
         <w:rPr>
-          <w:rFonts w:ascii="微软雅黑" w:eastAsia="微软雅黑" w:hAnsi="微软雅黑" w:cs="微软雅黑" w:hint="eastAsia"/>
-          <w:lang w:eastAsia="zh-CN"/>
-        </w:rPr>
-        <w:t>属</w:t>
-      </w:r>
-      <w:r>
-        <w:rPr>
-          <w:rFonts w:ascii="微软雅黑" w:eastAsia="微软雅黑" w:hAnsi="微软雅黑" w:cs="微软雅黑" w:hint="eastAsia"/>
+          <w:rFonts w:ascii="宋体" w:eastAsia="宋体" w:hAnsi="宋体" w:cs="宋体" w:hint="eastAsia"/>
           <w:b/>
           <w:lang w:eastAsia="zh-CN"/>
         </w:rPr>
-        <w:t>过程维度</w:t>
+        <w:t>全部用表现性测试（开放题）</w:t>
       </w:r>
       <w:r>
         <w:rPr>
-          <w:rFonts w:ascii="微软雅黑" w:eastAsia="微软雅黑" w:hAnsi="微软雅黑" w:cs="微软雅黑" w:hint="eastAsia"/>
+          <w:rFonts w:ascii="宋体" w:eastAsia="宋体" w:hAnsi="宋体" w:cs="宋体" w:hint="eastAsia"/>
           <w:lang w:eastAsia="zh-CN"/>
         </w:rPr>
-        <w:t>，故三个任务</w:t>
+        <w:t>；文言语言点属结果维度，若要单独成题可用反应性测试，但</w:t>
       </w:r>
       <w:r>
         <w:rPr>
-          <w:rFonts w:ascii="微软雅黑" w:eastAsia="微软雅黑" w:hAnsi="微软雅黑" w:cs="微软雅黑" w:hint="eastAsia"/>
-          <w:b/>
-          <w:lang w:eastAsia="zh-CN"/>
-        </w:rPr>
-        <w:t>全部采用表现性测试（开放题）</w:t>
-      </w:r>
-      <w:r>
-        <w:rPr>
-          <w:rFonts w:ascii="微软雅黑" w:eastAsia="微软雅黑" w:hAnsi="微软雅黑" w:cs="微软雅黑" w:hint="eastAsia"/>
-          <w:lang w:eastAsia="zh-CN"/>
-        </w:rPr>
-        <w:t>。文言语言点属「说了什么」的结果维度，如需单独成题可用反应式测试（含选择题），但</w:t>
-      </w:r>
-      <w:r>
-        <w:rPr>
-          <w:rFonts w:ascii="微软雅黑" w:eastAsia="微软雅黑" w:hAnsi="微软雅黑" w:cs="微软雅黑" w:hint="eastAsia"/>
+          <w:rFonts w:ascii="宋体" w:eastAsia="宋体" w:hAnsi="宋体" w:cs="宋体" w:hint="eastAsia"/>
           <w:b/>
           <w:lang w:eastAsia="zh-CN"/>
         </w:rPr>
         <w:t>不得用客观题去测「怎么论证的」</w:t>
       </w:r>
       <w:r>
-        <w:t>——</w:t>
-      </w:r>
-      <w:r>
         <w:rPr>
-          <w:rFonts w:ascii="微软雅黑" w:eastAsia="微软雅黑" w:hAnsi="微软雅黑" w:cs="微软雅黑" w:hint="eastAsia"/>
+          <w:rFonts w:ascii="宋体" w:eastAsia="宋体" w:hAnsi="宋体" w:cs="宋体" w:hint="eastAsia"/>
           <w:lang w:eastAsia="zh-CN"/>
         </w:rPr>
-        <w:t>体裁与题型错配是本领域最常见的错误。</w:t>
-      </w:r>
+        <w:t>。</w:t>
+      </w:r>
+      <w:r/>
     </w:p>
     <w:p>
       <w:pPr>
-        <w:jc w:val="left"/>
+        <w:ind w:firstLine="480"/>
       </w:pPr>
       <w:r>
         <w:rPr>
-          <w:rFonts w:ascii="微软雅黑" w:eastAsia="微软雅黑" w:hAnsi="微软雅黑" w:cs="微软雅黑" w:hint="eastAsia"/>
+          <w:rFonts w:ascii="宋体" w:eastAsia="宋体" w:hAnsi="宋体" w:cs="宋体" w:hint="eastAsia"/>
           <w:b/>
           <w:lang w:eastAsia="zh-CN"/>
         </w:rPr>
-        <w:t>量规</w:t>
+        <w:t>怎么判断学生到了没到</w:t>
       </w:r>
       <w:r>
         <w:rPr>
-          <w:rFonts w:ascii="微软雅黑" w:eastAsia="微软雅黑" w:hAnsi="微软雅黑" w:cs="微软雅黑" w:hint="eastAsia"/>
+          <w:rFonts w:ascii="宋体" w:eastAsia="宋体" w:hAnsi="宋体" w:cs="宋体" w:hint="eastAsia"/>
           <w:lang w:eastAsia="zh-CN"/>
         </w:rPr>
-        <w:t>：三档（未达水平一</w:t>
-      </w:r>
-      <w:r>
-        <w:t xml:space="preserve"> / </w:t>
+        <w:t>：每题按未达标／达标／优秀三档写表现描述，并要求附证据。以任务</w:t>
+      </w:r>
+      <w:r>
+        <w:t xml:space="preserve"> 3 </w:t>
       </w:r>
       <w:r>
         <w:rPr>
-          <w:rFonts w:ascii="微软雅黑" w:eastAsia="微软雅黑" w:hAnsi="微软雅黑" w:cs="微软雅黑" w:hint="eastAsia"/>
+          <w:rFonts w:ascii="宋体" w:eastAsia="宋体" w:hAnsi="宋体" w:cs="宋体" w:hint="eastAsia"/>
           <w:lang w:eastAsia="zh-CN"/>
         </w:rPr>
-        <w:t>水平一</w:t>
-      </w:r>
-      <w:r>
-        <w:t xml:space="preserve"> / </w:t>
+        <w:t>为例，优秀档要求指出这些喻体都是</w:t>
       </w:r>
       <w:r>
         <w:rPr>
-          <w:rFonts w:ascii="微软雅黑" w:eastAsia="微软雅黑" w:hAnsi="微软雅黑" w:cs="微软雅黑" w:hint="eastAsia"/>
-          <w:lang w:eastAsia="zh-CN"/>
-        </w:rPr>
-        <w:t>水平二），</w:t>
-      </w:r>
-      <w:r>
-        <w:rPr>
-          <w:rFonts w:ascii="微软雅黑" w:eastAsia="微软雅黑" w:hAnsi="微软雅黑" w:cs="微软雅黑" w:hint="eastAsia"/>
+          <w:rFonts w:ascii="宋体" w:eastAsia="宋体" w:hAnsi="宋体" w:cs="宋体" w:hint="eastAsia"/>
           <w:b/>
           <w:lang w:eastAsia="zh-CN"/>
         </w:rPr>
-        <w:t>每一档都含可检验的证据要求</w:t>
+        <w:t>人人验过的自然事实</w:t>
+      </w:r>
+      <w:r>
+        <w:t>——</w:t>
       </w:r>
       <w:r>
         <w:rPr>
-          <w:rFonts w:ascii="微软雅黑" w:eastAsia="微软雅黑" w:hAnsi="微软雅黑" w:cs="微软雅黑" w:hint="eastAsia"/>
+          <w:rFonts w:ascii="宋体" w:eastAsia="宋体" w:hAnsi="宋体" w:cs="宋体" w:hint="eastAsia"/>
           <w:lang w:eastAsia="zh-CN"/>
         </w:rPr>
-        <w:t>，具体表现描述见《教学设计》第十一节。</w:t>
-      </w:r>
-    </w:p>
-    <w:p>
-      <w:pPr>
-        <w:jc w:val="left"/>
-      </w:pPr>
-      <w:r>
-        <w:rPr>
-          <w:rFonts w:ascii="微软雅黑" w:eastAsia="微软雅黑" w:hAnsi="微软雅黑" w:cs="微软雅黑" w:hint="eastAsia"/>
-          <w:b/>
-          <w:lang w:eastAsia="zh-CN"/>
-        </w:rPr>
-        <w:t>设计意图</w:t>
-      </w:r>
-      <w:r>
-        <w:rPr>
-          <w:rFonts w:ascii="微软雅黑" w:eastAsia="微软雅黑" w:hAnsi="微软雅黑" w:cs="微软雅黑" w:hint="eastAsia"/>
-          <w:lang w:eastAsia="zh-CN"/>
-        </w:rPr>
-        <w:t>：量规不写「理解深刻」这类空话；每一档都能指回一处原文，教师之间判分差异才可控。</w:t>
-      </w:r>
+        <w:t>用「不证自明」的事去支撑「需要论证」的事，把说服力建立在读者自己的经验上。</w:t>
+      </w:r>
+      <w:r/>
     </w:p>
     <w:p>
       <w:pPr>
         <w:pStyle w:val="Heading2"/>
-        <w:spacing w:line="312" w:lineRule="auto"/>
-        <w:jc w:val="left"/>
       </w:pPr>
       <w:r>
         <w:rPr>
-          <w:rFonts w:ascii="微软雅黑" w:hAnsi="微软雅黑" w:eastAsia="微软雅黑" w:cs="微软雅黑" w:hint="eastAsia"/>
-          <w:b w:val="0"/>
-          <w:color w:val="111827"/>
-          <w:sz w:val="36"/>
+          <w:rFonts w:ascii="宋体" w:hAnsi="宋体" w:eastAsia="宋体" w:cs="宋体" w:hint="eastAsia"/>
+          <w:sz w:val="30"/>
           <w:lang w:eastAsia="zh-CN"/>
         </w:rPr>
-        <w:t>九、说设计反思</w:t>
-      </w:r>
+        <w:t>九、说设计反思与预判</w:t>
+      </w:r>
+      <w:r/>
     </w:p>
     <w:p>
       <w:pPr>
-        <w:jc w:val="left"/>
+        <w:ind w:firstLine="480"/>
       </w:pPr>
       <w:r>
         <w:rPr>
-          <w:rFonts w:ascii="微软雅黑" w:eastAsia="微软雅黑" w:hAnsi="微软雅黑" w:cs="微软雅黑" w:hint="eastAsia"/>
+          <w:rFonts w:ascii="宋体" w:eastAsia="宋体" w:hAnsi="宋体" w:cs="宋体" w:hint="eastAsia"/>
           <w:b/>
           <w:lang w:eastAsia="zh-CN"/>
         </w:rPr>
-        <w:t>1. 为什么把「比喻」作为难点而不是重点的修辞知识？</w:t>
-      </w:r>
+        <w:t>取舍一：不做整段的「知人论世」介绍。</w:t>
+      </w:r>
+      <w:r>
+        <w:rPr>
+          <w:rFonts w:ascii="宋体" w:eastAsia="宋体" w:hAnsi="宋体" w:cs="宋体" w:hint="eastAsia"/>
+          <w:lang w:eastAsia="zh-CN"/>
+        </w:rPr>
+        <w:t>「性恶论」是理解「学不可以已」的重要背景，但本课只在重点校版提供一段《荀子</w:t>
+      </w:r>
+      <w:r>
+        <w:t>·</w:t>
+      </w:r>
+      <w:r>
+        <w:rPr>
+          <w:rFonts w:ascii="宋体" w:eastAsia="宋体" w:hAnsi="宋体" w:cs="宋体" w:hint="eastAsia"/>
+          <w:lang w:eastAsia="zh-CN"/>
+        </w:rPr>
+        <w:t>性恶》节录用于台阶二（下）</w:t>
+      </w:r>
+      <w:r>
+        <w:t>——</w:t>
+      </w:r>
+      <w:r>
+        <w:rPr>
+          <w:rFonts w:ascii="宋体" w:eastAsia="宋体" w:hAnsi="宋体" w:cs="宋体" w:hint="eastAsia"/>
+          <w:lang w:eastAsia="zh-CN"/>
+        </w:rPr>
+        <w:t>把整个哲学体系搬进课堂，会挤掉学生自己从物象里找论证的时间。</w:t>
+      </w:r>
+      <w:r/>
     </w:p>
     <w:p>
       <w:pPr>
-        <w:jc w:val="left"/>
+        <w:ind w:firstLine="480"/>
       </w:pPr>
       <w:r>
         <w:rPr>
-          <w:rFonts w:ascii="微软雅黑" w:eastAsia="微软雅黑" w:hAnsi="微软雅黑" w:cs="微软雅黑" w:hint="eastAsia"/>
-          <w:lang w:eastAsia="zh-CN"/>
-        </w:rPr>
-        <w:t>因为学生早就会说「用了比喻」。</w:t>
-      </w:r>
-      <w:r>
-        <w:rPr>
-          <w:rFonts w:ascii="微软雅黑" w:eastAsia="微软雅黑" w:hAnsi="微软雅黑" w:cs="微软雅黑" w:hint="eastAsia"/>
+          <w:rFonts w:ascii="宋体" w:eastAsia="宋体" w:hAnsi="宋体" w:cs="宋体" w:hint="eastAsia"/>
           <w:b/>
           <w:lang w:eastAsia="zh-CN"/>
         </w:rPr>
-        <w:t>学生本来就会的，不是教学点。</w:t>
+        <w:t>取舍二：分组一律设两人、汇报一律抽样。</w:t>
       </w:r>
       <w:r>
         <w:rPr>
-          <w:rFonts w:ascii="微软雅黑" w:eastAsia="微软雅黑" w:hAnsi="微软雅黑" w:cs="微软雅黑" w:hint="eastAsia"/>
+          <w:rFonts w:ascii="宋体" w:eastAsia="宋体" w:hAnsi="宋体" w:cs="宋体" w:hint="eastAsia"/>
           <w:lang w:eastAsia="zh-CN"/>
         </w:rPr>
-        <w:t xml:space="preserve"> 本课真正要教的，是喻体的</w:t>
+        <w:t>这是班级人数未提供的直接后果</w:t>
+      </w:r>
+      <w:r>
+        <w:t>——</w:t>
       </w:r>
       <w:r>
         <w:rPr>
-          <w:rFonts w:ascii="微软雅黑" w:eastAsia="微软雅黑" w:hAnsi="微软雅黑" w:cs="微软雅黑" w:hint="eastAsia"/>
+          <w:rFonts w:ascii="宋体" w:eastAsia="宋体" w:hAnsi="宋体" w:cs="宋体" w:hint="eastAsia"/>
+          <w:lang w:eastAsia="zh-CN"/>
+        </w:rPr>
+        <w:t>拿不到班额就无法确定组数上限，拿不到组数，汇报时间就无从乘起。若班额明确，应改回全组汇报，时间从「教师讲授</w:t>
+      </w:r>
+      <w:r>
+        <w:t>·</w:t>
+      </w:r>
+      <w:r>
+        <w:rPr>
+          <w:rFonts w:ascii="宋体" w:eastAsia="宋体" w:hAnsi="宋体" w:cs="宋体" w:hint="eastAsia"/>
+          <w:lang w:eastAsia="zh-CN"/>
+        </w:rPr>
+        <w:t>齐读</w:t>
+      </w:r>
+      <w:r>
+        <w:t>·</w:t>
+      </w:r>
+      <w:r>
+        <w:rPr>
+          <w:rFonts w:ascii="宋体" w:eastAsia="宋体" w:hAnsi="宋体" w:cs="宋体" w:hint="eastAsia"/>
+          <w:lang w:eastAsia="zh-CN"/>
+        </w:rPr>
+        <w:t>机动」栏中扣。</w:t>
+      </w:r>
+      <w:r/>
+    </w:p>
+    <w:p>
+      <w:pPr>
+        <w:ind w:firstLine="480"/>
+      </w:pPr>
+      <w:r>
+        <w:rPr>
+          <w:rFonts w:ascii="宋体" w:eastAsia="宋体" w:hAnsi="宋体" w:cs="宋体" w:hint="eastAsia"/>
           <w:b/>
           <w:lang w:eastAsia="zh-CN"/>
         </w:rPr>
-        <w:t>选择与排列</w:t>
-      </w:r>
-      <w:r>
-        <w:t>——</w:t>
+        <w:t>已知不足三处</w:t>
       </w:r>
       <w:r>
         <w:rPr>
-          <w:rFonts w:ascii="微软雅黑" w:eastAsia="微软雅黑" w:hAnsi="微软雅黑" w:cs="微软雅黑" w:hint="eastAsia"/>
+          <w:rFonts w:ascii="宋体" w:eastAsia="宋体" w:hAnsi="宋体" w:cs="宋体" w:hint="eastAsia"/>
           <w:lang w:eastAsia="zh-CN"/>
         </w:rPr>
-        <w:t>这是学生自己走不通的那一步。</w:t>
-      </w:r>
-    </w:p>
-    <w:p>
-      <w:pPr>
-        <w:jc w:val="left"/>
-      </w:pPr>
+        <w:t>：一是教师强项与弱项未提供，本次未做适配（「教师讲授</w:t>
+      </w:r>
+      <w:r>
+        <w:t>·</w:t>
+      </w:r>
       <w:r>
         <w:rPr>
-          <w:rFonts w:ascii="微软雅黑" w:eastAsia="微软雅黑" w:hAnsi="微软雅黑" w:cs="微软雅黑" w:hint="eastAsia"/>
+          <w:rFonts w:ascii="宋体" w:eastAsia="宋体" w:hAnsi="宋体" w:cs="宋体" w:hint="eastAsia"/>
+          <w:lang w:eastAsia="zh-CN"/>
+        </w:rPr>
+        <w:t>齐读</w:t>
+      </w:r>
+      <w:r>
+        <w:t>·</w:t>
+      </w:r>
+      <w:r>
+        <w:rPr>
+          <w:rFonts w:ascii="宋体" w:eastAsia="宋体" w:hAnsi="宋体" w:cs="宋体" w:hint="eastAsia"/>
+          <w:lang w:eastAsia="zh-CN"/>
+        </w:rPr>
+        <w:t>机动」全课</w:t>
+      </w:r>
+      <w:r>
+        <w:t xml:space="preserve"> 24 </w:t>
+      </w:r>
+      <w:r>
+        <w:rPr>
+          <w:rFonts w:ascii="宋体" w:eastAsia="宋体" w:hAnsi="宋体" w:cs="宋体" w:hint="eastAsia"/>
+          <w:lang w:eastAsia="zh-CN"/>
+        </w:rPr>
+        <w:t>分钟、单环节最高</w:t>
+      </w:r>
+      <w:r>
+        <w:t xml:space="preserve"> 6 </w:t>
+      </w:r>
+      <w:r>
+        <w:rPr>
+          <w:rFonts w:ascii="宋体" w:eastAsia="宋体" w:hAnsi="宋体" w:cs="宋体" w:hint="eastAsia"/>
+          <w:lang w:eastAsia="zh-CN"/>
+        </w:rPr>
+        <w:t>分钟，即为「回避长时间讲授」留下的可核对数字）；二是容量对文言底子偏弱的学生偏紧，若台阶一的「靠什么变」当堂推不出来，应顺延台阶二（上），而</w:t>
+      </w:r>
+      <w:r>
+        <w:rPr>
+          <w:rFonts w:ascii="宋体" w:eastAsia="宋体" w:hAnsi="宋体" w:cs="宋体" w:hint="eastAsia"/>
           <w:b/>
           <w:lang w:eastAsia="zh-CN"/>
         </w:rPr>
-        <w:t>2. 三处已知的取舍</w:t>
+        <w:t>不压缩那 25 分钟</w:t>
       </w:r>
       <w:r>
         <w:rPr>
-          <w:rFonts w:ascii="微软雅黑" w:eastAsia="微软雅黑" w:hAnsi="微软雅黑" w:cs="微软雅黑" w:hint="eastAsia"/>
+          <w:rFonts w:ascii="宋体" w:eastAsia="宋体" w:hAnsi="宋体" w:cs="宋体" w:hint="eastAsia"/>
           <w:lang w:eastAsia="zh-CN"/>
         </w:rPr>
-        <w:t>：</w:t>
-      </w:r>
-    </w:p>
-    <w:p>
-      <w:pPr>
-        <w:pStyle w:val="ListBullet"/>
-        <w:spacing w:after="96"/>
-        <w:jc w:val="left"/>
-      </w:pPr>
-      <w:r>
-        <w:rPr>
-          <w:rFonts w:ascii="微软雅黑" w:eastAsia="微软雅黑" w:hAnsi="微软雅黑" w:cs="微软雅黑" w:hint="eastAsia"/>
-          <w:b/>
-          <w:lang w:eastAsia="zh-CN"/>
-        </w:rPr>
-        <w:t>不做文本外的思想教育</w:t>
-      </w:r>
-      <w:r>
-        <w:rPr>
-          <w:rFonts w:ascii="微软雅黑" w:eastAsia="微软雅黑" w:hAnsi="微软雅黑" w:cs="微软雅黑" w:hint="eastAsia"/>
-          <w:lang w:eastAsia="zh-CN"/>
-        </w:rPr>
-        <w:t>：荀子的「性恶论」只在重点校版本作为「价值还原」的材料出现，且</w:t>
-      </w:r>
-      <w:r>
-        <w:rPr>
-          <w:rFonts w:ascii="微软雅黑" w:eastAsia="微软雅黑" w:hAnsi="微软雅黑" w:cs="微软雅黑" w:hint="eastAsia"/>
-          <w:b/>
-          <w:lang w:eastAsia="zh-CN"/>
-        </w:rPr>
-        <w:t>教师不给结论</w:t>
-      </w:r>
-      <w:r>
-        <w:rPr>
-          <w:rFonts w:ascii="微软雅黑" w:eastAsia="微软雅黑" w:hAnsi="微软雅黑" w:cs="微软雅黑" w:hint="eastAsia"/>
-          <w:lang w:eastAsia="zh-CN"/>
-        </w:rPr>
-        <w:t>，让学生自己从《性恶》节录里对应。不做「我们要向荀子学习刻苦精神」这类延展。</w:t>
-      </w:r>
-    </w:p>
-    <w:p>
-      <w:pPr>
-        <w:pStyle w:val="ListBullet"/>
-        <w:spacing w:after="96"/>
-        <w:jc w:val="left"/>
-      </w:pPr>
-      <w:r>
-        <w:rPr>
-          <w:rFonts w:ascii="微软雅黑" w:eastAsia="微软雅黑" w:hAnsi="微软雅黑" w:cs="微软雅黑" w:hint="eastAsia"/>
-          <w:b/>
-          <w:lang w:eastAsia="zh-CN"/>
-        </w:rPr>
-        <w:t>不整段翻译</w:t>
-      </w:r>
-      <w:r>
-        <w:rPr>
-          <w:rFonts w:ascii="微软雅黑" w:eastAsia="微软雅黑" w:hAnsi="微软雅黑" w:cs="微软雅黑" w:hint="eastAsia"/>
-          <w:lang w:eastAsia="zh-CN"/>
-        </w:rPr>
-        <w:t>：文言疏通只占</w:t>
-      </w:r>
-      <w:r>
-        <w:t xml:space="preserve"> 15 </w:t>
-      </w:r>
-      <w:r>
-        <w:rPr>
-          <w:rFonts w:ascii="微软雅黑" w:eastAsia="微软雅黑" w:hAnsi="微软雅黑" w:cs="微软雅黑" w:hint="eastAsia"/>
-          <w:lang w:eastAsia="zh-CN"/>
-        </w:rPr>
-        <w:t>分钟。用课时去「考」文字，会把说理文的课上下成翻译课。</w:t>
-      </w:r>
-    </w:p>
-    <w:p>
-      <w:pPr>
-        <w:pStyle w:val="ListBullet"/>
-        <w:spacing w:after="96"/>
-        <w:jc w:val="left"/>
-      </w:pPr>
-      <w:r>
-        <w:rPr>
-          <w:rFonts w:ascii="微软雅黑" w:eastAsia="微软雅黑" w:hAnsi="微软雅黑" w:cs="微软雅黑" w:hint="eastAsia"/>
-          <w:b/>
-          <w:lang w:eastAsia="zh-CN"/>
-        </w:rPr>
-        <w:t>朗读只设三次，且各有依据</w:t>
-      </w:r>
-      <w:r>
-        <w:rPr>
-          <w:rFonts w:ascii="微软雅黑" w:eastAsia="微软雅黑" w:hAnsi="微软雅黑" w:cs="微软雅黑" w:hint="eastAsia"/>
-          <w:lang w:eastAsia="zh-CN"/>
-        </w:rPr>
-        <w:t>：「而青于蓝」读转折、「终日／须臾」读对比、「锲而舍之／锲而不舍」读气声差异。</w:t>
-      </w:r>
-      <w:r>
-        <w:rPr>
-          <w:rFonts w:ascii="微软雅黑" w:eastAsia="微软雅黑" w:hAnsi="微软雅黑" w:cs="微软雅黑" w:hint="eastAsia"/>
-          <w:b/>
-          <w:lang w:eastAsia="zh-CN"/>
-        </w:rPr>
-        <w:t>说不出为什么这样读的朗读，一律不设。</w:t>
-      </w:r>
-    </w:p>
-    <w:p>
-      <w:pPr>
-        <w:jc w:val="left"/>
-      </w:pPr>
-      <w:r>
-        <w:rPr>
-          <w:rFonts w:ascii="微软雅黑" w:eastAsia="微软雅黑" w:hAnsi="微软雅黑" w:cs="微软雅黑" w:hint="eastAsia"/>
-          <w:b/>
-          <w:lang w:eastAsia="zh-CN"/>
-        </w:rPr>
-        <w:t>3. 一处留给学生的悬念</w:t>
-      </w:r>
-      <w:r>
-        <w:rPr>
-          <w:rFonts w:ascii="微软雅黑" w:eastAsia="微软雅黑" w:hAnsi="微软雅黑" w:cs="微软雅黑" w:hint="eastAsia"/>
-          <w:lang w:eastAsia="zh-CN"/>
-        </w:rPr>
-        <w:t>：「假于物」是向外借力，「参省乎己」是向内反省</w:t>
-      </w:r>
-      <w:r>
-        <w:t>——</w:t>
-      </w:r>
-      <w:r>
-        <w:rPr>
-          <w:rFonts w:ascii="微软雅黑" w:eastAsia="微软雅黑" w:hAnsi="微软雅黑" w:cs="微软雅黑" w:hint="eastAsia"/>
-          <w:lang w:eastAsia="zh-CN"/>
-        </w:rPr>
-        <w:t>这两者矛盾吗？本课不给答案，留在课堂上让学生自己争。</w:t>
-      </w:r>
-      <w:r/>
+        <w:t>；三是课文原文两处需以学生用书核对，「待核对」字样未撤。</w:t>
+      </w:r>
       <w:r/>
       <w:r/>
     </w:p>
     <w:sectPr>
+      <w:headerReference w:type="default" r:id="rId9"/>
+      <w:footerReference w:type="default" r:id="rId10"/>
       <w:pgSz w:w="11906" w:h="16838"/>
-      <w:pgMar w:top="1440" w:right="1797" w:bottom="1440" w:left="1797" w:header="720" w:footer="720" w:gutter="0"/>
+      <w:pgMar w:top="1417" w:right="1417" w:bottom="1417" w:left="1417" w:header="720" w:footer="720" w:gutter="0"/>
       <w:cols w:space="720"/>
       <w:docGrid w:linePitch="360"/>
-      <w:pgNumType w:start="1"/>
     </w:sectPr>
   </w:body>
 </w:document>
+</file>
+
+<file path=word/footer1.xml><?xml version="1.0" encoding="utf-8"?>
+<w:ftr xmlns:m="http://schemas.openxmlformats.org/officeDocument/2006/math" xmlns:mc="http://schemas.openxmlformats.org/markup-compatibility/2006" xmlns:mo="http://schemas.microsoft.com/office/mac/office/2008/main" xmlns:mv="urn:schemas-microsoft-com:mac:vml" xmlns:o="urn:schemas-microsoft-com:office:office" xmlns:r="http://schemas.openxmlformats.org/officeDocument/2006/relationships" xmlns:v="urn:schemas-microsoft-com:vml" xmlns:w10="urn:schemas-microsoft-com:office:word" xmlns:w14="http://schemas.microsoft.com/office/word/2010/wordml" xmlns:w="http://schemas.openxmlformats.org/wordprocessingml/2006/main" xmlns:wne="http://schemas.microsoft.com/office/word/2006/wordml" xmlns:wp14="http://schemas.microsoft.com/office/word/2010/wordprocessingDrawing" xmlns:wp="http://schemas.openxmlformats.org/drawingml/2006/wordprocessingDrawing" xmlns:wpc="http://schemas.microsoft.com/office/word/2010/wordprocessingCanvas" xmlns:wpg="http://schemas.microsoft.com/office/word/2010/wordprocessingGroup" xmlns:wpi="http://schemas.microsoft.com/office/word/2010/wordprocessingInk" xmlns:wps="http://schemas.microsoft.com/office/word/2010/wordprocessingShape" mc:Ignorable="w14 wp14">
+  <w:p>
+    <w:pPr>
+      <w:pStyle w:val="Footer"/>
+      <w:tabs>
+        <w:tab w:pos="4536" w:val="center"/>
+        <w:tab w:pos="9072" w:val="right"/>
+      </w:tabs>
+    </w:pPr>
+    <w:r>
+      <w:tab/>
+    </w:r>
+    <w:fldSimple w:instr="PAGE">
+      <w:r>
+        <w:t/>
+      </w:r>
+    </w:fldSimple>
+    <w:r>
+      <w:tab/>
+    </w:r>
+  </w:p>
+</w:ftr>
+</file>
+
+<file path=word/header1.xml><?xml version="1.0" encoding="utf-8"?>
+<w:hdr xmlns:m="http://schemas.openxmlformats.org/officeDocument/2006/math" xmlns:mc="http://schemas.openxmlformats.org/markup-compatibility/2006" xmlns:mo="http://schemas.microsoft.com/office/mac/office/2008/main" xmlns:mv="urn:schemas-microsoft-com:mac:vml" xmlns:o="urn:schemas-microsoft-com:office:office" xmlns:r="http://schemas.openxmlformats.org/officeDocument/2006/relationships" xmlns:v="urn:schemas-microsoft-com:vml" xmlns:w10="urn:schemas-microsoft-com:office:word" xmlns:w14="http://schemas.microsoft.com/office/word/2010/wordml" xmlns:w="http://schemas.openxmlformats.org/wordprocessingml/2006/main" xmlns:wne="http://schemas.microsoft.com/office/word/2006/wordml" xmlns:wp14="http://schemas.microsoft.com/office/word/2010/wordprocessingDrawing" xmlns:wp="http://schemas.openxmlformats.org/drawingml/2006/wordprocessingDrawing" xmlns:wpc="http://schemas.microsoft.com/office/word/2010/wordprocessingCanvas" xmlns:wpg="http://schemas.microsoft.com/office/word/2010/wordprocessingGroup" xmlns:wpi="http://schemas.microsoft.com/office/word/2010/wordprocessingInk" xmlns:wps="http://schemas.microsoft.com/office/word/2010/wordprocessingShape" mc:Ignorable="w14 wp14">
+  <w:p>
+    <w:pPr>
+      <w:pStyle w:val="Header"/>
+      <w:tabs>
+        <w:tab w:pos="4536" w:val="center"/>
+        <w:tab w:pos="9072" w:val="right"/>
+      </w:tabs>
+    </w:pPr>
+    <w:r>
+      <w:tab/>
+    </w:r>
+    <w:r>
+      <w:t>《劝学》· 单篇精读 · 3 课时 · 重点校 · 思辨型</w:t>
+    </w:r>
+    <w:r>
+      <w:tab/>
+    </w:r>
+  </w:p>
+</w:hdr>
 </file>
 
 <file path=word/numbering.xml><?xml version="1.0" encoding="utf-8"?>
@@ -3667,18 +3062,6 @@
   </w:num>
   <w:num w:numId="9">
     <w:abstractNumId w:val="0"/>
-  </w:num>
-  <w:num w:numId="10">
-    <w:abstractNumId w:val="7"/>
-    <w:lvlOverride w:ilvl="0">
-      <w:startOverride w:val="1"/>
-    </w:lvlOverride>
-  </w:num>
-  <w:num w:numId="11">
-    <w:abstractNumId w:val="7"/>
-    <w:lvlOverride w:ilvl="0">
-      <w:startOverride w:val="1"/>
-    </w:lvlOverride>
   </w:num>
 </w:numbering>
 </file>
@@ -3844,13 +3227,13 @@
     <w:qFormat/>
     <w:rsid w:val="00FC693F"/>
     <w:pPr>
-      <w:spacing w:line="347" w:lineRule="auto"/>
-      <w:jc w:val="left"/>
+      <w:spacing w:line="326" w:lineRule="auto"/>
+      <w:ind w:firstLine="480"/>
     </w:pPr>
     <w:rPr>
-      <w:rFonts w:ascii="PingFang SC" w:hAnsi="PingFang SC" w:eastAsia="PingFang SC"/>
-      <w:color w:val="111827"/>
-      <w:sz w:val="22"/>
+      <w:rFonts w:ascii="宋体" w:hAnsi="宋体" w:eastAsia="宋体"/>
+      <w:color w:val="1C1A17"/>
+      <w:sz w:val="24"/>
     </w:rPr>
   </w:style>
   <w:style w:type="paragraph" w:styleId="Header">
@@ -3908,16 +3291,16 @@
     <w:pPr>
       <w:keepNext/>
       <w:keepLines/>
-      <w:spacing w:before="480" w:after="0" w:line="286" w:lineRule="auto"/>
+      <w:spacing w:before="480" w:after="0"/>
       <w:jc w:val="center"/>
       <w:outlineLvl w:val="0"/>
     </w:pPr>
     <w:rPr>
-      <w:rFonts w:ascii="PingFang SC" w:hAnsi="PingFang SC" w:eastAsia="PingFang SC"/>
+      <w:rFonts w:ascii="黑体" w:hAnsi="黑体" w:eastAsia="黑体"/>
       <w:b/>
       <w:bCs/>
-      <w:color w:val="111827"/>
-      <w:sz w:val="48"/>
+      <w:color w:val="365F91" w:themeColor="accent1" w:themeShade="BF"/>
+      <w:sz w:val="44"/>
       <w:szCs w:val="28"/>
     </w:rPr>
   </w:style>
@@ -3933,16 +3316,15 @@
     <w:pPr>
       <w:keepNext/>
       <w:keepLines/>
-      <w:spacing w:before="200" w:after="0" w:line="265" w:lineRule="auto"/>
-      <w:jc w:val="left"/>
+      <w:spacing w:before="200" w:after="0"/>
       <w:outlineLvl w:val="1"/>
     </w:pPr>
     <w:rPr>
-      <w:rFonts w:ascii="PingFang SC" w:hAnsi="PingFang SC" w:eastAsia="PingFang SC"/>
+      <w:rFonts w:ascii="黑体" w:hAnsi="黑体" w:eastAsia="黑体"/>
       <w:b/>
       <w:bCs/>
-      <w:color w:val="111827"/>
-      <w:sz w:val="36"/>
+      <w:color w:val="4F81BD" w:themeColor="accent1"/>
+      <w:sz w:val="30"/>
       <w:szCs w:val="26"/>
     </w:rPr>
   </w:style>
@@ -3958,16 +3340,15 @@
     <w:pPr>
       <w:keepNext/>
       <w:keepLines/>
-      <w:spacing w:before="200" w:after="0" w:line="265" w:lineRule="auto"/>
-      <w:jc w:val="left"/>
+      <w:spacing w:before="200" w:after="0"/>
       <w:outlineLvl w:val="2"/>
     </w:pPr>
     <w:rPr>
-      <w:rFonts w:ascii="PingFang SC" w:hAnsi="PingFang SC" w:eastAsia="PingFang SC"/>
+      <w:rFonts w:ascii="黑体" w:hAnsi="黑体" w:eastAsia="黑体"/>
       <w:b/>
       <w:bCs/>
-      <w:color w:val="111827"/>
-      <w:sz w:val="30"/>
+      <w:color w:val="4F81BD" w:themeColor="accent1"/>
+      <w:sz w:val="24"/>
     </w:rPr>
   </w:style>
   <w:style w:type="paragraph" w:styleId="Heading4">
@@ -3984,17 +3365,15 @@
       <w:keepNext/>
       <w:keepLines/>
       <w:spacing w:before="200" w:after="0"/>
-      <w:jc w:val="left"/>
       <w:outlineLvl w:val="3"/>
     </w:pPr>
     <w:rPr>
-      <w:rFonts w:ascii="PingFang SC" w:hAnsi="PingFang SC" w:eastAsia="PingFang SC"/>
+      <w:rFonts w:asciiTheme="majorHAnsi" w:eastAsiaTheme="majorEastAsia" w:hAnsiTheme="majorHAnsi" w:cstheme="majorBidi"/>
       <w:b/>
       <w:bCs/>
       <w:i/>
       <w:iCs/>
-      <w:color w:val="111827"/>
-      <w:sz w:val="26"/>
+      <w:color w:val="4F81BD" w:themeColor="accent1"/>
     </w:rPr>
   </w:style>
   <w:style w:type="paragraph" w:styleId="Heading5">
